--- a/01_《三人行》全24集全流程标杆成品库/06_核心场景一景一档/场景05_福慧家园老式家属院“三个雪人”中心院落（1998雪夜 ＆ 2008—2012冬夜）.docx
+++ b/01_《三人行》全24集全流程标杆成品库/06_核心场景一景一档/场景05_福慧家园老式家属院“三个雪人”中心院落（1998雪夜 ＆ 2008—2012冬夜）.docx
@@ -910,7 +910,7 @@
               <w:t>并排伫立的三个雪人（胡萝卜鼻、树枝手）、覆雪松树、3000K老式钠灯杆</w:t>
               <w:br/>
               <w:br/>
-              <w:t>【镜头轴线与动线功能】全剧核心意象机位：承载EP01开篇1998雪夜荀未来踹碎雪人、6岁赵左右重堆三个雪人说出“三人成众”；EP02院心出现第三个雪人；EP10等集三代人在雪人旁密谈</w:t>
+              <w:t>【镜头轴线与动线功能】全剧核心意象机位：承载EP01开篇1998雪夜失控成年陌生男人踹碎雪人、6岁赵左右重堆三个雪人说出“三人成众”；EP02院心出现第三个雪人；EP10等集三代人在雪人旁密谈</w:t>
             </w:r>
           </w:p>
         </w:tc>
@@ -1093,7 +1093,7 @@
           <w:color w:val="141414"/>
           <w:sz w:val="21"/>
         </w:rPr>
-        <w:t>在1998年的大雪夜里，41岁崩溃的荀未来在此踹碎雪人，6岁的幼年赵左右蹲在钠灯暖光下亲手堆起第三个雪人，用童音说出“三个雪人，三人成众，以后就没人再敢欺负你了”，奠定了全剧温暖治愈的灵魂基调。</w:t>
+        <w:t>在1998年的大雪夜里（EP01第1-4场），一个素不相识、情绪失控的成年陌生男人拿着酒瓶在此指着雪人咆哮（“你是不是笑我？……你笑我是吧？我让你笑！”）并一脚踹碎雪人；等那个陌生男人走远后，6岁的幼年赵左右蹲在钠灯暖光下把散落的积雪重新拢起，亲手并排堆起了三个雪人，对着雪人对自己说出“赵左右，老师说，三人成众。你现在不是一个人了。没人再敢欺负你了”，奠定了全剧温暖治愈的灵魂基调（并与EP24第24-9场2012冬夜20岁崩溃的赵左右自己拎着啤酒瓶对微笑雪人哭喊“笑什么？我问你笑什么！”形成跨越24集的宿命微镜像）。</w:t>
       </w:r>
     </w:p>
     <w:p>
@@ -1170,7 +1170,7 @@
           <w:color w:val="141414"/>
           <w:sz w:val="21"/>
         </w:rPr>
-        <w:t>EP01第1-3/1-4场：1998年冬夜，初穿崩溃的41岁荀未来在院里踹碎雪人，6岁赵左右冒寒重堆起三个雪人，立下“三人成众”誓言；EP02清晨2008年的院落里再次出现并排的三个雪人。</w:t>
+        <w:t>EP01第1-3/1-4场：1998年冬夜，失控成年陌生男人在院里拿酒瓶指雪人怒骂并踹碎雪人，他走远后6岁赵左右冒寒重堆起三个雪人，对自己立下“三人成众，没人再敢欺负你了”誓言；EP02清晨2008年的院落里再次出现并排的三个雪人。</w:t>
       </w:r>
     </w:p>
     <w:p>
@@ -1235,2153 +1235,6 @@
         <w:t>EP20赵左右在院落门口被小雪搭讪，凭其把“前年的台风”说成“去年”当场识破其未来人身份；EP21赵左右在五楼卧室推窗冲院里的小雪喊给门票钱；EP22五口之家饺子宴后，赵东来与刘美奕在院外风雪路上含泪目送16岁、41岁、66岁三个儿子并肩远行。</w:t>
       </w:r>
     </w:p>
-    <w:p>
-      <w:pPr>
-        <w:spacing w:before="160" w:after="80" w:line="384" w:lineRule="auto"/>
-        <w:jc w:val="left"/>
-      </w:pPr>
-      <w:r>
-        <w:rPr>
-          <w:rFonts w:ascii="Arial" w:hAnsi="Arial" w:eastAsia="黑体"/>
-          <w:b/>
-          <w:color w:val="141414"/>
-          <w:sz w:val="22"/>
-        </w:rPr>
-        <w:t>（附）本场景全剧登场场次、人物走位调度与场内对白逐集纪实（100%对齐定稿文学剧本）</w:t>
-      </w:r>
-    </w:p>
-    <w:p>
-      <w:pPr>
-        <w:spacing w:before="40" w:after="80" w:line="384" w:lineRule="auto"/>
-        <w:ind w:firstLine="400"/>
-        <w:jc w:val="left"/>
-      </w:pPr>
-      <w:r>
-        <w:rPr>
-          <w:rFonts w:ascii="Times New Roman" w:hAnsi="Times New Roman" w:eastAsia="宋体"/>
-          <w:b w:val="0"/>
-          <w:color w:val="141414"/>
-          <w:sz w:val="20"/>
-        </w:rPr>
-        <w:t>◆ EP01《夺回人生》：【1-3　外　家属院·院落入口（1998） — 夜】：空间调度与动作详情：红砖砌成的老式家属院居民楼笼罩在夜色里，楼下积雪深厚，停放着几辆落满雪的老式二八自行车。幼年赵左右捧着白色餐盒一边低头吃着烤串，一边往自家单元楼方向走。 前方院落中央忽然传来一个成年男人歇斯底里的怒吼声。幼年赵左右咀嚼的动作慢了下来，警觉地停住脚步望向院心。 切至：　【1-4　外　家属院·三个雪人院落（1998） — 夜】：出场角色：失控成年男人、刘美奕（画外）、幼年赵左右、成年赵左右（画外音）；空间调度与动作详情：院落中央的雪地上立着刚堆好的雪人。一个情绪失控的成年男人正站在雪人跟前，指着雪人怒目咆哮。幼年赵左右站在几步外的阴影里静静看着。 幼年赵左右握着餐盒沉默地看着他，小小的脸庞上满是困惑与戒备。男人突然狂性大发，抬脚狠狠踹向面前的雪人，洁白的雪块顿时四分五裂、散落一地。 幼年赵左右没有贸然冲上去，而是等那个发泄完怒火的男人骂骂咧咧地彻底走远后，才连忙迈开步子跑到被踹碎的雪堆旁。 雪地上散落着坍塌的雪人残体和一枚滚落出来的红色小装饰物。幼年赵左右伸出戴着厚手套的手，把那枚红色小装饰物轻轻捡了起来。这时，上方居民楼亮着暖黄灯光的窗户里传来了母亲刘美奕的喊声。 幼年赵左右仰起头朝楼上窗户脆生生地应了一句。；场内关键对白：失控成年男人：“你是不是笑我？” ／ 失控成年男人：“你笑我是吧？我让你笑！我让你笑！” ／ 刘美奕（画外）：“赵左右！你愣着干啥呢？菜都凉了！” ／ 幼年赵左右：“来了！” ／ 成年赵左右（画外音）：“堆雪人，好像也是很遥远的事情了。”　【1-30　外　家属院·三个雪人院落 — 夜】：出场角色：赵左右；空间调度与动作详情：老式家属院的中心院落里，一大两小三个雪人依旧并排立在砖砌矮墙边的雪地里。 背着黑色双肩包的赵左右踏着积雪走进院子，在三个雪人面前停下脚步。他伸出手，轻轻替那个戴着黑色针织帽、插着胡萝卜鼻子的小雪人拂去头顶的浮雪，原本紧绷疲惫的眉眼渐渐柔和下来，轻声对自己说了一句。 他在雪人前静静站了一会儿，随后转身走进居民楼的单元门。 切至：；场内关键对白：赵左右：“生日快乐。”　【1-38　内/外　2008冬夜多空间群像（漫画屋房间·罗爱文家·办公室·赵家主卧·家属院） — 夜/晨】：出场角色：荀未来（内心独白）、赵东来＆刘美奕（闪回）、荀未来（画外音）、戴主任、赵东来、刘美奕；空间调度与动作详情：开始音乐蒙太奇： 漫画屋狭小的房间里，荀未来摩挲着身份证，在心底向16岁的自己低声告解。 赵家生日餐桌前，父母笑着祝福儿子，少年赵左右开心地向爸妈道谢。 漫画屋洗手间镜子前，荀未来看着镜中41岁的自己，身后衣架上挂着那件蓝白相间的长林八中校服；欧式豪宅餐厅里，身穿黑白条纹毛衣的罗爱文正陪着家人吃饭。 荀未来回到小木桌前，在暖黄的台灯下翻开书本静静独处。；场内关键对白：荀未来（内心独白）：“小赵，原谅我。我知道学纸媒，你可能真的会穷二十五年。但我只能顾着先改善自己当下的生活。我们是一个人，这样……不算自私吧。” ／ 赵东来＆刘美奕（闪回）：“心想事成。” ／ 荀未来（画外音）：“来到2008年，像一次毫无准备的长途旅行。这里有我熟悉的人——却唯独没那么熟悉自己。” ／ 荀未来（画外音）：“第一夜，思绪乱飞。改命，我怎么敢的？我从来都不敢。所以我必须敢。” ／ 戴主任：“怪不得早上一直护着这破杂志，不肯让我没收。青春，真好。”　【1-42　外　家属院·三个雪人院落 — 日】：空间调度与动作详情：清晨的阳光洒在老式家属院的积雪小路上。戴着黑色礼帽与墨镜的神秘老人收起手机，双手背在身后，步履沉缓地从院落中央那三个并排而立的雪人身旁走过，径直迈入赵左右家所在的单元楼门洞。 切至：</w:t>
-      </w:r>
-    </w:p>
-    <w:p>
-      <w:pPr>
-        <w:spacing w:before="40" w:after="80" w:line="384" w:lineRule="auto"/>
-        <w:ind w:firstLine="400"/>
-        <w:jc w:val="left"/>
-      </w:pPr>
-      <w:r>
-        <w:rPr>
-          <w:rFonts w:ascii="Times New Roman" w:hAnsi="Times New Roman" w:eastAsia="宋体"/>
-          <w:b w:val="0"/>
-          <w:color w:val="141414"/>
-          <w:sz w:val="20"/>
-        </w:rPr>
-        <w:t>◆ EP02《第三个雪人》：【2-5　外/内　《三人行》白昼篇片头序列与校园航拍 — 日】：空间调度与动作详情：白昼篇主题片头画面依次展开：风雪中的长林街道、撑伞独行的身影、跨越时空的齿轮与莫比乌斯环、少年与中老年三代自我的凝视，定格于片名《三人行 THE TRIPLE ECHO OF TIME》。 镜头自高空俯瞰白雪皑皑的长林市第八中学红砖教学楼群，画面下方浮现本集片名：“第2集 第三个雪人”。 切至：　【2-28　外/内　赵左右家居民楼下三个雪人院落与五楼501门口（倒叙：1月21日夜） — 夜】：出场角色：赵了；空间调度与动作详情：1月21日深夜，鹅毛大雪纷纷扬扬。66岁的赵了蹲在赵家楼下的院落里，亲手将三个并排的雪人堆砌成型，并为雪人戴上手套与帽子。他站起身，慈祥而悲悯地注视着三个雪人。 五楼501室防盗门外，赵了将一只系着蓝色丝带、印着“HAPPY BIRTHDAY”的太空主题透明盒生日蛋糕轻轻放在地上。他站在门前，摘下头顶的黑色礼帽，对着紧闭的家门温柔微笑。 赵了重新戴好礼帽，转过身走向对门的502室，在跨进门内的瞬间低声轻叹。 切至：；场内关键对白：赵了：“小赵啊，我和荀未来，你只能选一条路。但无论你怎么选……” ／ 赵了：“生日快乐。” ／ 赵了：“二零零八年，久违了。”</w:t>
-      </w:r>
-    </w:p>
-    <w:p>
-      <w:pPr>
-        <w:spacing w:before="40" w:after="80" w:line="384" w:lineRule="auto"/>
-        <w:ind w:firstLine="400"/>
-        <w:jc w:val="left"/>
-      </w:pPr>
-      <w:r>
-        <w:rPr>
-          <w:rFonts w:ascii="Times New Roman" w:hAnsi="Times New Roman" w:eastAsia="宋体"/>
-          <w:b w:val="0"/>
-          <w:color w:val="141414"/>
-          <w:sz w:val="20"/>
-        </w:rPr>
-        <w:t>◆ EP03《少年的决定》：【3-1　外/内　《三人行》白昼篇主题片头序列（OP） — 日/夜】：空间调度与动作详情：*开始片头音乐： 伴随轻快而略带怅惘的钢琴与弦乐主题曲，二维手绘动画与白昼篇片头画面徐徐展开：戴着鲜红围巾的少年奔跑在2008年大雪纷飞的长林八中校园与红白相间的有轨电车轨道之间，校门口并肩而行的青春背影、风雪院落里并排伫立的三个雪人、跨越时空的莫比乌斯环与齿轮钟摆依次掠过，最终定格于剧名《三人行 THE TRIPLE ECHO OF TIME》。 切至：　【3-9　外/内　老式家属院“三个雪人”院落与五楼501室门口 — 夜】：出场角色：赵左右、赵东来；空间调度与动作详情：暮色四合，华灯初上。赵左右领着荀未来走进福慧家园老式家属院积雪的中心院落。院子中央并排伫立着三个可爱的雪人。 荀未来停下脚步，目光复杂地凝视着那三个雪人。一旁的赵左右得意地拍了拍胸脯。 两人走进6栋单元门爬上五楼。赵左右三步并作两步跑到501室防盗门前敲门喊“爸！”，回头却见身穿黑色满印白色猫咪图案毛衣的荀未来站在水泥楼梯半腰，脚步走得极慢，满脸近乡情怯的恍惚。 501室的绿色防盗门打开，身穿灰色圆领毛衣内搭白衬衫的父亲赵东来迎了出来。 赵东来客气地向荀未来点了点头，随即拉过赵左右小声叮嘱。；场内关键对白：赵左右：“厉害吧？我堆的！走吧。” ／ 赵左右：“咋了你今天？不舒服啊？平时走路我都跟不上你。” ／ 赵左右：“爸，荀未来，我跟你说过的。他在学校里帮了我个大忙，我请他来家里吃饭，让妈多备双筷子。” ／ 赵东来：“你好。——再有什么事啊，先给家里说一声……这个，家里有一个客人了。” ／ 赵左右：“没事。”</w:t>
-      </w:r>
-    </w:p>
-    <w:p>
-      <w:pPr>
-        <w:spacing w:before="40" w:after="80" w:line="384" w:lineRule="auto"/>
-        <w:ind w:firstLine="400"/>
-        <w:jc w:val="left"/>
-      </w:pPr>
-      <w:r>
-        <w:rPr>
-          <w:rFonts w:ascii="Times New Roman" w:hAnsi="Times New Roman" w:eastAsia="宋体"/>
-          <w:b w:val="0"/>
-          <w:color w:val="141414"/>
-          <w:sz w:val="20"/>
-        </w:rPr>
-        <w:t>◆ EP04《避风港争夺战》：【4-4　外/内　《三人行》白昼篇主题片头序列（OP） — 日/夜】：空间调度与动作详情：*开始片头音乐： 伴随轻快而略带怅惘的钢琴与弦乐主题曲，《三人行》白昼篇片头画面徐徐展开：戴着鲜红围巾的少年奔跑在2008年大雪纷飞的长林八中校园与红白相间的有轨电车轨道之间，电话亭百叶窗前的神秘剪影、风雪院落里并排伫立的三个雪人、跨越时空的莫比乌斯环与逆向飞旋的齿轮钟摆依次掠过，16岁赵左右、41岁荀未来、66岁赵了三代自我并肩伫立于纯白雪原之上，最终定格于剧名《三人行 THE TRIPLE ECHO OF TIME》。 切至：　【4-7　外　福慧家园老式家属院·五楼窗下雪地 — 夜】：空间调度与动作详情：零下二十度的寒夜里北风呼啸，鹅毛大雪纷扬飘落。 16岁的赵左右连滚带爬地冲出单元门，跑到自家五楼窗户正下方的积雪堆旁，“扑通”一声双膝跪倒在冰冷刺骨的雪地里。 少年将羽绒服兜帽拉起，把头深深埋在臂弯里失声痛哭。他伸出冻得通红僵硬的双手，发疯似地在冻硬的雪层与冰碴间徒手扒拉着被父亲撕碎抛下的《小知音》残页。锋利的冰凌与纸缘划破了少年的指尖，殷红的鲜血一滴滴渗出，染红了手心里那几片残破的铅字纸屑。 切至：　【4-17　外　福慧家园老式家属院·单元门外红扶手水泥台阶 — 夜】：出场角色：荀未来、赵东来、荀未来（内心独白）；空间调度与动作详情：夜色深沉，福慧家园老式家属院内积雪皑皑，昏黄的街灯在雪地上洒下一片孤寂的暖光。 身穿军绿色连帽长款羽绒派克大衣（内搭翠绿色高领毛衣）的41岁荀未来骑着二八自行车驶入家属院。他支好自行车正准备走进6栋单元门上楼，脚步却猛然停住了—— 只见单元门外冰冷的水泥台阶上（两侧立着鲜红色的圆管铁扶手），身穿黑色连帽羽绒服的父亲赵东来正独自一人缩坐着，手里拎着半瓶绿瓶二锅头白酒，一口接一口地仰头喝着闷酒。 荀未来怔怔地望着父亲孤单萧索的背影，放轻脚步走上水泥台阶，在父亲身旁并肩坐了下来。 赵东来醉眼朦胧地转头看了他一眼，有气无力地摆了摆手。；场内关键对白：荀未来：“叔，是我，赵左右的同学，之前去过您家吃饭，我叫小荀。” ／ 赵东来：“黑灯瞎火的，别在外面晃了，赶紧回家吧。” ／ 荀未来：“我来陪您喝！叔，我是站您的，赵左右这次确实太过分了！您把他的书撕了——” ／ 赵东来：“撕！撕得好！你们这帮孩子是咋的了？大人说话不管用了？这都是为了他好，他怎么就不懂啊！你说理科是不是有前途？互联网就是未来的大趋势！我让他报理科，他非得报文科，他妈还帮他签字，整得我好像整天要害他一样！” ／ 赵东来：“你多大啊你喝酒？”　【4-20　外　福慧家园老式家属院·“三个雪人”院落 — 日】：出场角色：赵左右、赵了；空间调度与动作详情：次日白昼，阳光映照着福慧家园家属院洁白的积雪。一辆红银配色的出租车（TAXI）缓缓驶入院落，停在院子中央并排伫立的三个雪人旁。 车门打开，身穿浅灰色连帽开衫卫衣（内搭白衬衫与黑色窄领带、头戴黑色英文刺绣棒球帽）的66岁赵了与身穿灰蓝色羽绒服、背着双肩书包的16岁赵左右一同走下出租车。 出租车驶离后，赵左右站在雪地里，满脸不舍地拉住赵了的衣袖。 赵了温和地拍了拍16岁少年的肩膀，朝6栋五楼的方向努了努嘴。 一听要回501室面对父亲，16岁的赵左右顿时委屈地皱起眉头，腮帮子鼓了起来。；场内关键对白：赵左右：“爷爷，咱还去岁月潭吗？我攻略都做好了！” ／ 赵了：“不去了，回家陪爸爸好好说说话。” ／ 赵左右：“所以这两天你是帮我爸妈在监视我对吧？我爸气消了我还得看我气消了吗！” ／ 赵了：“相比我，你爸妈才是你在这个世界上最重要的人。既然爸爸消气了，就别让他再伤心了，去吧。”</w:t>
-      </w:r>
-    </w:p>
-    <w:p>
-      <w:pPr>
-        <w:spacing w:before="40" w:after="80" w:line="384" w:lineRule="auto"/>
-        <w:ind w:firstLine="400"/>
-        <w:jc w:val="left"/>
-      </w:pPr>
-      <w:r>
-        <w:rPr>
-          <w:rFonts w:ascii="Times New Roman" w:hAnsi="Times New Roman" w:eastAsia="宋体"/>
-          <w:b w:val="0"/>
-          <w:color w:val="141414"/>
-          <w:sz w:val="20"/>
-        </w:rPr>
-        <w:t>◆ EP05《回家》：【5-1　外　家属院·雪地天台与铁楼梯（赵左右梦境） — 夜】：出场角色：赵左右、荀未来、赵了；空间调度与动作详情：二零零八年深冬寒夜，鹅毛大雪纷纷扬扬洒落。家属院空旷的雪地天台中央，突兀地摆着一张单人折叠床。十六岁的赵左右身穿黑白大格纹加厚睡衣套装、脚蹬深色棉拖鞋，裹着棉被躺在折叠床上沉睡，眉头紧锁，闭着眼喃喃呓语。 赵左右猛地睁开双眼，从折叠床上惊醒坐起，茫然环顾四周白雪皑皑的天台与昏黄的路灯。 赵左右掀开棉被下床，踩着厚厚的积雪沿着天台走廊焦急寻找，双手拢在嘴边大声呼喊。 赵左右迈步走到住宅楼外铁栏杆楼梯拐角处，目光扫向坐在覆雪台阶上的四十一岁荀未来——荀未来身穿深灰色毛绒厚睡袍、内搭白T恤与深色睡裤，正半闭着双眼仰头灌了一口绿罐雪花啤酒，嘴角挂着酒渍，神态迷离醉顿。赵左右疑惑地走过去在他身旁台阶上坐下。 荀未来眼神涣散地斜睨了赵左右一眼，冷漠地反问。；场内关键对白：赵左右：“荀哥……几点了……陈明……” ／ 赵左右：“搞什么？我不是和荀哥、陈明睡在漫画屋吗？这哪啊？” ／ 赵左右：“荀哥！陈明！别闹了，你们快出来啊！荀哥！” ／ 赵左右：“荀哥，你咋在这喝酒呢？” ／ 荀未来：“你叫谁啊？”　【5-17　外/内　家属院·雪夜长椅与502室卧室 — 深夜】：出场角色：赵东来、荀未来、赵左右、赵了；空间调度与动作详情：居民楼外的走廊长椅旁积着厚雪，昏黄的路灯下，赵东来与荀未来并肩倚坐在长椅上，手里各自握着绿罐雪花啤酒，不时仰头畅饮后长吁一口气，满脸疲态。 赵东来摆了摆手，转头看着身旁的荀未来认真强调。 不远处的台阶下方阴影里，寻来的赵左右听到上方的说话声停下脚步，仰起头望向长椅方向（画外音）。 长椅上，喝高了的赵东来神情落寞、眼眶泛红，一边拍着胸口比划手势，一边满面辛酸地仰靠在墙上吐露苦水。 站在台阶下阴影里的赵左右听到父亲那句“哎呦我是真没钱呀”，眼神微微一颤，眼底涌起一阵心疼与触动。然而紧接着，长椅上的荀未来神色从同情转为得意，伸手一把搭住赵东来的肩膀炫耀起来。；场内关键对白：赵东来：“鞠躬尽瘁你知道吗？我真的是鞠躬尽瘁呀，啊。” ／ 荀未来：“谁不是呢？想把最好的东西都给他。” ／ 赵东来：“谁不是啊，嗯？不不不不，咱两个不一样，那我是他爸，我要对他负责啊！” ／ 赵左右：“他们去哪儿了？应该没走远吧。” ／ 赵东来：“你知道孩子从小，吃喝拉撒、买衣服、看病、上学，哪都得花钱啊！哎哟我这压力是真大呀，他呢？他什么时候能够理解过我这个当爹的啊？你就说他想要那个手机，我能不想给他吗？哎呦我是真没钱呀！”</w:t>
-      </w:r>
-    </w:p>
-    <w:p>
-      <w:pPr>
-        <w:spacing w:before="40" w:after="80" w:line="384" w:lineRule="auto"/>
-        <w:ind w:firstLine="400"/>
-        <w:jc w:val="left"/>
-      </w:pPr>
-      <w:r>
-        <w:rPr>
-          <w:rFonts w:ascii="Times New Roman" w:hAnsi="Times New Roman" w:eastAsia="宋体"/>
-          <w:b w:val="0"/>
-          <w:color w:val="141414"/>
-          <w:sz w:val="20"/>
-        </w:rPr>
-        <w:t>◆ EP06《暖雪》：【6-15　外/内　雪夜街道与王一漫家二楼卧室 — 夜】：出场角色：徐图图、赵左右、王一漫；空间调度与动作详情：雪夜街头，头戴白色毛绒耳罩、身穿浅蓝色羊羔毛大衣的徐图图怀抱绿色礼盒走到赵左右家楼下，仰望五楼亮灯的窗户，掏出索爱手机给“赵左右（狂野阳光）”发送短信（画外音）。 就在这时，身穿黑色牛角扣连帽大衣的赵左右一边接听荀未来的电话，一边从单元门冲出，匆匆跑过路口。 飞霞湾别墅餐厅内，座钟走过半点，舅舅转头向杨敏打听漫漫有没有对象，被王伟之正色打断：“哎，别瞎说啊，我们家漫漫不可能早恋！”杨敏挂念女儿，起身走上二楼推开王一漫卧室房门呼唤“漫漫，你好了吗”，却见房间空无一人，阳台栏杆上赫然系着打结垂向楼下的白色床单！ 雪夜街道上，身穿棕色牛角扣毛领大衣、系着红格围巾的王一漫正迎着寒风边跑边给荀未来打电话。 街角处，怀抱礼盒的徐图图目送赵左右跑向东湖公园方向的背影，疑惑地跟了上去。；场内关键对白：徐图图：“偷偷告诉你，一个小时后会有火流星出现，有暖雪奇观，你一定要准时出门来看！” ／ 赵左右：“好的，荀哥，我马上就到！” ／ 王一漫：“荀未来，我马上来了，你一定要等我！” ／ 徐图图：“他这是去哪儿啊？”</w:t>
-      </w:r>
-    </w:p>
-    <w:p>
-      <w:pPr>
-        <w:spacing w:before="40" w:after="80" w:line="384" w:lineRule="auto"/>
-        <w:ind w:firstLine="400"/>
-        <w:jc w:val="left"/>
-      </w:pPr>
-      <w:r>
-        <w:rPr>
-          <w:rFonts w:ascii="Times New Roman" w:hAnsi="Times New Roman" w:eastAsia="宋体"/>
-          <w:b w:val="0"/>
-          <w:color w:val="141414"/>
-          <w:sz w:val="20"/>
-        </w:rPr>
-        <w:t>◆ EP07《舒图来了》：【7-5　外/内　漫画屋·吧台与家属楼下 — 深夜】：出场角色：陈明、荀未来；空间调度与动作详情：深夜积雪的街道上，成年舒图撑着透明雨伞独自缓步前行。 三条鱼漫画屋吧台前，身穿棕色羽绒服的四十一岁荀未来正靠在收银台边，借着昏黄的台灯独酌绿罐哈尔滨啤酒，神情落寞。借宿在里间、身穿蓝白相间运动校服外套的十六岁陈明推门走出来，看了一眼满身酒气的荀未来。 荀未来晃了晃手里的绿罐哈尔滨啤酒，朝陈明摆了摆手。 陈明没再多劝，转身回里间休息。荀未来独自对着满桌旧书仰头灌了一口啤酒，从羽绒服口袋里摸出那张二零三三年人生有限公司的白色卡片，对着卡片苦笑着自言自语。 荀未来把卡片往桌上一丢，疲惫地趴在吧台书堆上沉沉睡去。；场内关键对白：陈明：“你真的不回屋睡吗？” ／ 荀未来：“不了，你自己去睡吧。” ／ 荀未来：“造化弄人，王一漫呀王一漫，时间可真是跟我开了一个巨大的玩笑啊。我这怎么跟小赵去解释？你也玩我是吧？突然就剩一天，突然又变好了，抽风是吧？你说说怎么改个过去，就这么难呢。”　【7-7　内/外　漫画屋·门口 — 日】：出场角色：舒图、荀未来；空间调度与动作详情：三条鱼漫画屋内，趴在书堆上熟睡的荀未来悠悠醒来，伸了个大大的懒腰，将吧台上的哈尔滨啤酒空罐随手扔进垃圾桶，打着哈欠走到店门前，双手抓住铁卷帘门往上一推——门外阳光下，赫然站着冷眼抱臂的四十一岁舒图！ 荀未来魂飞魄散，本能地死死拽住卷帘门把手猛往下拉！舒图眼疾手快冲上前一步，双手抓住卷帘门下沿与他隔门角力。 门内的荀未来死死拽着卷帘门铁把，活像见了鬼一样隔着门缝低吼。 门外的舒图双手扣住卷帘门底沿，寸步不让地硬顶回去。 荀未来咬牙发力将卷帘门往下压到离地只剩半尺，舒图毫不退让，直接蹲下身将右手手掌垫在冰冷的卷帘门底沿下方！荀未来吓得脸色煞白，急忙收住力道。；场内关键对白：舒图：“有本事别躲呀，赵左右！” ／ 荀未来：“你怎么来的？！” ／ 舒图：“你怎么来我就怎么来！” ／ 荀未来：“把手拿开！” ／ 舒图：“你还知道心疼我呀？”　【7-12　外/内　家属楼下雪巷·漫画屋与出租车 — 夜】：出场角色：赵左右、荀未来；空间调度与动作详情：赵左右匆忙套上棕色羽绒服追出单元门，不料守在门外的舒图突然出手，一把从赵左右手里夺过那部诺基亚直板手机，转身就往雪巷深处飞奔！赵左右大吃一惊，拔腿在后面狂追。 舒图甩开赵左右闪身拐进小巷暗处，熟练地用抢来的赵左右手机调出“荀未来”的号码，飞快按下“救我，岁月潭！”五个字点击发送。 三条鱼漫画屋内，正在扫地的荀未来听到摩托罗拉翻盖手机响起提示音，翻开一看，屏幕上赫然显示着发件人“舒图”（原赵左右号码）发来的短信：救我 岁月潭。荀未来脸色剧变。 荀未来一把扔下扫帚，抓起外套和围巾冲出店门，在街头拦下一辆车牌号为 吉A·MD153 的出租车钻进后座。 切至：；场内关键对白：赵左右：“哎，你咋还抢劫啊？！喂！站住！站住，别跑！” ／ 荀未来：“救我，岁月潭？岁月潭，岁月潭是白雪地！我靠，这个疯女人，不会是打算把小时候的我，带回2033年吧？！” ／ 荀未来：“岁月潭，麻烦快点，谢谢！”</w:t>
-      </w:r>
-    </w:p>
-    <w:p>
-      <w:pPr>
-        <w:spacing w:before="40" w:after="80" w:line="384" w:lineRule="auto"/>
-        <w:ind w:firstLine="400"/>
-        <w:jc w:val="left"/>
-      </w:pPr>
-      <w:r>
-        <w:rPr>
-          <w:rFonts w:ascii="Times New Roman" w:hAnsi="Times New Roman" w:eastAsia="宋体"/>
-          <w:b w:val="0"/>
-          <w:color w:val="141414"/>
-          <w:sz w:val="20"/>
-        </w:rPr>
-        <w:t>◆ EP08《时间的玩笑》：【8-7　外　雪后胡同街道与平房屋顶 — 日】：出场角色：舒图；空间调度与动作详情：舒图满腔怒火地推门走出公用电话亭，手里拎着那个淡绿色礼盒径直走到路边的绿色环卫垃圾桶前，毫不犹豫地扬手将礼盒扔进了垃圾桶里，站在原地低头大口喘气平复呼吸。 然而仅仅过了两秒，舒图又忍不住伸出手，从垃圾桶里把那个淡绿色礼盒重新捞了出来。她揭开盒盖，取出里面那顶十六岁自己一针一线织出来的白色粗毛线帽，双手轻轻摩挲着帽檐上绣着的小雏菊与眨眼笑脸，眼眶渐渐泛红，咬着牙哽咽低语。 舒图转身将空礼盒随手一扔，盒盖内侧那张写着“To：赵左右 谢谢你的那一票”的黄色小熊便利贴飘落在洁白的雪地上。胡同拐角的红砖墙后，头戴深灰色鸭舌帽、身穿深棕色长款毛呢大衣的六十六岁赵了正静静伫立在暗处，默默注视着她的一举一动。 舒图捏着那顶白色毛线帽快步走进雪地平房巷道，在一处覆满厚雪的低矮平房前停下脚步。她仰头看了一眼高处的屋顶，猛地一扬手，将那顶白色笑脸毛线帽用力扔上了高高的平房雪顶！舒图抬头看了一眼落在屋顶积雪中的帽子，决绝地转身离去；身后的赵了缓缓走出墙角，目送她的背影远去。 切至：；场内关键对白：舒图：“你就不配。”　【8-14　外　家属院·雪地长椅空地 — 日】：出场角色：赵左右、舒图；空间调度与动作详情：冬日的阳光穿透云层，折射出一抹淡淡的彩虹光晕。家属院积雪的休闲空地上，十六岁的赵左右双手插在米白色短款羽绒服口袋里漫步走回院子，低头瞥见雪地上立着一只喝空的绿色八王寺玻璃汽水瓶，脚步一顿——只见不远处的长椅上，身穿黑色双排扣长款呢大衣的四十一岁舒图正悠闲地坐着喝汽水。赵左右警惕地走上前站定。 舒图放下手里的八王寺汽水瓶，冲着赵左右微微一笑，伸手拍了拍身旁的长椅空位。 赵左右站在原地眉头紧蹙，防备地审视着眼前这个昨天刚抢过他手机的古怪女人。舒图扑哧一笑，用手指点了点长椅激他。 少年赵左右的好胜心瞬间被激起，眼神一凛，大步走过去一屁股坐到了长椅的另一端。 舒图将手中那瓶还剩大半瓶的八王寺玻璃汽水递向赵左右。赵左右接过汽水瓶仰头咕咚喝了一大口，舒图侧过头微笑着注视他，抬手比划了一下。；场内关键对白：赵左右：“又是你？你怎么又来了？” ／ 舒图：“等你啊。来。” ／ 舒图：“这就怕了？” ／ 赵左右：“谁怕了！” ／ 舒图：“比咖啡好喝吧？”　【8-16　外/内　八中铁栅栏外雪街与八中后街砂锅麻辣烫店 — 日】：出场角色：徐图图（广播画外音）、舒图、麻辣烫舒老板、麻辣烫店员；空间调度与动作详情：四十一岁的舒图独自站在福慧家园楼下最后仰望了一眼五楼五零一室的窗户，随后转身沿着长林八中校外的黑色铁栅栏人行道缓步前行。漫天冬日街景中，她的脑海里忽然回荡起十六岁时自己在八中广播室里对着麦克风说过的那段话—— 【闪回·长林八中一楼广播室】十六岁的徐图图戴着黑框眼镜坐在调音台鹅颈麦克风前，对着全校师生畅想着未来。 回到八中铁栅栏外的雪地街口，四十一岁的舒图停下脚步，低头自嘲地轻笑叹气，随即眼神一定，转身朝八中后街走去。 八中后街“砂锅麻辣烫”店门外挂着红底白字招牌。舒图伸手掀开透明塑料门帘走进热气腾腾的店堂。正在后厨柜台前忙碌的舒老板转过头迎客，满面笑容地招呼她落座。 舒图微笑着点了点头，走到靠窗的木质卡座坐下。舒老板拿着塑封菜单走到桌旁递给舒图，双手交叠在围裙前热情地指向食材自选区介绍。；场内关键对白：徐图图（广播画外音）：“我跟你们说，学校旁边这家麻辣烫的藕，是从磁州运过来的，特别脆！假如很久以后的未来，我能通过时空旅行回到八中，我真的啥都不想干，就想再去这家店吃一次。” ／ 舒图：“最重要的大事儿，我怎么就给忘了呢。” ／ 麻辣烫舒老板：“哎，一位啊？随便坐，随便坐。” ／ 麻辣烫舒老板：“你看看吃点啥？自选也行啊，啥都有。那……那边一招呼就过来啊。” ／ 舒图：“还是要这个套餐吧。”</w:t>
-      </w:r>
-    </w:p>
-    <w:p>
-      <w:pPr>
-        <w:spacing w:before="40" w:after="80" w:line="384" w:lineRule="auto"/>
-        <w:ind w:firstLine="400"/>
-        <w:jc w:val="left"/>
-      </w:pPr>
-      <w:r>
-        <w:rPr>
-          <w:rFonts w:ascii="Times New Roman" w:hAnsi="Times New Roman" w:eastAsia="宋体"/>
-          <w:b w:val="0"/>
-          <w:color w:val="141414"/>
-          <w:sz w:val="20"/>
-        </w:rPr>
-        <w:t>◆ EP09《人生失控》：【9-10　外/内　徐图图家筒子楼下与五栋602室卧室 — 夜】：出场角色：徐图图、舒洁；空间调度与动作详情：深夜，戴着白色毛绒耳罩的徐图图走进自家筒子楼前的巷道。当她迈步走上外挂铁楼梯时，惊讶地发现原本坏了好几个月的楼梯口声控路灯竟然亮起了温暖明亮的灯光！徐图图仰头看着修好的路灯，开心地会心一笑，快步跑上二楼进屋。 而在楼下路边黑暗的雪地旁，那辆黑色路虎越野车正静静停在阴影里——驾驶座上，头戴黄色毛线帽、身穿宝蓝色羽绒服的六十六岁赵了缓缓摘下双手戴着的蓝色防滑劳保手套，将手里的剥线钳与螺丝刀轻轻放在副驾驶座上那本翻开的《海尔冰箱空调维修指南》和万用表旁，仰头望着二楼亮起的灯光，露出一抹慈祥安心的微笑。 五栋六零二室温馨的卧室内，身穿驼色连帽卫衣的母亲舒洁正站在床边，温柔地替脱下大衣穿校服的女儿徐图图按揉肩膀放松。徐图图舒服地侧过头询问母亲。 舒洁一边熟练地替女儿揉捏着肩颈穴位，一边摇了摇头回答。 徐图图心疼母亲上班辛苦，立刻站起身按着舒洁的肩膀让她在床沿坐下，站在母亲身后用小手卖力地替母亲捏起肩来。；场内关键对白：徐图图：“妈，咱家楼梯的那个灯，你修好了？” ／ 舒洁：“不是我，我也纳闷呢。咱们这个地方又没有物业，可能是好心人吧。” ／ 徐图图：“换我了，看我的。坐好。” ／ 徐图图：“难道是上次打电话的那个爷爷吗？看来这世上，终归是好人多。” ／ 舒洁：“可是当年你妈跟你爸的时候，也觉得他是个好人。”　【9-12　外/内　福慧家园五楼楼道·502室与三条鱼漫画屋 — 夜】：出场角色：刘美奕、赵了、赵左右、荀未来；空间调度与动作详情：深夜，黑色路虎越野车（黑A·6T534）停在福慧家园居民楼下的雪地旁。头戴姜黄色毛线帽、身穿宝蓝色连帽羽绒服的六十六岁赵了推门下车，抬头仰望了一眼五楼亮灯的窗户，呼出一团白气走进单元门。 五楼狭窄的水泥楼道内，赵了走上台阶，抬手敲响了对门五零一室的防盗门。身穿灰色开衫毛衣的母亲刘美奕拉开房门，客气地打招呼。 赵了往屋里望了一眼，温和地询问十六岁赵左右的动向。 刘美奕摇了摇头，脸上带着几分欣慰向老邻居解释。 赵了眉头微不可察地一蹙——在他原本的记忆里，高一的自己从未主动留校上过晚自习。他不动声色地追问了一句。；场内关键对白：刘美奕：“来了。赵先生。” ／ 赵了：“孩子回来了吗？” ／ 刘美奕：“呃，还没呢。他晚上给我打电话说要参加晚自习，还没回来呢。” ／ 赵了：“小赵怎么突然晚自习了呢？” ／ 刘美奕：“这个我不知道。不过孩子爱学习总是好事嘛。”</w:t>
-      </w:r>
-    </w:p>
-    <w:p>
-      <w:pPr>
-        <w:spacing w:before="40" w:after="80" w:line="384" w:lineRule="auto"/>
-        <w:ind w:firstLine="400"/>
-        <w:jc w:val="left"/>
-      </w:pPr>
-      <w:r>
-        <w:rPr>
-          <w:rFonts w:ascii="Times New Roman" w:hAnsi="Times New Roman" w:eastAsia="宋体"/>
-          <w:b w:val="0"/>
-          <w:color w:val="141414"/>
-          <w:sz w:val="20"/>
-        </w:rPr>
-        <w:t>◆ EP11《YOU WIN》：【11-1　外/内　福慧家园五号楼下与502室赵了家（客餐厅与书房） — 夜】：出场角色：赵了、荀未来（画外音）、荀未来、赵左右（电话监听音）；空间调度与动作详情：寒风凛冽的雪夜，身穿棕红色连帽羽绒大衣的四十一岁荀未来蹬着一辆老式自行车拐进福慧家园五号楼门前，利落地跳下车支起脚撑，气冲冲地快步跑进单元门。 五楼五零二室餐桌旁，满头银发、戴着细黑框老花镜的六十六岁赵了正穿着黑色毛衣坐在灯下，眯着眼低头按着一部老式诺基亚直板手机。门外突然响起急促的敲门声，赵了头也不抬地冲门口问了一句。 门外传来荀未来没好气的声音。 赵了放下手机，慢步走到玄关拉开房门。荀未来推门闯进屋里，反手带上门，一边快步走向客厅，一边把双肩包和棕红色羽绒大衣脱下来狠狠摔在沙发上，穿着深蓝色运动夹克一屁股坐到餐椅上，气得直翻白眼。 赵了神色淡定地走回餐桌旁，拿起桌上的玻璃水壶往玻璃杯里倒了一杯凉白开递过去，慢条斯理地揶揄他。；场内关键对白：赵了：“谁呀？” ／ 荀未来（画外音）：“我！” ／ 荀未来：“气死了，真的是快气死了！说那个小屁孩是赵左右，简直就是侮辱我！” ／ 赵了：“你有招你上，啊？反正我认输。” ／ 荀未来：“凉水？！”　【11-4　外/内　福慧家园楼下路虎车内与501室赵左右卧室 — 深夜】：出场角色：荀未来、赵了、刘美奕、赵左右；空间调度与动作详情：深夜十二点半，福慧家园五号楼下的雪地旁，黑色路虎越野车仪表台上固定着那部正在运行“黑鸽子v2.1（监听录制中）”的诺基亚手机。主驾驶座上的六十六岁赵了困倦地打了个哈欠，副驾驶座上身穿八中校服夹克的四十一岁荀未来歪头靠着车窗，仰望着五楼亮灯的窗户抱怨。 赵了神色严肃地转过头，叮嘱身旁的荀未来。荀未来若有所思地点了点头。 恰在此时，仪表台上诺基亚手机的音频波形跳动起来——五零一室赵左右的卧室内，身穿淡蓝印花丝质睡衣的母亲刘美奕轻轻推门走到书桌旁，俯身关切地看着还在灯下演算集合数学题的儿子。 身穿黑色短袖T恤的十六岁赵左右紧盯着桌上的草稿纸，手里的笔不停地推导着公式，头也不抬地回答。 刘美奕心疼地轻轻抚摸了一下儿子的肩膀与后背，转身轻手轻脚地替他带上房门离开。赵左右停下笔，闭上双眼深吸了一口气，努力平复着内心的紧张与翻涌。；场内关键对白：荀未来：“这听半天也没听出个什么秘密来啊。他小小的年纪，也做不出多出格的事吧？” ／ 赵了：“你在他身边机会多，你盯紧点，想办法套套他的话。” ／ 刘美奕：“儿子，赶紧睡吧，都十二点半了。” ／ 赵左右：“明天就要开学考了，我最后查漏补缺一下，马上就好。”　【11-8　外/内　家属院雪地长椅与501室赵左右家（客厅与卧室） — 夜】：出场角色：赵了、赵左右、赵东来、赵东来（画外音）、徐图图（批注画外音）；空间调度与动作详情：寒夜漫漫，身穿红黑拼色三道杠羽绒服的十六岁赵左右背着书包独自走回福慧家园楼下，仰头望着五楼自家亮着温暖灯光的窗户，却不敢迈步上楼，长叹一口气走到院子里的积雪长椅上颓然坐下。 脚步声踏雪而来，头戴黑色棒球帽、身穿米黄色立领厚羽绒服的六十六岁赵了笑眯眯地走到长椅旁站定，温和地明知故问。 赵左右抬起头认出赵爷爷，眼神闪烁着垂下眼帘。 赵了拂开长椅上的浮雪，在十六岁的自己身旁坐下，慈祥地打趣道。 赵左右低着头闷闷地否认。；场内关键对白：赵了：“怎么不回家？” ／ 赵左右：“就想一个人待会儿。” ／ 赵了：“有秘密啦？” ／ 赵左右：“没有。” ／ 赵了：“和我说说呗。上次赵爷爷，不是也跟你说了心里话了吗？”</w:t>
-      </w:r>
-    </w:p>
-    <w:p>
-      <w:pPr>
-        <w:spacing w:before="40" w:after="80" w:line="384" w:lineRule="auto"/>
-        <w:ind w:firstLine="400"/>
-        <w:jc w:val="left"/>
-      </w:pPr>
-      <w:r>
-        <w:rPr>
-          <w:rFonts w:ascii="Times New Roman" w:hAnsi="Times New Roman" w:eastAsia="宋体"/>
-          <w:b w:val="0"/>
-          <w:color w:val="141414"/>
-          <w:sz w:val="20"/>
-        </w:rPr>
-        <w:t>◆ EP12《寻未来》：【12-8　外/内　徐图图家楼下雪巷·三条鱼漫画屋与门前手撕日历 — 夜/日】：出场角色：赵了、荀未来、漫画屋奶奶、荀未来（内心独白）、赵左右、系统提示女声（电话音）、荀未来（日历画外音）、赵左右（内心独白）；空间调度与动作详情：筒子楼下的雪地小巷里，荀未来与赵了快步走下红色外挂铁楼梯。走在后面的赵了突然开口叫住了荀未来，严肃地审视着他。 荀未来停下脚步转过身，毫不隐瞒地摊牌了自己的想法。 赵了双手插在大衣兜里，平静地摇了摇头。 荀未来一听这话瞬间炸了毛，指着自己刚被医院确诊重度酒精肝的身体，激动地冲赵了大吼！ 面对荀未来的咆哮，六十六岁的赵了仰起头望着夜空，平静而豁达地吐出了五个字。；场内关键对白：赵了：“你等一下。刚才一直没空问你，你跟着图图干什么？” ／ 荀未来：“徐图图，她现在就像是个催化剂，让小赵在错误的道路上越走越远，我必须要拆散他们两个！” ／ 赵了：“错误的道路？我没觉得啊。” ／ 荀未来：“当个酗酒的半吊子心理学家，还不如老实的去敲代码呢！我现在都重度酒精肝了，要是放纵让小赵再离谱下去，到时候我再得个肝癌英年早逝，可就没有你了！” ／ 赵了：“我无所谓啊。”</w:t>
-      </w:r>
-    </w:p>
-    <w:p>
-      <w:pPr>
-        <w:spacing w:before="40" w:after="80" w:line="384" w:lineRule="auto"/>
-        <w:ind w:firstLine="400"/>
-        <w:jc w:val="left"/>
-      </w:pPr>
-      <w:r>
-        <w:rPr>
-          <w:rFonts w:ascii="Times New Roman" w:hAnsi="Times New Roman" w:eastAsia="宋体"/>
-          <w:b w:val="0"/>
-          <w:color w:val="141414"/>
-          <w:sz w:val="20"/>
-        </w:rPr>
-        <w:t>◆ EP16《再见，老同学》：【16-7　外/内　光明路幸福家园楼下信报箱·501室客厅与长林八中食堂 — 日】：出场角色：刘美奕、赵左右、徐图图；空间调度与动作详情：雪后初晴的白天，身穿米白色羽绒服的刘美奕手里拎着刚买的大葱和蔬菜走回“光明路幸福家园5号”单元楼下。她用钥匙打开“401（原501室对应信箱）”号绿色信报箱，取出当天的报纸，突然发现报纸底下压着一封来自《江湖侠警》摄制组的牛皮纸信件！刘美奕低头看着信封上的字迹，满脸疑惑地轻声自语。 次日清晨（周五），五零一室客厅内，穿好黑夹克的赵东来正火急火燎地到处翻找公文包：“哎，我包呢？”坐在沙发上看剧本的刘美奕连忙指了指沙发侧面：“这儿这儿这儿！”赵东来拎起公文包一边往门外冲一边念叨着“今天领导都在，千万别迟到了”，刘美奕顺着他的话大声送别后，立刻起身走到玄关锁好防盗门，确认家里没人后，深深吸了一口气！ 只见四十岁的刘美奕把那叠《江湖侠警》试戏剧本卷成一根圆筒当成宝剑握在手中，瞬间进入侠女状态！她眼神凌厉，脚踏七星步，在客厅中央与博古架前挥“剑”直指，字正腔圆地大声演练起武侠台词！ 伴随着最后一声大喝，刘美奕右手握着剧本卷猛地向前一记直刺——动作骤然石化在半空中！ 只见走廊门帘处，身穿白色秋衣睡裤、嘴里塞着满嘴白沫牙刷的十六岁赵左右，正目瞪口呆地站在那儿看着母亲大杀四方！刘美奕脸颊瞬间涨得通红，尴尬地缓缓收回手里的剧本卷，强装镇定地质问儿子。；场内关键对白：刘美奕：“谁会给我寄信啊？” ／ 刘美奕：“宵小之辈，也配与本姑娘一较高下？去，把你们当家的叫来！——陆教主，你猜得没错，我今天，就是来取你性命的！当年，你害死我妹妹，今天，我要让你血债血偿！拿命来！哈——！” ／ 刘美奕：“赵左右？你……你怎么没上学呢？” ／ 赵左右：“我忘了明天才是周六了，不小心睡过头了。” ／ 刘美奕：“刚才看到的都保密啊，千万不能让你爸知道，知道了吗？”</w:t>
-      </w:r>
-    </w:p>
-    <w:p>
-      <w:pPr>
-        <w:spacing w:before="40" w:after="80" w:line="384" w:lineRule="auto"/>
-        <w:ind w:firstLine="400"/>
-        <w:jc w:val="left"/>
-      </w:pPr>
-      <w:r>
-        <w:rPr>
-          <w:rFonts w:ascii="Times New Roman" w:hAnsi="Times New Roman" w:eastAsia="宋体"/>
-          <w:b w:val="0"/>
-          <w:color w:val="141414"/>
-          <w:sz w:val="20"/>
-        </w:rPr>
-        <w:t>◆ EP17《不速之客》：【17-7　外/内　长林八中操场铁围栏·体育馆·话剧社道具室与高一十班教室 — 夜】：出场角色：徐图图、赵左右、学校保安；空间调度与动作详情：深夜的长林市第八中学操场铁围栏外，十六岁的赵左右带着徐图图踩着垃圾桶爬上铁栅栏顶端，倒数着“一、二、三”，两人手拉着手一跃跳进白雪覆盖的校园操场！ 空旷无人的雪地操场上，徐图图张开双臂欢快地奔跑转圈，兴奋地大喊。 赵左右笑着跑在她身旁打趣提醒；徐图图连忙捂住嘴乖乖点头（“呃，那我还是不喊了”）。 两人推门溜进昏暗的体育馆与教学楼走廊。面对走廊前方的监控探头，轻车熟路的赵左右像特工一样拉着徐图图贴墙躲避死角，随后在拐角处握住她的手倒数“预备，一、二、三，跑！”，带着她飞快地冲过监控区，来到话剧社杂物道具室门前。 道具室内，赵左右打开手电筒在道具堆里找了一圈，疑惑地挠了挠头：“造雪机呢？”站在一旁的徐图图微笑着吐露了实情。；场内关键对白：徐图图：“哈！好刺激，好想大喊啊！” ／ 赵左右：“你现在大喊，明天早上，戴主任就会在这上面喊咱俩的名儿！” ／ 徐图图：“话剧社参加省赛，把造雪机拿走了。” ／ 徐图图：“但是，寻宝的过程才更快乐，不是吗？有没有宝藏好像也没那么重要了，对吧？——哇！你看这个雪人，好可爱啊！简直是比造雪机珍贵一万倍的宝藏了！” ／ 赵左右：“这雪人，好像是话剧社参加省赛那出戏的道具吧，可能最后没用上。他们上次排练的时候，我还去看了一眼呢，那剧情，跟我妈妈小时候给我看过的一个动画片很像。名字我记不清了，不过讲的是，有个小孩梦到自己堆的雪人忽然活了，陪他玩了足足一整夜，还在小镇上飞来飞去的。可惜天亮之后，雪人化了，剧情到这儿，也就结束了。”</w:t>
-      </w:r>
-    </w:p>
-    <w:p>
-      <w:pPr>
-        <w:spacing w:before="40" w:after="80" w:line="384" w:lineRule="auto"/>
-        <w:ind w:firstLine="400"/>
-        <w:jc w:val="left"/>
-      </w:pPr>
-      <w:r>
-        <w:rPr>
-          <w:rFonts w:ascii="Times New Roman" w:hAnsi="Times New Roman" w:eastAsia="宋体"/>
-          <w:b w:val="0"/>
-          <w:color w:val="141414"/>
-          <w:sz w:val="20"/>
-        </w:rPr>
-        <w:t>◆ EP18《一夜剧变》：【18-4　内/外　酒店2388套房·楼下路虎车内与套房卧室门前 — 夜】：出场角色：林开颜（小雪）、荀未来、赵了、余博士、客房服务员（门外画外音）；空间调度与动作详情：凌晨时分，酒店2388号套房客厅内，墙上的精工（SEIKO）挂钟滴答作响。六十六岁的赵了与四十一岁的荀未来湊在沙发前低声耳语商议；被绑在椅子上的小雪困得打了个大哈欠，转头看了一眼挂钟上的时间——距离早上六点飞霞路电话亭被拆除、公司保洁阿姨上班已经不到两个小时了！小雪急得满头大汗，大声朝两人喊道。 荀未来与赵了对视一眼，站起身整理了一下西装，慢条斯理地走到小雪面前摇了摇头。 沙发上的赵了淡定地补了一句：“在这之前，就辛苦你，在这当人质。”小雪急得差点跳起来！ 赵了稳坐钓鱼台，一句话道破了时空管理局的铁律，随后向荀未来下达了引蛇出洞的指令！ 荀未来响亮地应了一声“好嘞”！一旦荀未来去电话亭打给高总，小雪撒的所有谎就会当场穿帮！小雪吓得魂飞魄散，拼命扭动身子声嘶力竭地尖叫哭喊：“不行不行哥！哥你真不能去！我求你了哥！”荀未来嫌她吵，直接拿起桌上那卷宽封箱胶带撕下一截，“啪”地贴回小雪嘴上，拍了拍手转身出门。；场内关键对白：林开颜（小雪）：“两位哥啊，真没时间了！要是过了六点再回去的话，高总肯定会怀疑的！你们放我回去，我把你们接回来，帮你们指认高总，啊？” ／ 荀未来：“我们商量过了，暂时先不能放你走。要验证你所说的真伪，就得抓住下一个来查看情况的人，看看你俩的说法一不一样，就知道了。” ／ 林开颜（小雪）：“你们怎么就那么倔呢？！不是，我是怕你们对付不了高总的人！还不如就装死，生活在2008年，就当……就当无事发生过，啊？” ／ 赵了：“除了时空管理局，没有人能带未来科技到这里。小荀，拿我的身份证，给他们高总打个电话挑衅一下，把下一个人引过来！” ／ 荀未来：“大半夜的，扰民。”</w:t>
-      </w:r>
-    </w:p>
-    <w:p>
-      <w:pPr>
-        <w:spacing w:before="40" w:after="80" w:line="384" w:lineRule="auto"/>
-        <w:ind w:firstLine="400"/>
-        <w:jc w:val="left"/>
-      </w:pPr>
-      <w:r>
-        <w:rPr>
-          <w:rFonts w:ascii="Times New Roman" w:hAnsi="Times New Roman" w:eastAsia="宋体"/>
-          <w:b w:val="0"/>
-          <w:color w:val="141414"/>
-          <w:sz w:val="20"/>
-        </w:rPr>
-        <w:t>◆ EP22《背对背，肩并肩》：【22-6　外/内　雪夜居民楼下·501室厨房与餐厅团圆饺子宴·雪路送别与有轨电车站台 — 夜】：出场角色：赵了、赵左右、荀未来、刘美奕、赵东来；空间调度与动作详情：2008年冬夜，老居民楼单元门外白雪皑皑，暖黄的路灯光晕下，四十一岁的荀未来与六十六岁的赵了并肩等候。十六岁的赵左右背着书包欢快地跑来与两人汇合。 赵左右拍着胸脯回答：“收拾完了！你俩收拾完了？”荀未来随口答道：“对，晚上十点钟你赵爷爷就走了。”赵了一听这话不吉利，吹胡子瞪眼地抗议起来。 荀未来坏笑着顶嘴：“怎么了？你就说是或不是，你晚上十点钟走？”看着四十岁和六十岁的自己又在拌嘴，十六岁的赵左右无奈地摊开双手劝架。 荀未来扑哧一笑，感叹道：“也是。我们这种情况啊，也算是千载难逢了吧。”赵左右满眼不舍地看着两个未来的自己，追问重逢之期。 荀未来摸了摸下巴，把话题抛给2058年的赵了。；场内关键对白：赵了：“你东西都收拾完了吗？” ／ 赵了：“怎么什么话到你嘴里面就变得这么难听？什么我晚上十点钟就走了？！” ／ 赵左右：“你俩就不能和平一点吗？咱仨不都是一个人，骂谁都是骂自己。” ／ 赵左右：“对了，你们下次什么时候再来啊？” ／ 荀未来：“呃，还不太确定吧。我2033年那边还没那么方便。倒是你赵爷爷，跟下楼似的。”</w:t>
-      </w:r>
-    </w:p>
-    <w:p>
-      <w:pPr>
-        <w:spacing w:before="40" w:after="80" w:line="384" w:lineRule="auto"/>
-        <w:ind w:firstLine="400"/>
-        <w:jc w:val="left"/>
-      </w:pPr>
-      <w:r>
-        <w:rPr>
-          <w:rFonts w:ascii="Times New Roman" w:hAnsi="Times New Roman" w:eastAsia="宋体"/>
-          <w:b w:val="0"/>
-          <w:color w:val="141414"/>
-          <w:sz w:val="20"/>
-        </w:rPr>
-        <w:t>◆ EP24《独自面对》（大结局）：【24-14　外/内　片尾名场面画廊回顾与寒假岁月潭野营声音彩蛋（ED） — 日/夜】：出场角色：赵左右（画外音彩蛋）、徐图图（画外音彩蛋）；空间调度与动作详情：片尾主题曲《没有回声的前方》深情响起。水墨晕染的相框画廊中，依次闪回全剧二十四集的珍贵名场面：1998年雪夜的三个雪人、2008年高一（2）班的《三人行》创刊号、三条鱼漫画屋的欢声笑语、五零一室一家五口的团圆饺子宴、旧物仓库里背靠背的突围、覆雪操场上的重逢拥抱……在演职员表滚过之后，画面中央温柔地浮现出一行手写体寄语：【一切都会好起来的】。 黑底白字滚动鸣谢与出品信息之际，一段温暖、轻松而充满青春气息的画外音对话在夜色中悄然响起—— 电话那头传来少女徐图图清脆而向往的声音—— 少年赵左右满口答应，温柔地询问她的心愿—— 少女徐图图掰着手指头，笑吟吟地报出了一长串零食清单，最后轻轻吐出了那个贯穿全剧四重时空的信物名字——；场内关键对白：赵左右（画外音彩蛋）：“图图，寒假咱们找个地方去玩吧，你想去哪？” ／ 徐图图（画外音彩蛋）：“去岁月潭吧。虽然是长林人，但是一直没怎么去过。” ／ 赵左右（画外音彩蛋）：“好啊，那咱去野营吧。有什么想吃的，我到时候买了带过去。” ／ 徐图图（画外音彩蛋）：“嗯我想想啊，除了熟食老几样，薯片、果冻是肯定要的，再搞点海苔脆，还有坚果。嗯……还有，哎，巧克力饼干棒。”</w:t>
-      </w:r>
-    </w:p>
-    <w:p>
-      <w:pPr>
-        <w:spacing w:before="240" w:after="100" w:line="384" w:lineRule="auto"/>
-        <w:jc w:val="left"/>
-      </w:pPr>
-      <w:r>
-        <w:rPr>
-          <w:rFonts w:ascii="Arial" w:hAnsi="Arial" w:eastAsia="黑体"/>
-          <w:b/>
-          <w:color w:val="142850"/>
-          <w:sz w:val="26"/>
-        </w:rPr>
-        <w:t>第六章　本场景全剧关联场次完整剧情动作与台词交锋补遗实录</w:t>
-      </w:r>
-    </w:p>
-    <w:p>
-      <w:pPr>
-        <w:spacing w:before="40" w:after="100" w:line="384" w:lineRule="auto"/>
-        <w:ind w:firstLine="420"/>
-        <w:jc w:val="left"/>
-      </w:pPr>
-      <w:r>
-        <w:rPr>
-          <w:rFonts w:ascii="Times New Roman" w:hAnsi="Times New Roman" w:eastAsia="宋体"/>
-          <w:b w:val="0"/>
-          <w:color w:val="141414"/>
-          <w:sz w:val="21"/>
-        </w:rPr>
-        <w:t>以下完整收录该核心空间在《三人行》全24集文学剧本中承载的所有关键戏剧场次、人物走位调度与核心台词交锋（共检索锁定 26 个关联场次）：</w:t>
-      </w:r>
-    </w:p>
-    <w:tbl>
-      <w:tblPr>
-        <w:tblStyle w:val="TableGrid"/>
-        <w:tblW w:type="auto" w:w="0"/>
-        <w:jc w:val="center"/>
-        <w:tblLayout w:type="fixed"/>
-        <w:tblLook w:firstColumn="1" w:firstRow="1" w:lastColumn="0" w:lastRow="0" w:noHBand="0" w:noVBand="1" w:val="04A0"/>
-      </w:tblPr>
-      <w:tblGrid>
-        <w:gridCol w:w="5184"/>
-        <w:gridCol w:w="5184"/>
-      </w:tblGrid>
-      <w:tr>
-        <w:trPr>
-          <w:tblHeader/>
-          <w:cantSplit/>
-        </w:trPr>
-        <w:tc>
-          <w:tcPr>
-            <w:tcW w:type="dxa" w:w="3096"/>
-            <w:vAlign w:val="center"/>
-            <w:tcMar>
-              <w:top w:w="130" w:type="dxa"/>
-              <w:bottom w:w="130" w:type="dxa"/>
-              <w:left w:w="150" w:type="dxa"/>
-              <w:right w:w="150" w:type="dxa"/>
-            </w:tcMar>
-            <w:shd w:fill="1F3864"/>
-          </w:tcPr>
-          <w:p>
-            <w:pPr>
-              <w:spacing w:before="40" w:after="40" w:line="312" w:lineRule="auto"/>
-              <w:jc w:val="center"/>
-            </w:pPr>
-            <w:r/>
-            <w:r>
-              <w:rPr>
-                <w:rFonts w:ascii="Arial" w:hAnsi="Arial" w:eastAsia="黑体"/>
-                <w:b/>
-                <w:color w:val="FFFFFF"/>
-                <w:sz w:val="19"/>
-              </w:rPr>
-              <w:t>集数与场次景头</w:t>
-            </w:r>
-          </w:p>
-        </w:tc>
-        <w:tc>
-          <w:tcPr>
-            <w:tcW w:type="dxa" w:w="7272"/>
-            <w:vAlign w:val="center"/>
-            <w:tcMar>
-              <w:top w:w="130" w:type="dxa"/>
-              <w:bottom w:w="130" w:type="dxa"/>
-              <w:left w:w="150" w:type="dxa"/>
-              <w:right w:w="150" w:type="dxa"/>
-            </w:tcMar>
-            <w:shd w:fill="1F3864"/>
-          </w:tcPr>
-          <w:p>
-            <w:pPr>
-              <w:spacing w:before="40" w:after="40" w:line="312" w:lineRule="auto"/>
-              <w:jc w:val="center"/>
-            </w:pPr>
-            <w:r/>
-            <w:r>
-              <w:rPr>
-                <w:rFonts w:ascii="Arial" w:hAnsi="Arial" w:eastAsia="黑体"/>
-                <w:b/>
-                <w:color w:val="FFFFFF"/>
-                <w:sz w:val="19"/>
-              </w:rPr>
-              <w:t>本场景出场人物、空间动作调度与核心台词交锋实录</w:t>
-            </w:r>
-          </w:p>
-        </w:tc>
-      </w:tr>
-      <w:tr>
-        <w:trPr>
-          <w:cantSplit/>
-        </w:trPr>
-        <w:tc>
-          <w:tcPr>
-            <w:tcW w:type="dxa" w:w="3096"/>
-            <w:vAlign w:val="center"/>
-            <w:tcMar>
-              <w:top w:w="105" w:type="dxa"/>
-              <w:bottom w:w="105" w:type="dxa"/>
-              <w:left w:w="145" w:type="dxa"/>
-              <w:right w:w="145" w:type="dxa"/>
-            </w:tcMar>
-          </w:tcPr>
-          <w:p>
-            <w:pPr>
-              <w:spacing w:before="40" w:after="40" w:line="341" w:lineRule="auto"/>
-              <w:jc w:val="left"/>
-            </w:pPr>
-            <w:r/>
-            <w:r>
-              <w:rPr>
-                <w:rFonts w:ascii="Times New Roman" w:hAnsi="Times New Roman" w:eastAsia="宋体"/>
-                <w:b/>
-                <w:color w:val="191919"/>
-                <w:sz w:val="19"/>
-              </w:rPr>
-              <w:t>EP01</w:t>
-              <w:br/>
-              <w:t>1-3　外　家属院·院落入口（1998） — 夜</w:t>
-            </w:r>
-          </w:p>
-        </w:tc>
-        <w:tc>
-          <w:tcPr>
-            <w:tcW w:type="dxa" w:w="7272"/>
-            <w:vAlign w:val="center"/>
-            <w:tcMar>
-              <w:top w:w="105" w:type="dxa"/>
-              <w:bottom w:w="105" w:type="dxa"/>
-              <w:left w:w="145" w:type="dxa"/>
-              <w:right w:w="145" w:type="dxa"/>
-            </w:tcMar>
-          </w:tcPr>
-          <w:p>
-            <w:pPr>
-              <w:spacing w:before="40" w:after="40" w:line="341" w:lineRule="auto"/>
-              <w:jc w:val="left"/>
-            </w:pPr>
-            <w:r/>
-            <w:r>
-              <w:rPr>
-                <w:rFonts w:ascii="Times New Roman" w:hAnsi="Times New Roman" w:eastAsia="宋体"/>
-                <w:b w:val="0"/>
-                <w:color w:val="191919"/>
-                <w:sz w:val="19"/>
-              </w:rPr>
-              <w:t>【出场人物】环境空镜/意象叙事</w:t>
-              <w:br/>
-              <w:t>【空间动作与场面调度】红砖砌成的老式家属院居民楼笼罩在夜色里，楼下积雪深厚，停放着几辆落满雪的老式二八自行车。幼年赵左右捧着白色餐盒一边低头吃着烤串，一边往自家单元楼方向走。 前方院落中央忽然传来一个成年男人歇斯底里的怒吼声。幼年赵左右咀嚼的动作慢了下来，警觉地停住脚步望向院心。 切至：</w:t>
-              <w:br/>
-              <w:t>【本场核心台词交锋】（纯视觉动作与环境声效调度）</w:t>
-            </w:r>
-          </w:p>
-        </w:tc>
-      </w:tr>
-      <w:tr>
-        <w:trPr>
-          <w:cantSplit/>
-        </w:trPr>
-        <w:tc>
-          <w:tcPr>
-            <w:tcW w:type="dxa" w:w="3096"/>
-            <w:vAlign w:val="center"/>
-            <w:tcMar>
-              <w:top w:w="105" w:type="dxa"/>
-              <w:bottom w:w="105" w:type="dxa"/>
-              <w:left w:w="145" w:type="dxa"/>
-              <w:right w:w="145" w:type="dxa"/>
-            </w:tcMar>
-            <w:shd w:fill="F7FAFC"/>
-          </w:tcPr>
-          <w:p>
-            <w:pPr>
-              <w:spacing w:before="40" w:after="40" w:line="341" w:lineRule="auto"/>
-              <w:jc w:val="left"/>
-            </w:pPr>
-            <w:r/>
-            <w:r>
-              <w:rPr>
-                <w:rFonts w:ascii="Times New Roman" w:hAnsi="Times New Roman" w:eastAsia="宋体"/>
-                <w:b/>
-                <w:color w:val="191919"/>
-                <w:sz w:val="19"/>
-              </w:rPr>
-              <w:t>EP01</w:t>
-              <w:br/>
-              <w:t>1-4　外　家属院·三个雪人院落（1998） — 夜</w:t>
-            </w:r>
-          </w:p>
-        </w:tc>
-        <w:tc>
-          <w:tcPr>
-            <w:tcW w:type="dxa" w:w="7272"/>
-            <w:vAlign w:val="center"/>
-            <w:tcMar>
-              <w:top w:w="105" w:type="dxa"/>
-              <w:bottom w:w="105" w:type="dxa"/>
-              <w:left w:w="145" w:type="dxa"/>
-              <w:right w:w="145" w:type="dxa"/>
-            </w:tcMar>
-            <w:shd w:fill="F7FAFC"/>
-          </w:tcPr>
-          <w:p>
-            <w:pPr>
-              <w:spacing w:before="40" w:after="40" w:line="341" w:lineRule="auto"/>
-              <w:jc w:val="left"/>
-            </w:pPr>
-            <w:r/>
-            <w:r>
-              <w:rPr>
-                <w:rFonts w:ascii="Times New Roman" w:hAnsi="Times New Roman" w:eastAsia="宋体"/>
-                <w:b w:val="0"/>
-                <w:color w:val="191919"/>
-                <w:sz w:val="19"/>
-              </w:rPr>
-              <w:t>【出场人物】失控成年男人、刘美奕、幼年赵左右、成年赵左右</w:t>
-              <w:br/>
-              <w:t>【空间动作与场面调度】院落中央的雪地上立着刚堆好的雪人。一个情绪失控的成年男人正站在雪人跟前，指着雪人怒目咆哮。幼年赵左右站在几步外的阴影里静静看着。 幼年赵左右握着餐盒沉默地看着他，小小的脸庞上满是困惑与戒备。男人突然狂性大发，抬脚狠狠踹向面前的雪人，洁白的雪块顿时四分五裂、散落一地。 幼年赵左右没有贸然冲上去，而是等那个发泄完怒火的男人骂骂咧咧地彻底走远后，才连忙迈开步子跑到被踹碎的雪堆旁。 雪地上散落着坍塌的雪人残体和一枚滚落出来的红色小装饰物。幼年赵左右伸出戴着厚手套的手，把那枚红色小装饰物轻轻捡了起来。这时，上方居民楼亮着暖黄灯光的窗户里传来了母亲刘美奕的喊声。 幼年赵左右仰起头朝楼上窗户脆生生地应了一句。 他嘴上应着，脚下却没有上楼，而是重新低下头蹲进雪地里，伸出双手将散落的积雪一点一点重新拢回一起。 幼年赵左右俯着小小的身躯，一捧一捧认真地拍实雪球，手套上沾满了冰冷的雪粒。 夜色渐深，幼年赵左右身边渐渐立起了三个高矮不一、紧紧挨在一起的雪人。 幼年赵左右替最后一个雪人整理好头顶的装饰，拍了拍手套……</w:t>
-              <w:br/>
-              <w:t>【本场核心台词交锋】失控成年男人：“你是不是笑我？” ／ 失控成年男人：“你笑我是吧？我让你笑！我让你笑！” ／ 刘美奕：“赵左右！你愣着干啥呢？菜都凉了！” ／ 幼年赵左右：“来了！” ／ 成年赵左右：“堆雪人，好像也是很遥远的事情了。”</w:t>
-            </w:r>
-          </w:p>
-        </w:tc>
-      </w:tr>
-      <w:tr>
-        <w:trPr>
-          <w:cantSplit/>
-        </w:trPr>
-        <w:tc>
-          <w:tcPr>
-            <w:tcW w:type="dxa" w:w="3096"/>
-            <w:vAlign w:val="center"/>
-            <w:tcMar>
-              <w:top w:w="105" w:type="dxa"/>
-              <w:bottom w:w="105" w:type="dxa"/>
-              <w:left w:w="145" w:type="dxa"/>
-              <w:right w:w="145" w:type="dxa"/>
-            </w:tcMar>
-          </w:tcPr>
-          <w:p>
-            <w:pPr>
-              <w:spacing w:before="40" w:after="40" w:line="341" w:lineRule="auto"/>
-              <w:jc w:val="left"/>
-            </w:pPr>
-            <w:r/>
-            <w:r>
-              <w:rPr>
-                <w:rFonts w:ascii="Times New Roman" w:hAnsi="Times New Roman" w:eastAsia="宋体"/>
-                <w:b/>
-                <w:color w:val="191919"/>
-                <w:sz w:val="19"/>
-              </w:rPr>
-              <w:t>EP01</w:t>
-              <w:br/>
-              <w:t>1-30　外　家属院·三个雪人院落 — 夜</w:t>
-            </w:r>
-          </w:p>
-        </w:tc>
-        <w:tc>
-          <w:tcPr>
-            <w:tcW w:type="dxa" w:w="7272"/>
-            <w:vAlign w:val="center"/>
-            <w:tcMar>
-              <w:top w:w="105" w:type="dxa"/>
-              <w:bottom w:w="105" w:type="dxa"/>
-              <w:left w:w="145" w:type="dxa"/>
-              <w:right w:w="145" w:type="dxa"/>
-            </w:tcMar>
-          </w:tcPr>
-          <w:p>
-            <w:pPr>
-              <w:spacing w:before="40" w:after="40" w:line="341" w:lineRule="auto"/>
-              <w:jc w:val="left"/>
-            </w:pPr>
-            <w:r/>
-            <w:r>
-              <w:rPr>
-                <w:rFonts w:ascii="Times New Roman" w:hAnsi="Times New Roman" w:eastAsia="宋体"/>
-                <w:b w:val="0"/>
-                <w:color w:val="191919"/>
-                <w:sz w:val="19"/>
-              </w:rPr>
-              <w:t>【出场人物】赵左右</w:t>
-              <w:br/>
-              <w:t>【空间动作与场面调度】老式家属院的中心院落里，一大两小三个雪人依旧并排立在砖砌矮墙边的雪地里。 背着黑色双肩包的赵左右踏着积雪走进院子，在三个雪人面前停下脚步。他伸出手，轻轻替那个戴着黑色针织帽、插着胡萝卜鼻子的小雪人拂去头顶的浮雪，原本紧绷疲惫的眉眼渐渐柔和下来，轻声对自己说了一句。 他在雪人前静静站了一会儿，随后转身走进居民楼的单元门。 切至：</w:t>
-              <w:br/>
-              <w:t>【本场核心台词交锋】赵左右：“生日快乐。”</w:t>
-            </w:r>
-          </w:p>
-        </w:tc>
-      </w:tr>
-      <w:tr>
-        <w:trPr>
-          <w:cantSplit/>
-        </w:trPr>
-        <w:tc>
-          <w:tcPr>
-            <w:tcW w:type="dxa" w:w="3096"/>
-            <w:vAlign w:val="center"/>
-            <w:tcMar>
-              <w:top w:w="105" w:type="dxa"/>
-              <w:bottom w:w="105" w:type="dxa"/>
-              <w:left w:w="145" w:type="dxa"/>
-              <w:right w:w="145" w:type="dxa"/>
-            </w:tcMar>
-            <w:shd w:fill="F7FAFC"/>
-          </w:tcPr>
-          <w:p>
-            <w:pPr>
-              <w:spacing w:before="40" w:after="40" w:line="341" w:lineRule="auto"/>
-              <w:jc w:val="left"/>
-            </w:pPr>
-            <w:r/>
-            <w:r>
-              <w:rPr>
-                <w:rFonts w:ascii="Times New Roman" w:hAnsi="Times New Roman" w:eastAsia="宋体"/>
-                <w:b/>
-                <w:color w:val="191919"/>
-                <w:sz w:val="19"/>
-              </w:rPr>
-              <w:t>EP01</w:t>
-              <w:br/>
-              <w:t>1-38　内/外　2008冬夜多空间群像（漫画屋房间·罗爱文家·办公室·赵家主卧·家属院） — 夜/晨</w:t>
-            </w:r>
-          </w:p>
-        </w:tc>
-        <w:tc>
-          <w:tcPr>
-            <w:tcW w:type="dxa" w:w="7272"/>
-            <w:vAlign w:val="center"/>
-            <w:tcMar>
-              <w:top w:w="105" w:type="dxa"/>
-              <w:bottom w:w="105" w:type="dxa"/>
-              <w:left w:w="145" w:type="dxa"/>
-              <w:right w:w="145" w:type="dxa"/>
-            </w:tcMar>
-            <w:shd w:fill="F7FAFC"/>
-          </w:tcPr>
-          <w:p>
-            <w:pPr>
-              <w:spacing w:before="40" w:after="40" w:line="341" w:lineRule="auto"/>
-              <w:jc w:val="left"/>
-            </w:pPr>
-            <w:r/>
-            <w:r>
-              <w:rPr>
-                <w:rFonts w:ascii="Times New Roman" w:hAnsi="Times New Roman" w:eastAsia="宋体"/>
-                <w:b w:val="0"/>
-                <w:color w:val="191919"/>
-                <w:sz w:val="19"/>
-              </w:rPr>
-              <w:t>【出场人物】荀未来、赵东来＆刘美奕、戴主任、赵东来、刘美奕</w:t>
-              <w:br/>
-              <w:t>【空间动作与场面调度】开始音乐蒙太奇： 漫画屋狭小的房间里，荀未来摩挲着身份证，在心底向16岁的自己低声告解。 赵家生日餐桌前，父母笑着祝福儿子，少年赵左右开心地向爸妈道谢。 漫画屋洗手间镜子前，荀未来看着镜中41岁的自己，身后衣架上挂着那件蓝白相间的长林八中校服；欧式豪宅餐厅里，身穿黑白条纹毛衣的罗爱文正陪着家人吃饭。 荀未来回到小木桌前，在暖黄的台灯下翻开书本静静独处。 学校办公室里，深夜未归的戴主任在台灯下翻开白天从赵左右手里没收的那本《心惊肉跳》杂志，一张写着「To: 王一漫」的粉色信纸从书页间滑落出来。戴主任拿起信纸看了看，严厉的眉眼间漾开一抹温和怀念的笑意。 万籁俱寂的深夜，赵家主卧室里没有开灯，清冷的雪夜月光透过窗帘洒在红白格纹厚棉被上。赵东来与刘美奕并排躺在被窝里，赵东来望着天花板，轻声说出了白天买下一整袋冻土豆的真正原因。 身旁的刘美奕怔了一下，心头瞬间软作一团，侧过脸温柔地嗔怪了一句。 天色渐亮，清晨的第一缕微光洒在家属院楼下的三个雪人身上。一只戴着深色手套的苍老大手伸入画面，轻轻将一顶红……</w:t>
-              <w:br/>
-              <w:t>【本场核心台词交锋】荀未来：“小赵，原谅我。我知道学纸媒，你可能真的会穷二十五年。但我只能顾着先改善自己当下的生活。我们是一个人，这样……不算自私吧。” ／ 赵东来＆刘美奕：“心想事成。” ／ 荀未来：“来到2008年，像一次毫无准备的长途旅行。这里有我熟悉的人——却唯独没那么熟悉自己。” ／ 荀未来：“第一夜，思绪乱飞。改命，我怎么敢的？我从来都不敢。所以我必须敢。” ／ 戴主任：“怪不得早上一直护着这破杂志，不肯让我没收。青春，真好。”</w:t>
-            </w:r>
-          </w:p>
-        </w:tc>
-      </w:tr>
-      <w:tr>
-        <w:trPr>
-          <w:cantSplit/>
-        </w:trPr>
-        <w:tc>
-          <w:tcPr>
-            <w:tcW w:type="dxa" w:w="3096"/>
-            <w:vAlign w:val="center"/>
-            <w:tcMar>
-              <w:top w:w="105" w:type="dxa"/>
-              <w:bottom w:w="105" w:type="dxa"/>
-              <w:left w:w="145" w:type="dxa"/>
-              <w:right w:w="145" w:type="dxa"/>
-            </w:tcMar>
-          </w:tcPr>
-          <w:p>
-            <w:pPr>
-              <w:spacing w:before="40" w:after="40" w:line="341" w:lineRule="auto"/>
-              <w:jc w:val="left"/>
-            </w:pPr>
-            <w:r/>
-            <w:r>
-              <w:rPr>
-                <w:rFonts w:ascii="Times New Roman" w:hAnsi="Times New Roman" w:eastAsia="宋体"/>
-                <w:b/>
-                <w:color w:val="191919"/>
-                <w:sz w:val="19"/>
-              </w:rPr>
-              <w:t>EP01</w:t>
-              <w:br/>
-              <w:t>1-42　外　家属院·三个雪人院落 — 日</w:t>
-            </w:r>
-          </w:p>
-        </w:tc>
-        <w:tc>
-          <w:tcPr>
-            <w:tcW w:type="dxa" w:w="7272"/>
-            <w:vAlign w:val="center"/>
-            <w:tcMar>
-              <w:top w:w="105" w:type="dxa"/>
-              <w:bottom w:w="105" w:type="dxa"/>
-              <w:left w:w="145" w:type="dxa"/>
-              <w:right w:w="145" w:type="dxa"/>
-            </w:tcMar>
-          </w:tcPr>
-          <w:p>
-            <w:pPr>
-              <w:spacing w:before="40" w:after="40" w:line="341" w:lineRule="auto"/>
-              <w:jc w:val="left"/>
-            </w:pPr>
-            <w:r/>
-            <w:r>
-              <w:rPr>
-                <w:rFonts w:ascii="Times New Roman" w:hAnsi="Times New Roman" w:eastAsia="宋体"/>
-                <w:b w:val="0"/>
-                <w:color w:val="191919"/>
-                <w:sz w:val="19"/>
-              </w:rPr>
-              <w:t>【出场人物】环境空镜/意象叙事</w:t>
-              <w:br/>
-              <w:t>【空间动作与场面调度】清晨的阳光洒在老式家属院的积雪小路上。戴着黑色礼帽与墨镜的神秘老人收起手机，双手背在身后，步履沉缓地从院落中央那三个并排而立的雪人身旁走过，径直迈入赵左右家所在的单元楼门洞。 切至：</w:t>
-              <w:br/>
-              <w:t>【本场核心台词交锋】（纯视觉动作与环境声效调度）</w:t>
-            </w:r>
-          </w:p>
-        </w:tc>
-      </w:tr>
-      <w:tr>
-        <w:trPr>
-          <w:cantSplit/>
-        </w:trPr>
-        <w:tc>
-          <w:tcPr>
-            <w:tcW w:type="dxa" w:w="3096"/>
-            <w:vAlign w:val="center"/>
-            <w:tcMar>
-              <w:top w:w="105" w:type="dxa"/>
-              <w:bottom w:w="105" w:type="dxa"/>
-              <w:left w:w="145" w:type="dxa"/>
-              <w:right w:w="145" w:type="dxa"/>
-            </w:tcMar>
-            <w:shd w:fill="F7FAFC"/>
-          </w:tcPr>
-          <w:p>
-            <w:pPr>
-              <w:spacing w:before="40" w:after="40" w:line="341" w:lineRule="auto"/>
-              <w:jc w:val="left"/>
-            </w:pPr>
-            <w:r/>
-            <w:r>
-              <w:rPr>
-                <w:rFonts w:ascii="Times New Roman" w:hAnsi="Times New Roman" w:eastAsia="宋体"/>
-                <w:b/>
-                <w:color w:val="191919"/>
-                <w:sz w:val="19"/>
-              </w:rPr>
-              <w:t>EP02</w:t>
-              <w:br/>
-              <w:t>2-28　外/内　赵左右家居民楼下三个雪人院落与五楼501门口（倒叙：1月21日夜） — 夜</w:t>
-            </w:r>
-          </w:p>
-        </w:tc>
-        <w:tc>
-          <w:tcPr>
-            <w:tcW w:type="dxa" w:w="7272"/>
-            <w:vAlign w:val="center"/>
-            <w:tcMar>
-              <w:top w:w="105" w:type="dxa"/>
-              <w:bottom w:w="105" w:type="dxa"/>
-              <w:left w:w="145" w:type="dxa"/>
-              <w:right w:w="145" w:type="dxa"/>
-            </w:tcMar>
-            <w:shd w:fill="F7FAFC"/>
-          </w:tcPr>
-          <w:p>
-            <w:pPr>
-              <w:spacing w:before="40" w:after="40" w:line="341" w:lineRule="auto"/>
-              <w:jc w:val="left"/>
-            </w:pPr>
-            <w:r/>
-            <w:r>
-              <w:rPr>
-                <w:rFonts w:ascii="Times New Roman" w:hAnsi="Times New Roman" w:eastAsia="宋体"/>
-                <w:b w:val="0"/>
-                <w:color w:val="191919"/>
-                <w:sz w:val="19"/>
-              </w:rPr>
-              <w:t>【出场人物】赵了</w:t>
-              <w:br/>
-              <w:t>【空间动作与场面调度】1月21日深夜，鹅毛大雪纷纷扬扬。66岁的赵了蹲在赵家楼下的院落里，亲手将三个并排的雪人堆砌成型，并为雪人戴上手套与帽子。他站起身，慈祥而悲悯地注视着三个雪人。 五楼501室防盗门外，赵了将一只系着蓝色丝带、印着“HAPPY BIRTHDAY”的太空主题透明盒生日蛋糕轻轻放在地上。他站在门前，摘下头顶的黑色礼帽，对着紧闭的家门温柔微笑。 赵了重新戴好礼帽，转过身走向对门的502室，在跨进门内的瞬间低声轻叹。 切至：</w:t>
-              <w:br/>
-              <w:t>【本场核心台词交锋】赵了：“小赵啊，我和荀未来，你只能选一条路。但无论你怎么选……” ／ 赵了：“生日快乐。” ／ 赵了：“二零零八年，久违了。”</w:t>
-            </w:r>
-          </w:p>
-        </w:tc>
-      </w:tr>
-      <w:tr>
-        <w:trPr>
-          <w:cantSplit/>
-        </w:trPr>
-        <w:tc>
-          <w:tcPr>
-            <w:tcW w:type="dxa" w:w="3096"/>
-            <w:vAlign w:val="center"/>
-            <w:tcMar>
-              <w:top w:w="105" w:type="dxa"/>
-              <w:bottom w:w="105" w:type="dxa"/>
-              <w:left w:w="145" w:type="dxa"/>
-              <w:right w:w="145" w:type="dxa"/>
-            </w:tcMar>
-          </w:tcPr>
-          <w:p>
-            <w:pPr>
-              <w:spacing w:before="40" w:after="40" w:line="341" w:lineRule="auto"/>
-              <w:jc w:val="left"/>
-            </w:pPr>
-            <w:r/>
-            <w:r>
-              <w:rPr>
-                <w:rFonts w:ascii="Times New Roman" w:hAnsi="Times New Roman" w:eastAsia="宋体"/>
-                <w:b/>
-                <w:color w:val="191919"/>
-                <w:sz w:val="19"/>
-              </w:rPr>
-              <w:t>EP03</w:t>
-              <w:br/>
-              <w:t>3-9　外/内　老式家属院“三个雪人”院落与五楼501室门口 — 夜</w:t>
-            </w:r>
-          </w:p>
-        </w:tc>
-        <w:tc>
-          <w:tcPr>
-            <w:tcW w:type="dxa" w:w="7272"/>
-            <w:vAlign w:val="center"/>
-            <w:tcMar>
-              <w:top w:w="105" w:type="dxa"/>
-              <w:bottom w:w="105" w:type="dxa"/>
-              <w:left w:w="145" w:type="dxa"/>
-              <w:right w:w="145" w:type="dxa"/>
-            </w:tcMar>
-          </w:tcPr>
-          <w:p>
-            <w:pPr>
-              <w:spacing w:before="40" w:after="40" w:line="341" w:lineRule="auto"/>
-              <w:jc w:val="left"/>
-            </w:pPr>
-            <w:r/>
-            <w:r>
-              <w:rPr>
-                <w:rFonts w:ascii="Times New Roman" w:hAnsi="Times New Roman" w:eastAsia="宋体"/>
-                <w:b w:val="0"/>
-                <w:color w:val="191919"/>
-                <w:sz w:val="19"/>
-              </w:rPr>
-              <w:t>【出场人物】赵左右、赵东来</w:t>
-              <w:br/>
-              <w:t>【空间动作与场面调度】暮色四合，华灯初上。赵左右领着荀未来走进福慧家园老式家属院积雪的中心院落。院子中央并排伫立着三个可爱的雪人。 荀未来停下脚步，目光复杂地凝视着那三个雪人。一旁的赵左右得意地拍了拍胸脯。 两人走进6栋单元门爬上五楼。赵左右三步并作两步跑到501室防盗门前敲门喊“爸！”，回头却见身穿黑色满印白色猫咪图案毛衣的荀未来站在水泥楼梯半腰，脚步走得极慢，满脸近乡情怯的恍惚。 501室的绿色防盗门打开，身穿灰色圆领毛衣内搭白衬衫的父亲赵东来迎了出来。 赵东来客气地向荀未来点了点头，随即拉过赵左右小声叮嘱。 赵东来转头对荀未来温和地笑了笑。 荀未来跟着赵左右跨进501室玄关，抬眼望向餐厅——只见自家餐桌的主宾位上，赫然坐着身穿纯白色高领毛衣的66岁赵了！荀未来瞳孔骤缩，当场僵在玄关原地。 切至：</w:t>
-              <w:br/>
-              <w:t>【本场核心台词交锋】赵左右：“厉害吧？我堆的！走吧。” ／ 赵左右：“咋了你今天？不舒服啊？平时走路我都跟不上你。” ／ 赵左右：“爸，荀未来，我跟你说过的。他在学校里帮了我个大忙，我请他来家里吃饭，让妈多备双筷子。” ／ 赵东来：“你好。——再有什么事啊，先给家里说一声……这个，家里有一个客人了。” ／ 赵左右：“没事。”</w:t>
-            </w:r>
-          </w:p>
-        </w:tc>
-      </w:tr>
-      <w:tr>
-        <w:trPr>
-          <w:cantSplit/>
-        </w:trPr>
-        <w:tc>
-          <w:tcPr>
-            <w:tcW w:type="dxa" w:w="3096"/>
-            <w:vAlign w:val="center"/>
-            <w:tcMar>
-              <w:top w:w="105" w:type="dxa"/>
-              <w:bottom w:w="105" w:type="dxa"/>
-              <w:left w:w="145" w:type="dxa"/>
-              <w:right w:w="145" w:type="dxa"/>
-            </w:tcMar>
-            <w:shd w:fill="F7FAFC"/>
-          </w:tcPr>
-          <w:p>
-            <w:pPr>
-              <w:spacing w:before="40" w:after="40" w:line="341" w:lineRule="auto"/>
-              <w:jc w:val="left"/>
-            </w:pPr>
-            <w:r/>
-            <w:r>
-              <w:rPr>
-                <w:rFonts w:ascii="Times New Roman" w:hAnsi="Times New Roman" w:eastAsia="宋体"/>
-                <w:b/>
-                <w:color w:val="191919"/>
-                <w:sz w:val="19"/>
-              </w:rPr>
-              <w:t>EP04</w:t>
-              <w:br/>
-              <w:t>4-7　外　福慧家园老式家属院·五楼窗下雪地 — 夜</w:t>
-            </w:r>
-          </w:p>
-        </w:tc>
-        <w:tc>
-          <w:tcPr>
-            <w:tcW w:type="dxa" w:w="7272"/>
-            <w:vAlign w:val="center"/>
-            <w:tcMar>
-              <w:top w:w="105" w:type="dxa"/>
-              <w:bottom w:w="105" w:type="dxa"/>
-              <w:left w:w="145" w:type="dxa"/>
-              <w:right w:w="145" w:type="dxa"/>
-            </w:tcMar>
-            <w:shd w:fill="F7FAFC"/>
-          </w:tcPr>
-          <w:p>
-            <w:pPr>
-              <w:spacing w:before="40" w:after="40" w:line="341" w:lineRule="auto"/>
-              <w:jc w:val="left"/>
-            </w:pPr>
-            <w:r/>
-            <w:r>
-              <w:rPr>
-                <w:rFonts w:ascii="Times New Roman" w:hAnsi="Times New Roman" w:eastAsia="宋体"/>
-                <w:b w:val="0"/>
-                <w:color w:val="191919"/>
-                <w:sz w:val="19"/>
-              </w:rPr>
-              <w:t>【出场人物】环境空镜/意象叙事</w:t>
-              <w:br/>
-              <w:t>【空间动作与场面调度】零下二十度的寒夜里北风呼啸，鹅毛大雪纷扬飘落。 16岁的赵左右连滚带爬地冲出单元门，跑到自家五楼窗户正下方的积雪堆旁，“扑通”一声双膝跪倒在冰冷刺骨的雪地里。 少年将羽绒服兜帽拉起，把头深深埋在臂弯里失声痛哭。他伸出冻得通红僵硬的双手，发疯似地在冻硬的雪层与冰碴间徒手扒拉着被父亲撕碎抛下的《小知音》残页。锋利的冰凌与纸缘划破了少年的指尖，殷红的鲜血一滴滴渗出，染红了手心里那几片残破的铅字纸屑。 切至：</w:t>
-              <w:br/>
-              <w:t>【本场核心台词交锋】（纯视觉动作与环境声效调度）</w:t>
-            </w:r>
-          </w:p>
-        </w:tc>
-      </w:tr>
-      <w:tr>
-        <w:trPr>
-          <w:cantSplit/>
-        </w:trPr>
-        <w:tc>
-          <w:tcPr>
-            <w:tcW w:type="dxa" w:w="3096"/>
-            <w:vAlign w:val="center"/>
-            <w:tcMar>
-              <w:top w:w="105" w:type="dxa"/>
-              <w:bottom w:w="105" w:type="dxa"/>
-              <w:left w:w="145" w:type="dxa"/>
-              <w:right w:w="145" w:type="dxa"/>
-            </w:tcMar>
-          </w:tcPr>
-          <w:p>
-            <w:pPr>
-              <w:spacing w:before="40" w:after="40" w:line="341" w:lineRule="auto"/>
-              <w:jc w:val="left"/>
-            </w:pPr>
-            <w:r/>
-            <w:r>
-              <w:rPr>
-                <w:rFonts w:ascii="Times New Roman" w:hAnsi="Times New Roman" w:eastAsia="宋体"/>
-                <w:b/>
-                <w:color w:val="191919"/>
-                <w:sz w:val="19"/>
-              </w:rPr>
-              <w:t>EP04</w:t>
-              <w:br/>
-              <w:t>4-14　内　福慧家园6栋五楼·501与502室门外楼梯间 — 日</w:t>
-            </w:r>
-          </w:p>
-        </w:tc>
-        <w:tc>
-          <w:tcPr>
-            <w:tcW w:type="dxa" w:w="7272"/>
-            <w:vAlign w:val="center"/>
-            <w:tcMar>
-              <w:top w:w="105" w:type="dxa"/>
-              <w:bottom w:w="105" w:type="dxa"/>
-              <w:left w:w="145" w:type="dxa"/>
-              <w:right w:w="145" w:type="dxa"/>
-            </w:tcMar>
-          </w:tcPr>
-          <w:p>
-            <w:pPr>
-              <w:spacing w:before="40" w:after="40" w:line="341" w:lineRule="auto"/>
-              <w:jc w:val="left"/>
-            </w:pPr>
-            <w:r/>
-            <w:r>
-              <w:rPr>
-                <w:rFonts w:ascii="Times New Roman" w:hAnsi="Times New Roman" w:eastAsia="宋体"/>
-                <w:b w:val="0"/>
-                <w:color w:val="191919"/>
-                <w:sz w:val="19"/>
-              </w:rPr>
-              <w:t>【出场人物】荀未来</w:t>
-              <w:br/>
-              <w:t>【空间动作与场面调度】2008年1月31日（周四）清晨。身穿卡其色厚羽绒服、戴着黑色毛线手套的41岁荀未来急匆匆爬上福慧家园6栋五楼的水泥楼梯间。 荀未来先凑到501室绿色防盗铁门前侧耳倾听，又转过身打量对门紧闭的502室房门，神色愈发凝重。 荀未来一咬牙，转身快步跑下楼梯。 切至：</w:t>
-              <w:br/>
-              <w:t>【本场核心台词交锋】荀未来：“没去麻辣烫店，也不在他家……难道是未来的我，预判了我的预判？！这姜真是越老越辣！不行，不能让他趁虚而入改变了赵左右的想法！”</w:t>
-            </w:r>
-          </w:p>
-        </w:tc>
-      </w:tr>
-      <w:tr>
-        <w:trPr>
-          <w:cantSplit/>
-        </w:trPr>
-        <w:tc>
-          <w:tcPr>
-            <w:tcW w:type="dxa" w:w="3096"/>
-            <w:vAlign w:val="center"/>
-            <w:tcMar>
-              <w:top w:w="105" w:type="dxa"/>
-              <w:bottom w:w="105" w:type="dxa"/>
-              <w:left w:w="145" w:type="dxa"/>
-              <w:right w:w="145" w:type="dxa"/>
-            </w:tcMar>
-            <w:shd w:fill="F7FAFC"/>
-          </w:tcPr>
-          <w:p>
-            <w:pPr>
-              <w:spacing w:before="40" w:after="40" w:line="341" w:lineRule="auto"/>
-              <w:jc w:val="left"/>
-            </w:pPr>
-            <w:r/>
-            <w:r>
-              <w:rPr>
-                <w:rFonts w:ascii="Times New Roman" w:hAnsi="Times New Roman" w:eastAsia="宋体"/>
-                <w:b/>
-                <w:color w:val="191919"/>
-                <w:sz w:val="19"/>
-              </w:rPr>
-              <w:t>EP04</w:t>
-              <w:br/>
-              <w:t>4-17　外　福慧家园老式家属院·单元门外红扶手水泥台阶 — 夜</w:t>
-            </w:r>
-          </w:p>
-        </w:tc>
-        <w:tc>
-          <w:tcPr>
-            <w:tcW w:type="dxa" w:w="7272"/>
-            <w:vAlign w:val="center"/>
-            <w:tcMar>
-              <w:top w:w="105" w:type="dxa"/>
-              <w:bottom w:w="105" w:type="dxa"/>
-              <w:left w:w="145" w:type="dxa"/>
-              <w:right w:w="145" w:type="dxa"/>
-            </w:tcMar>
-            <w:shd w:fill="F7FAFC"/>
-          </w:tcPr>
-          <w:p>
-            <w:pPr>
-              <w:spacing w:before="40" w:after="40" w:line="341" w:lineRule="auto"/>
-              <w:jc w:val="left"/>
-            </w:pPr>
-            <w:r/>
-            <w:r>
-              <w:rPr>
-                <w:rFonts w:ascii="Times New Roman" w:hAnsi="Times New Roman" w:eastAsia="宋体"/>
-                <w:b w:val="0"/>
-                <w:color w:val="191919"/>
-                <w:sz w:val="19"/>
-              </w:rPr>
-              <w:t>【出场人物】荀未来、赵东来</w:t>
-              <w:br/>
-              <w:t>【空间动作与场面调度】夜色深沉，福慧家园老式家属院内积雪皑皑，昏黄的街灯在雪地上洒下一片孤寂的暖光。 身穿军绿色连帽长款羽绒派克大衣（内搭翠绿色高领毛衣）的41岁荀未来骑着二八自行车驶入家属院。他支好自行车正准备走进6栋单元门上楼，脚步却猛然停住了—— 只见单元门外冰冷的水泥台阶上（两侧立着鲜红色的圆管铁扶手），身穿黑色连帽羽绒服的父亲赵东来正独自一人缩坐着，手里拎着半瓶绿瓶二锅头白酒，一口接一口地仰头喝着闷酒。 荀未来怔怔地望着父亲孤单萧索的背影，放轻脚步走上水泥台阶，在父亲身旁并肩坐了下来。 赵东来醉眼朦胧地转头看了他一眼，有气无力地摆了摆手。 荀未来没有走，而是伸手接过赵东来手里的绿瓶二锅头，仰头灌了一大口辛辣的烈酒，呛得眉头微皱，随后顺着父亲的脾气开口试探。 一提撕书的事，赵东来立刻梗起脖子，借着酒劲大声嘴硬。 赵东来一口气吼完，转过头瞪着刚喝了一口白酒的荀未来，拿回酒瓶。 41岁的荀未来看着眼前尚算年轻的父亲，嘴角浮起一抹沧桑的苦笑，拿过酒瓶又陪着喝了一口。 这番唯有真正走过半生风雨的中年男人才说得……</w:t>
-              <w:br/>
-              <w:t>【本场核心台词交锋】荀未来：“叔，是我，赵左右的同学，之前去过您家吃饭，我叫小荀。” ／ 赵东来：“黑灯瞎火的，别在外面晃了，赶紧回家吧。” ／ 荀未来：“我来陪您喝！叔，我是站您的，赵左右这次确实太过分了！您把他的书撕了——” ／ 赵东来：“撕！撕得好！你们这帮孩子是咋的了？大人说话不管用了？这都是为了他好，他怎么就不懂啊！你说理科是不是有前途？互联网就是未来的大趋势！我让他报理科，他非得报文科，他妈还帮他签字，整得我好像整天要害他一样！” ／ 赵东来：“你多大啊你喝酒？”</w:t>
-            </w:r>
-          </w:p>
-        </w:tc>
-      </w:tr>
-      <w:tr>
-        <w:trPr>
-          <w:cantSplit/>
-        </w:trPr>
-        <w:tc>
-          <w:tcPr>
-            <w:tcW w:type="dxa" w:w="3096"/>
-            <w:vAlign w:val="center"/>
-            <w:tcMar>
-              <w:top w:w="105" w:type="dxa"/>
-              <w:bottom w:w="105" w:type="dxa"/>
-              <w:left w:w="145" w:type="dxa"/>
-              <w:right w:w="145" w:type="dxa"/>
-            </w:tcMar>
-          </w:tcPr>
-          <w:p>
-            <w:pPr>
-              <w:spacing w:before="40" w:after="40" w:line="341" w:lineRule="auto"/>
-              <w:jc w:val="left"/>
-            </w:pPr>
-            <w:r/>
-            <w:r>
-              <w:rPr>
-                <w:rFonts w:ascii="Times New Roman" w:hAnsi="Times New Roman" w:eastAsia="宋体"/>
-                <w:b/>
-                <w:color w:val="191919"/>
-                <w:sz w:val="19"/>
-              </w:rPr>
-              <w:t>EP04</w:t>
-              <w:br/>
-              <w:t>4-18　内　福慧家园6栋五楼·501室门口玄关 — 夜</w:t>
-            </w:r>
-          </w:p>
-        </w:tc>
-        <w:tc>
-          <w:tcPr>
-            <w:tcW w:type="dxa" w:w="7272"/>
-            <w:vAlign w:val="center"/>
-            <w:tcMar>
-              <w:top w:w="105" w:type="dxa"/>
-              <w:bottom w:w="105" w:type="dxa"/>
-              <w:left w:w="145" w:type="dxa"/>
-              <w:right w:w="145" w:type="dxa"/>
-            </w:tcMar>
-          </w:tcPr>
-          <w:p>
-            <w:pPr>
-              <w:spacing w:before="40" w:after="40" w:line="341" w:lineRule="auto"/>
-              <w:jc w:val="left"/>
-            </w:pPr>
-            <w:r/>
-            <w:r>
-              <w:rPr>
-                <w:rFonts w:ascii="Times New Roman" w:hAnsi="Times New Roman" w:eastAsia="宋体"/>
-                <w:b w:val="0"/>
-                <w:color w:val="191919"/>
-                <w:sz w:val="19"/>
-              </w:rPr>
-              <w:t>【出场人物】环境空镜/意象叙事</w:t>
-              <w:br/>
-              <w:t>【空间动作与场面调度】五楼昏黄的楼道声控灯应声亮起。荀未来小心翼翼地搀扶着醉得脚步踉跄、满脸泪痕的父亲赵东来走上五楼楼梯，抬手敲响了501室的防盗门。 防盗门立刻从里面拉开，身穿米白色圆领排扣针织毛衣的母亲刘美奕正焦急地守在门后。一看到门外被小荀搀扶着的丈夫，刘美奕脸上的担忧瞬间化作深深的心疼，连忙伸手扶住赵东来的另一侧胳膊，朝荀未来感激地点了点头，将丈夫扶进屋里。 切至：</w:t>
-              <w:br/>
-              <w:t>【本场核心台词交锋】（纯视觉动作与环境声效调度）</w:t>
-            </w:r>
-          </w:p>
-        </w:tc>
-      </w:tr>
-      <w:tr>
-        <w:trPr>
-          <w:cantSplit/>
-        </w:trPr>
-        <w:tc>
-          <w:tcPr>
-            <w:tcW w:type="dxa" w:w="3096"/>
-            <w:vAlign w:val="center"/>
-            <w:tcMar>
-              <w:top w:w="105" w:type="dxa"/>
-              <w:bottom w:w="105" w:type="dxa"/>
-              <w:left w:w="145" w:type="dxa"/>
-              <w:right w:w="145" w:type="dxa"/>
-            </w:tcMar>
-            <w:shd w:fill="F7FAFC"/>
-          </w:tcPr>
-          <w:p>
-            <w:pPr>
-              <w:spacing w:before="40" w:after="40" w:line="341" w:lineRule="auto"/>
-              <w:jc w:val="left"/>
-            </w:pPr>
-            <w:r/>
-            <w:r>
-              <w:rPr>
-                <w:rFonts w:ascii="Times New Roman" w:hAnsi="Times New Roman" w:eastAsia="宋体"/>
-                <w:b/>
-                <w:color w:val="191919"/>
-                <w:sz w:val="19"/>
-              </w:rPr>
-              <w:t>EP04</w:t>
-              <w:br/>
-              <w:t>4-20　外　福慧家园老式家属院·“三个雪人”院落 — 日</w:t>
-            </w:r>
-          </w:p>
-        </w:tc>
-        <w:tc>
-          <w:tcPr>
-            <w:tcW w:type="dxa" w:w="7272"/>
-            <w:vAlign w:val="center"/>
-            <w:tcMar>
-              <w:top w:w="105" w:type="dxa"/>
-              <w:bottom w:w="105" w:type="dxa"/>
-              <w:left w:w="145" w:type="dxa"/>
-              <w:right w:w="145" w:type="dxa"/>
-            </w:tcMar>
-            <w:shd w:fill="F7FAFC"/>
-          </w:tcPr>
-          <w:p>
-            <w:pPr>
-              <w:spacing w:before="40" w:after="40" w:line="341" w:lineRule="auto"/>
-              <w:jc w:val="left"/>
-            </w:pPr>
-            <w:r/>
-            <w:r>
-              <w:rPr>
-                <w:rFonts w:ascii="Times New Roman" w:hAnsi="Times New Roman" w:eastAsia="宋体"/>
-                <w:b w:val="0"/>
-                <w:color w:val="191919"/>
-                <w:sz w:val="19"/>
-              </w:rPr>
-              <w:t>【出场人物】赵左右、赵了</w:t>
-              <w:br/>
-              <w:t>【空间动作与场面调度】次日白昼，阳光映照着福慧家园家属院洁白的积雪。一辆红银配色的出租车（TAXI）缓缓驶入院落，停在院子中央并排伫立的三个雪人旁。 车门打开，身穿浅灰色连帽开衫卫衣（内搭白衬衫与黑色窄领带、头戴黑色英文刺绣棒球帽）的66岁赵了与身穿灰蓝色羽绒服、背着双肩书包的16岁赵左右一同走下出租车。 出租车驶离后，赵左右站在雪地里，满脸不舍地拉住赵了的衣袖。 赵了温和地拍了拍16岁少年的肩膀，朝6栋五楼的方向努了努嘴。 一听要回501室面对父亲，16岁的赵左右顿时委屈地皱起眉头，腮帮子鼓了起来。 66岁的赵了收敛笑意，双手轻轻按在16岁自己的双肩上，目光深邃而郑重地注视着少年的眼睛。 说完，赵了冲少年温和地点了点头，转身缓步走出家属院。 16岁的赵左右独自站在三个雪人旁，抬头望了望五楼自家的窗户，少年人薄薄的面皮终究还是抹不开面子，犹豫片刻后一跺脚，转身朝院外自己的秘密基地——三条鱼漫画屋跑去。 切至：</w:t>
-              <w:br/>
-              <w:t>【本场核心台词交锋】赵左右：“爷爷，咱还去岁月潭吗？我攻略都做好了！” ／ 赵了：“不去了，回家陪爸爸好好说说话。” ／ 赵左右：“所以这两天你是帮我爸妈在监视我对吧？我爸气消了我还得看我气消了吗！” ／ 赵了：“相比我，你爸妈才是你在这个世界上最重要的人。既然爸爸消气了，就别让他再伤心了，去吧。”</w:t>
-            </w:r>
-          </w:p>
-        </w:tc>
-      </w:tr>
-      <w:tr>
-        <w:trPr>
-          <w:cantSplit/>
-        </w:trPr>
-        <w:tc>
-          <w:tcPr>
-            <w:tcW w:type="dxa" w:w="3096"/>
-            <w:vAlign w:val="center"/>
-            <w:tcMar>
-              <w:top w:w="105" w:type="dxa"/>
-              <w:bottom w:w="105" w:type="dxa"/>
-              <w:left w:w="145" w:type="dxa"/>
-              <w:right w:w="145" w:type="dxa"/>
-            </w:tcMar>
-          </w:tcPr>
-          <w:p>
-            <w:pPr>
-              <w:spacing w:before="40" w:after="40" w:line="341" w:lineRule="auto"/>
-              <w:jc w:val="left"/>
-            </w:pPr>
-            <w:r/>
-            <w:r>
-              <w:rPr>
-                <w:rFonts w:ascii="Times New Roman" w:hAnsi="Times New Roman" w:eastAsia="宋体"/>
-                <w:b/>
-                <w:color w:val="191919"/>
-                <w:sz w:val="19"/>
-              </w:rPr>
-              <w:t>EP05</w:t>
-              <w:br/>
-              <w:t>5-1　外　家属院·雪地天台与铁楼梯（赵左右梦境） — 夜</w:t>
-            </w:r>
-          </w:p>
-        </w:tc>
-        <w:tc>
-          <w:tcPr>
-            <w:tcW w:type="dxa" w:w="7272"/>
-            <w:vAlign w:val="center"/>
-            <w:tcMar>
-              <w:top w:w="105" w:type="dxa"/>
-              <w:bottom w:w="105" w:type="dxa"/>
-              <w:left w:w="145" w:type="dxa"/>
-              <w:right w:w="145" w:type="dxa"/>
-            </w:tcMar>
-          </w:tcPr>
-          <w:p>
-            <w:pPr>
-              <w:spacing w:before="40" w:after="40" w:line="341" w:lineRule="auto"/>
-              <w:jc w:val="left"/>
-            </w:pPr>
-            <w:r/>
-            <w:r>
-              <w:rPr>
-                <w:rFonts w:ascii="Times New Roman" w:hAnsi="Times New Roman" w:eastAsia="宋体"/>
-                <w:b w:val="0"/>
-                <w:color w:val="191919"/>
-                <w:sz w:val="19"/>
-              </w:rPr>
-              <w:t>【出场人物】赵左右、荀未来、赵了</w:t>
-              <w:br/>
-              <w:t>【空间动作与场面调度】二零零八年深冬寒夜，鹅毛大雪纷纷扬扬洒落。家属院空旷的雪地天台中央，突兀地摆着一张单人折叠床。十六岁的赵左右身穿黑白大格纹加厚睡衣套装、脚蹬深色棉拖鞋，裹着棉被躺在折叠床上沉睡，眉头紧锁，闭着眼喃喃呓语。 赵左右猛地睁开双眼，从折叠床上惊醒坐起，茫然环顾四周白雪皑皑的天台与昏黄的路灯。 赵左右掀开棉被下床，踩着厚厚的积雪沿着天台走廊焦急寻找，双手拢在嘴边大声呼喊。 赵左右迈步走到住宅楼外铁栏杆楼梯拐角处，目光扫向坐在覆雪台阶上的四十一岁荀未来——荀未来身穿深灰色毛绒厚睡袍、内搭白T恤与深色睡裤，正半闭着双眼仰头灌了一口绿罐雪花啤酒，嘴角挂着酒渍，神态迷离醉顿。赵左右疑惑地走过去在他身旁台阶上坐下。 荀未来眼神涣散地斜睨了赵左右一眼，冷漠地反问。 赵左右侧过头上下打量着荀未来身上的毛绒睡袍，只当他是在搞恶作剧，神情带着几分无奈与好笑。 荀未来根本不理会赵左右，眼神空洞地望着前方的风雪，仿佛深陷在二零三三年的时空记忆里自顾自地喃喃诉说。 赵左右冻得缩起脖子搓了搓胳膊，侧身紧盯着荀未来劝他回屋……</w:t>
-              <w:br/>
-              <w:t>【本场核心台词交锋】赵左右：“荀哥……几点了……陈明……” ／ 赵左右：“搞什么？我不是和荀哥、陈明睡在漫画屋吗？这哪啊？” ／ 赵左右：“荀哥！陈明！别闹了，你们快出来啊！荀哥！” ／ 赵左右：“荀哥，你咋在这喝酒呢？” ／ 荀未来：“你叫谁啊？”</w:t>
-            </w:r>
-          </w:p>
-        </w:tc>
-      </w:tr>
-      <w:tr>
-        <w:trPr>
-          <w:cantSplit/>
-        </w:trPr>
-        <w:tc>
-          <w:tcPr>
-            <w:tcW w:type="dxa" w:w="3096"/>
-            <w:vAlign w:val="center"/>
-            <w:tcMar>
-              <w:top w:w="105" w:type="dxa"/>
-              <w:bottom w:w="105" w:type="dxa"/>
-              <w:left w:w="145" w:type="dxa"/>
-              <w:right w:w="145" w:type="dxa"/>
-            </w:tcMar>
-            <w:shd w:fill="F7FAFC"/>
-          </w:tcPr>
-          <w:p>
-            <w:pPr>
-              <w:spacing w:before="40" w:after="40" w:line="341" w:lineRule="auto"/>
-              <w:jc w:val="left"/>
-            </w:pPr>
-            <w:r/>
-            <w:r>
-              <w:rPr>
-                <w:rFonts w:ascii="Times New Roman" w:hAnsi="Times New Roman" w:eastAsia="宋体"/>
-                <w:b/>
-                <w:color w:val="191919"/>
-                <w:sz w:val="19"/>
-              </w:rPr>
-              <w:t>EP05</w:t>
-              <w:br/>
-              <w:t>5-17　外/内　家属院·雪夜长椅与502室卧室 — 深夜</w:t>
-            </w:r>
-          </w:p>
-        </w:tc>
-        <w:tc>
-          <w:tcPr>
-            <w:tcW w:type="dxa" w:w="7272"/>
-            <w:vAlign w:val="center"/>
-            <w:tcMar>
-              <w:top w:w="105" w:type="dxa"/>
-              <w:bottom w:w="105" w:type="dxa"/>
-              <w:left w:w="145" w:type="dxa"/>
-              <w:right w:w="145" w:type="dxa"/>
-            </w:tcMar>
-            <w:shd w:fill="F7FAFC"/>
-          </w:tcPr>
-          <w:p>
-            <w:pPr>
-              <w:spacing w:before="40" w:after="40" w:line="341" w:lineRule="auto"/>
-              <w:jc w:val="left"/>
-            </w:pPr>
-            <w:r/>
-            <w:r>
-              <w:rPr>
-                <w:rFonts w:ascii="Times New Roman" w:hAnsi="Times New Roman" w:eastAsia="宋体"/>
-                <w:b w:val="0"/>
-                <w:color w:val="191919"/>
-                <w:sz w:val="19"/>
-              </w:rPr>
-              <w:t>【出场人物】赵东来、荀未来、赵左右、赵了</w:t>
-              <w:br/>
-              <w:t>【空间动作与场面调度】居民楼外的走廊长椅旁积着厚雪，昏黄的路灯下，赵东来与荀未来并肩倚坐在长椅上，手里各自握着绿罐雪花啤酒，不时仰头畅饮后长吁一口气，满脸疲态。 赵东来摆了摆手，转头看着身旁的荀未来认真强调。 不远处的台阶下方阴影里，寻来的赵左右听到上方的说话声停下脚步，仰起头望向长椅方向（画外音）。 长椅上，喝高了的赵东来神情落寞、眼眶泛红，一边拍着胸口比划手势，一边满面辛酸地仰靠在墙上吐露苦水。 站在台阶下阴影里的赵左右听到父亲那句“哎呦我是真没钱呀”，眼神微微一颤，眼底涌起一阵心疼与触动。然而紧接着，长椅上的荀未来神色从同情转为得意，伸手一把搭住赵东来的肩膀炫耀起来。 赵东来醉眼迷离地转过头，一脸茫然。 荀未来拍着大腿，眉飞色舞地向赵东来抖出实情。台阶下的赵左右如遭雷击，整个人僵在原地！ 赵东来恍然大悟地伸手指了指荀未来。 【闪回·街边图文打印店】荀未来站在电脑前，指着 Photoshop 屏幕里正在排版的《小知音文摘》杂志封面叮嘱女店员。 回到雪夜长椅，赵东来笑着拍打荀未来的大腿，竖起大拇指连声夸赞，……</w:t>
-              <w:br/>
-              <w:t>【本场核心台词交锋】赵东来：“鞠躬尽瘁你知道吗？我真的是鞠躬尽瘁呀，啊。” ／ 荀未来：“谁不是呢？想把最好的东西都给他。” ／ 赵东来：“谁不是啊，嗯？不不不不，咱两个不一样，那我是他爸，我要对他负责啊！” ／ 赵左右：“他们去哪儿了？应该没走远吧。” ／ 赵东来：“你知道孩子从小，吃喝拉撒、买衣服、看病、上学，哪都得花钱啊！哎哟我这压力是真大呀，他呢？他什么时候能够理解过我这个当爹的啊？你就说他想要那个手机，我能不想给他吗？哎呦我是真没钱呀！”</w:t>
-            </w:r>
-          </w:p>
-        </w:tc>
-      </w:tr>
-      <w:tr>
-        <w:trPr>
-          <w:cantSplit/>
-        </w:trPr>
-        <w:tc>
-          <w:tcPr>
-            <w:tcW w:type="dxa" w:w="3096"/>
-            <w:vAlign w:val="center"/>
-            <w:tcMar>
-              <w:top w:w="105" w:type="dxa"/>
-              <w:bottom w:w="105" w:type="dxa"/>
-              <w:left w:w="145" w:type="dxa"/>
-              <w:right w:w="145" w:type="dxa"/>
-            </w:tcMar>
-          </w:tcPr>
-          <w:p>
-            <w:pPr>
-              <w:spacing w:before="40" w:after="40" w:line="341" w:lineRule="auto"/>
-              <w:jc w:val="left"/>
-            </w:pPr>
-            <w:r/>
-            <w:r>
-              <w:rPr>
-                <w:rFonts w:ascii="Times New Roman" w:hAnsi="Times New Roman" w:eastAsia="宋体"/>
-                <w:b/>
-                <w:color w:val="191919"/>
-                <w:sz w:val="19"/>
-              </w:rPr>
-              <w:t>EP07</w:t>
-              <w:br/>
-              <w:t>7-5　外/内　漫画屋·吧台与家属楼下 — 深夜</w:t>
-            </w:r>
-          </w:p>
-        </w:tc>
-        <w:tc>
-          <w:tcPr>
-            <w:tcW w:type="dxa" w:w="7272"/>
-            <w:vAlign w:val="center"/>
-            <w:tcMar>
-              <w:top w:w="105" w:type="dxa"/>
-              <w:bottom w:w="105" w:type="dxa"/>
-              <w:left w:w="145" w:type="dxa"/>
-              <w:right w:w="145" w:type="dxa"/>
-            </w:tcMar>
-          </w:tcPr>
-          <w:p>
-            <w:pPr>
-              <w:spacing w:before="40" w:after="40" w:line="341" w:lineRule="auto"/>
-              <w:jc w:val="left"/>
-            </w:pPr>
-            <w:r/>
-            <w:r>
-              <w:rPr>
-                <w:rFonts w:ascii="Times New Roman" w:hAnsi="Times New Roman" w:eastAsia="宋体"/>
-                <w:b w:val="0"/>
-                <w:color w:val="191919"/>
-                <w:sz w:val="19"/>
-              </w:rPr>
-              <w:t>【出场人物】陈明、荀未来</w:t>
-              <w:br/>
-              <w:t>【空间动作与场面调度】深夜积雪的街道上，成年舒图撑着透明雨伞独自缓步前行。 三条鱼漫画屋吧台前，身穿棕色羽绒服的四十一岁荀未来正靠在收银台边，借着昏黄的台灯独酌绿罐哈尔滨啤酒，神情落寞。借宿在里间、身穿蓝白相间运动校服外套的十六岁陈明推门走出来，看了一眼满身酒气的荀未来。 荀未来晃了晃手里的绿罐哈尔滨啤酒，朝陈明摆了摆手。 陈明没再多劝，转身回里间休息。荀未来独自对着满桌旧书仰头灌了一口啤酒，从羽绒服口袋里摸出那张二零三三年人生有限公司的白色卡片，对着卡片苦笑着自言自语。 荀未来把卡片往桌上一丢，疲惫地趴在吧台书堆上沉沉睡去。 漫画屋门外挂着暖黄小彩灯的小巷里，成年舒图缓步走过店门前，停下脚步透过玻璃窗若有所思地抬头打量了一下门头招牌与“招聘店员”的告示，随后转身走入夜色。片刻后，陈明从店内走出来，伸手哗啦一声拉下铁卷帘门关店打烊。 福慧家园家属楼下的积雪空地上，成年舒图提着礼品袋驻足在雪堆旁，久久仰望着五楼五零一室亮着微光的窗户，在寒夜里长长呼出一口白气。 切至：</w:t>
-              <w:br/>
-              <w:t>【本场核心台词交锋】陈明：“你真的不回屋睡吗？” ／ 荀未来：“不了，你自己去睡吧。” ／ 荀未来：“造化弄人，王一漫呀王一漫，时间可真是跟我开了一个巨大的玩笑啊。我这怎么跟小赵去解释？你也玩我是吧？突然就剩一天，突然又变好了，抽风是吧？你说说怎么改个过去，就这么难呢。”</w:t>
-            </w:r>
-          </w:p>
-        </w:tc>
-      </w:tr>
-      <w:tr>
-        <w:trPr>
-          <w:cantSplit/>
-        </w:trPr>
-        <w:tc>
-          <w:tcPr>
-            <w:tcW w:type="dxa" w:w="3096"/>
-            <w:vAlign w:val="center"/>
-            <w:tcMar>
-              <w:top w:w="105" w:type="dxa"/>
-              <w:bottom w:w="105" w:type="dxa"/>
-              <w:left w:w="145" w:type="dxa"/>
-              <w:right w:w="145" w:type="dxa"/>
-            </w:tcMar>
-            <w:shd w:fill="F7FAFC"/>
-          </w:tcPr>
-          <w:p>
-            <w:pPr>
-              <w:spacing w:before="40" w:after="40" w:line="341" w:lineRule="auto"/>
-              <w:jc w:val="left"/>
-            </w:pPr>
-            <w:r/>
-            <w:r>
-              <w:rPr>
-                <w:rFonts w:ascii="Times New Roman" w:hAnsi="Times New Roman" w:eastAsia="宋体"/>
-                <w:b/>
-                <w:color w:val="191919"/>
-                <w:sz w:val="19"/>
-              </w:rPr>
-              <w:t>EP07</w:t>
-              <w:br/>
-              <w:t>7-12　外/内　家属楼下雪巷·漫画屋与出租车 — 夜</w:t>
-            </w:r>
-          </w:p>
-        </w:tc>
-        <w:tc>
-          <w:tcPr>
-            <w:tcW w:type="dxa" w:w="7272"/>
-            <w:vAlign w:val="center"/>
-            <w:tcMar>
-              <w:top w:w="105" w:type="dxa"/>
-              <w:bottom w:w="105" w:type="dxa"/>
-              <w:left w:w="145" w:type="dxa"/>
-              <w:right w:w="145" w:type="dxa"/>
-            </w:tcMar>
-            <w:shd w:fill="F7FAFC"/>
-          </w:tcPr>
-          <w:p>
-            <w:pPr>
-              <w:spacing w:before="40" w:after="40" w:line="341" w:lineRule="auto"/>
-              <w:jc w:val="left"/>
-            </w:pPr>
-            <w:r/>
-            <w:r>
-              <w:rPr>
-                <w:rFonts w:ascii="Times New Roman" w:hAnsi="Times New Roman" w:eastAsia="宋体"/>
-                <w:b w:val="0"/>
-                <w:color w:val="191919"/>
-                <w:sz w:val="19"/>
-              </w:rPr>
-              <w:t>【出场人物】赵左右、荀未来</w:t>
-              <w:br/>
-              <w:t>【空间动作与场面调度】赵左右匆忙套上棕色羽绒服追出单元门，不料守在门外的舒图突然出手，一把从赵左右手里夺过那部诺基亚直板手机，转身就往雪巷深处飞奔！赵左右大吃一惊，拔腿在后面狂追。 舒图甩开赵左右闪身拐进小巷暗处，熟练地用抢来的赵左右手机调出“荀未来”的号码，飞快按下“救我，岁月潭！”五个字点击发送。 三条鱼漫画屋内，正在扫地的荀未来听到摩托罗拉翻盖手机响起提示音，翻开一看，屏幕上赫然显示着发件人“舒图”（原赵左右号码）发来的短信：救我 岁月潭。荀未来脸色剧变。 荀未来一把扔下扫帚，抓起外套和围巾冲出店门，在街头拦下一辆车牌号为 吉A·MD153 的出租车钻进后座。 切至：</w:t>
-              <w:br/>
-              <w:t>【本场核心台词交锋】赵左右：“哎，你咋还抢劫啊？！喂！站住！站住，别跑！” ／ 荀未来：“救我，岁月潭？岁月潭，岁月潭是白雪地！我靠，这个疯女人，不会是打算把小时候的我，带回2033年吧？！” ／ 荀未来：“岁月潭，麻烦快点，谢谢！”</w:t>
-            </w:r>
-          </w:p>
-        </w:tc>
-      </w:tr>
-      <w:tr>
-        <w:trPr>
-          <w:cantSplit/>
-        </w:trPr>
-        <w:tc>
-          <w:tcPr>
-            <w:tcW w:type="dxa" w:w="3096"/>
-            <w:vAlign w:val="center"/>
-            <w:tcMar>
-              <w:top w:w="105" w:type="dxa"/>
-              <w:bottom w:w="105" w:type="dxa"/>
-              <w:left w:w="145" w:type="dxa"/>
-              <w:right w:w="145" w:type="dxa"/>
-            </w:tcMar>
-          </w:tcPr>
-          <w:p>
-            <w:pPr>
-              <w:spacing w:before="40" w:after="40" w:line="341" w:lineRule="auto"/>
-              <w:jc w:val="left"/>
-            </w:pPr>
-            <w:r/>
-            <w:r>
-              <w:rPr>
-                <w:rFonts w:ascii="Times New Roman" w:hAnsi="Times New Roman" w:eastAsia="宋体"/>
-                <w:b/>
-                <w:color w:val="191919"/>
-                <w:sz w:val="19"/>
-              </w:rPr>
-              <w:t>EP08</w:t>
-              <w:br/>
-              <w:t>8-14　外　家属院·雪地长椅空地 — 日</w:t>
-            </w:r>
-          </w:p>
-        </w:tc>
-        <w:tc>
-          <w:tcPr>
-            <w:tcW w:type="dxa" w:w="7272"/>
-            <w:vAlign w:val="center"/>
-            <w:tcMar>
-              <w:top w:w="105" w:type="dxa"/>
-              <w:bottom w:w="105" w:type="dxa"/>
-              <w:left w:w="145" w:type="dxa"/>
-              <w:right w:w="145" w:type="dxa"/>
-            </w:tcMar>
-          </w:tcPr>
-          <w:p>
-            <w:pPr>
-              <w:spacing w:before="40" w:after="40" w:line="341" w:lineRule="auto"/>
-              <w:jc w:val="left"/>
-            </w:pPr>
-            <w:r/>
-            <w:r>
-              <w:rPr>
-                <w:rFonts w:ascii="Times New Roman" w:hAnsi="Times New Roman" w:eastAsia="宋体"/>
-                <w:b w:val="0"/>
-                <w:color w:val="191919"/>
-                <w:sz w:val="19"/>
-              </w:rPr>
-              <w:t>【出场人物】赵左右、舒图</w:t>
-              <w:br/>
-              <w:t>【空间动作与场面调度】冬日的阳光穿透云层，折射出一抹淡淡的彩虹光晕。家属院积雪的休闲空地上，十六岁的赵左右双手插在米白色短款羽绒服口袋里漫步走回院子，低头瞥见雪地上立着一只喝空的绿色八王寺玻璃汽水瓶，脚步一顿——只见不远处的长椅上，身穿黑色双排扣长款呢大衣的四十一岁舒图正悠闲地坐着喝汽水。赵左右警惕地走上前站定。 舒图放下手里的八王寺汽水瓶，冲着赵左右微微一笑，伸手拍了拍身旁的长椅空位。 赵左右站在原地眉头紧蹙，防备地审视着眼前这个昨天刚抢过他手机的古怪女人。舒图扑哧一笑，用手指点了点长椅激他。 少年赵左右的好胜心瞬间被激起，眼神一凛，大步走过去一屁股坐到了长椅的另一端。 舒图将手中那瓶还剩大半瓶的八王寺玻璃汽水递向赵左右。赵左右接过汽水瓶仰头咕咚喝了一大口，舒图侧过头微笑着注视他，抬手比划了一下。 赵左右握着汽水瓶猛地扭过头，身体往后仰拉开半尺距离，满脸戒备地质问。 舒图毫不避讳地挑了挑眉，笑吟吟地逗他。 十六岁的赵左右耳根一热，一本正经地坐直身子劝阻这位“中年阿姨”。 舒图故意收敛笑容，上半身往前凑近半寸……</w:t>
-              <w:br/>
-              <w:t>【本场核心台词交锋】赵左右：“又是你？你怎么又来了？” ／ 舒图：“等你啊。来。” ／ 舒图：“这就怕了？” ／ 赵左右：“谁怕了！” ／ 舒图：“比咖啡好喝吧？”</w:t>
-            </w:r>
-          </w:p>
-        </w:tc>
-      </w:tr>
-      <w:tr>
-        <w:trPr>
-          <w:cantSplit/>
-        </w:trPr>
-        <w:tc>
-          <w:tcPr>
-            <w:tcW w:type="dxa" w:w="3096"/>
-            <w:vAlign w:val="center"/>
-            <w:tcMar>
-              <w:top w:w="105" w:type="dxa"/>
-              <w:bottom w:w="105" w:type="dxa"/>
-              <w:left w:w="145" w:type="dxa"/>
-              <w:right w:w="145" w:type="dxa"/>
-            </w:tcMar>
-            <w:shd w:fill="F7FAFC"/>
-          </w:tcPr>
-          <w:p>
-            <w:pPr>
-              <w:spacing w:before="40" w:after="40" w:line="341" w:lineRule="auto"/>
-              <w:jc w:val="left"/>
-            </w:pPr>
-            <w:r/>
-            <w:r>
-              <w:rPr>
-                <w:rFonts w:ascii="Times New Roman" w:hAnsi="Times New Roman" w:eastAsia="宋体"/>
-                <w:b/>
-                <w:color w:val="191919"/>
-                <w:sz w:val="19"/>
-              </w:rPr>
-              <w:t>EP09</w:t>
-              <w:br/>
-              <w:t>9-10　外/内　徐图图家筒子楼下与五栋602室卧室 — 夜</w:t>
-            </w:r>
-          </w:p>
-        </w:tc>
-        <w:tc>
-          <w:tcPr>
-            <w:tcW w:type="dxa" w:w="7272"/>
-            <w:vAlign w:val="center"/>
-            <w:tcMar>
-              <w:top w:w="105" w:type="dxa"/>
-              <w:bottom w:w="105" w:type="dxa"/>
-              <w:left w:w="145" w:type="dxa"/>
-              <w:right w:w="145" w:type="dxa"/>
-            </w:tcMar>
-            <w:shd w:fill="F7FAFC"/>
-          </w:tcPr>
-          <w:p>
-            <w:pPr>
-              <w:spacing w:before="40" w:after="40" w:line="341" w:lineRule="auto"/>
-              <w:jc w:val="left"/>
-            </w:pPr>
-            <w:r/>
-            <w:r>
-              <w:rPr>
-                <w:rFonts w:ascii="Times New Roman" w:hAnsi="Times New Roman" w:eastAsia="宋体"/>
-                <w:b w:val="0"/>
-                <w:color w:val="191919"/>
-                <w:sz w:val="19"/>
-              </w:rPr>
-              <w:t>【出场人物】徐图图、舒洁</w:t>
-              <w:br/>
-              <w:t>【空间动作与场面调度】深夜，戴着白色毛绒耳罩的徐图图走进自家筒子楼前的巷道。当她迈步走上外挂铁楼梯时，惊讶地发现原本坏了好几个月的楼梯口声控路灯竟然亮起了温暖明亮的灯光！徐图图仰头看着修好的路灯，开心地会心一笑，快步跑上二楼进屋。 而在楼下路边黑暗的雪地旁，那辆黑色路虎越野车正静静停在阴影里——驾驶座上，头戴黄色毛线帽、身穿宝蓝色羽绒服的六十六岁赵了缓缓摘下双手戴着的蓝色防滑劳保手套，将手里的剥线钳与螺丝刀轻轻放在副驾驶座上那本翻开的《海尔冰箱空调维修指南》和万用表旁，仰头望着二楼亮起的灯光，露出一抹慈祥安心的微笑。 五栋六零二室温馨的卧室内，身穿驼色连帽卫衣的母亲舒洁正站在床边，温柔地替脱下大衣穿校服的女儿徐图图按揉肩膀放松。徐图图舒服地侧过头询问母亲。 舒洁一边熟练地替女儿揉捏着肩颈穴位，一边摇了摇头回答。 徐图图心疼母亲上班辛苦，立刻站起身按着舒洁的肩膀让她在床沿坐下，站在母亲身后用小手卖力地替母亲捏起肩来。 徐图图一边认真地替母亲捶肩，一边想起大年初一深夜那个打来电话说能修灯的苍老声音，若有所思地感叹……</w:t>
-              <w:br/>
-              <w:t>【本场核心台词交锋】徐图图：“妈，咱家楼梯的那个灯，你修好了？” ／ 舒洁：“不是我，我也纳闷呢。咱们这个地方又没有物业，可能是好心人吧。” ／ 徐图图：“换我了，看我的。坐好。” ／ 徐图图：“难道是上次打电话的那个爷爷吗？看来这世上，终归是好人多。” ／ 舒洁：“可是当年你妈跟你爸的时候，也觉得他是个好人。”</w:t>
-            </w:r>
-          </w:p>
-        </w:tc>
-      </w:tr>
-      <w:tr>
-        <w:trPr>
-          <w:cantSplit/>
-        </w:trPr>
-        <w:tc>
-          <w:tcPr>
-            <w:tcW w:type="dxa" w:w="3096"/>
-            <w:vAlign w:val="center"/>
-            <w:tcMar>
-              <w:top w:w="105" w:type="dxa"/>
-              <w:bottom w:w="105" w:type="dxa"/>
-              <w:left w:w="145" w:type="dxa"/>
-              <w:right w:w="145" w:type="dxa"/>
-            </w:tcMar>
-          </w:tcPr>
-          <w:p>
-            <w:pPr>
-              <w:spacing w:before="40" w:after="40" w:line="341" w:lineRule="auto"/>
-              <w:jc w:val="left"/>
-            </w:pPr>
-            <w:r/>
-            <w:r>
-              <w:rPr>
-                <w:rFonts w:ascii="Times New Roman" w:hAnsi="Times New Roman" w:eastAsia="宋体"/>
-                <w:b/>
-                <w:color w:val="191919"/>
-                <w:sz w:val="19"/>
-              </w:rPr>
-              <w:t>EP09</w:t>
-              <w:br/>
-              <w:t>9-12　外/内　福慧家园五楼楼道·502室与三条鱼漫画屋 — 夜</w:t>
-            </w:r>
-          </w:p>
-        </w:tc>
-        <w:tc>
-          <w:tcPr>
-            <w:tcW w:type="dxa" w:w="7272"/>
-            <w:vAlign w:val="center"/>
-            <w:tcMar>
-              <w:top w:w="105" w:type="dxa"/>
-              <w:bottom w:w="105" w:type="dxa"/>
-              <w:left w:w="145" w:type="dxa"/>
-              <w:right w:w="145" w:type="dxa"/>
-            </w:tcMar>
-          </w:tcPr>
-          <w:p>
-            <w:pPr>
-              <w:spacing w:before="40" w:after="40" w:line="341" w:lineRule="auto"/>
-              <w:jc w:val="left"/>
-            </w:pPr>
-            <w:r/>
-            <w:r>
-              <w:rPr>
-                <w:rFonts w:ascii="Times New Roman" w:hAnsi="Times New Roman" w:eastAsia="宋体"/>
-                <w:b w:val="0"/>
-                <w:color w:val="191919"/>
-                <w:sz w:val="19"/>
-              </w:rPr>
-              <w:t>【出场人物】刘美奕、赵了、赵左右、荀未来</w:t>
-              <w:br/>
-              <w:t>【空间动作与场面调度】深夜，黑色路虎越野车（黑A·6T534）停在福慧家园居民楼下的雪地旁。头戴姜黄色毛线帽、身穿宝蓝色连帽羽绒服的六十六岁赵了推门下车，抬头仰望了一眼五楼亮灯的窗户，呼出一团白气走进单元门。 五楼狭窄的水泥楼道内，赵了走上台阶，抬手敲响了对门五零一室的防盗门。身穿灰色开衫毛衣的母亲刘美奕拉开房门，客气地打招呼。 赵了往屋里望了一眼，温和地询问十六岁赵左右的动向。 刘美奕摇了摇头，脸上带着几分欣慰向老邻居解释。 赵了眉头微不可察地一蹙——在他原本的记忆里，高一的自己从未主动留校上过晚自习。他不动声色地追问了一句。 刘美奕笑着摆了摆手。 正说着，楼梯下方传来稳健的脚步声——只见身穿黑色连帽羽绒服的十六岁赵左右怀里紧紧抱着一大摞厚厚的复习教材与练习册，迈步走上五楼平台，礼貌地向赵了和母亲问好。 刘美奕心疼地连忙迎上去接过儿子手里的书，热情地招呼儿子进屋吃宵夜，并回头向赵了道晚安。 赵了温和地应了一声“哎”，目送五零一室的防盗门咔哒关上。楼道里只剩下赵了独自一人，他神色凝重地掏出钥匙打开五零二室的房……</w:t>
-              <w:br/>
-              <w:t>【本场核心台词交锋】刘美奕：“来了。赵先生。” ／ 赵了：“孩子回来了吗？” ／ 刘美奕：“呃，还没呢。他晚上给我打电话说要参加晚自习，还没回来呢。” ／ 赵了：“小赵怎么突然晚自习了呢？” ／ 刘美奕：“这个我不知道。不过孩子爱学习总是好事嘛。”</w:t>
-            </w:r>
-          </w:p>
-        </w:tc>
-      </w:tr>
-      <w:tr>
-        <w:trPr>
-          <w:cantSplit/>
-        </w:trPr>
-        <w:tc>
-          <w:tcPr>
-            <w:tcW w:type="dxa" w:w="3096"/>
-            <w:vAlign w:val="center"/>
-            <w:tcMar>
-              <w:top w:w="105" w:type="dxa"/>
-              <w:bottom w:w="105" w:type="dxa"/>
-              <w:left w:w="145" w:type="dxa"/>
-              <w:right w:w="145" w:type="dxa"/>
-            </w:tcMar>
-            <w:shd w:fill="F7FAFC"/>
-          </w:tcPr>
-          <w:p>
-            <w:pPr>
-              <w:spacing w:before="40" w:after="40" w:line="341" w:lineRule="auto"/>
-              <w:jc w:val="left"/>
-            </w:pPr>
-            <w:r/>
-            <w:r>
-              <w:rPr>
-                <w:rFonts w:ascii="Times New Roman" w:hAnsi="Times New Roman" w:eastAsia="宋体"/>
-                <w:b/>
-                <w:color w:val="191919"/>
-                <w:sz w:val="19"/>
-              </w:rPr>
-              <w:t>EP11</w:t>
-              <w:br/>
-              <w:t>11-1　外/内　福慧家园五号楼下与502室赵了家（客餐厅与书房） — 夜</w:t>
-            </w:r>
-          </w:p>
-        </w:tc>
-        <w:tc>
-          <w:tcPr>
-            <w:tcW w:type="dxa" w:w="7272"/>
-            <w:vAlign w:val="center"/>
-            <w:tcMar>
-              <w:top w:w="105" w:type="dxa"/>
-              <w:bottom w:w="105" w:type="dxa"/>
-              <w:left w:w="145" w:type="dxa"/>
-              <w:right w:w="145" w:type="dxa"/>
-            </w:tcMar>
-            <w:shd w:fill="F7FAFC"/>
-          </w:tcPr>
-          <w:p>
-            <w:pPr>
-              <w:spacing w:before="40" w:after="40" w:line="341" w:lineRule="auto"/>
-              <w:jc w:val="left"/>
-            </w:pPr>
-            <w:r/>
-            <w:r>
-              <w:rPr>
-                <w:rFonts w:ascii="Times New Roman" w:hAnsi="Times New Roman" w:eastAsia="宋体"/>
-                <w:b w:val="0"/>
-                <w:color w:val="191919"/>
-                <w:sz w:val="19"/>
-              </w:rPr>
-              <w:t>【出场人物】赵了、荀未来、赵左右</w:t>
-              <w:br/>
-              <w:t>【空间动作与场面调度】寒风凛冽的雪夜，身穿棕红色连帽羽绒大衣的四十一岁荀未来蹬着一辆老式自行车拐进福慧家园五号楼门前，利落地跳下车支起脚撑，气冲冲地快步跑进单元门。 五楼五零二室餐桌旁，满头银发、戴着细黑框老花镜的六十六岁赵了正穿着黑色毛衣坐在灯下，眯着眼低头按着一部老式诺基亚直板手机。门外突然响起急促的敲门声，赵了头也不抬地冲门口问了一句。 门外传来荀未来没好气的声音。 赵了放下手机，慢步走到玄关拉开房门。荀未来推门闯进屋里，反手带上门，一边快步走向客厅，一边把双肩包和棕红色羽绒大衣脱下来狠狠摔在沙发上，穿着深蓝色运动夹克一屁股坐到餐椅上，气得直翻白眼。 赵了神色淡定地走回餐桌旁，拿起桌上的玻璃水壶往玻璃杯里倒了一杯凉白开递过去，慢条斯理地揶揄他。 正在气头上的荀未来抓起玻璃杯仰头猛灌了一大口，瞬间被冰得龇牙咧嘴，“咚”地把水杯拍在桌面上。 赵了慈祥而略带调侃地呵呵笑了起来，指了指荀未来。 荀未来被噎得一滞，撇着嘴阴阳怪气地反击，探身指向赵了手里的诺基亚手机。 赵了收敛起笑容，用手指点了点诺基亚手机屏幕，正……</w:t>
-              <w:br/>
-              <w:t>【本场核心台词交锋】赵了：“谁呀？” ／ 荀未来：“我！” ／ 荀未来：“气死了，真的是快气死了！说那个小屁孩是赵左右，简直就是侮辱我！” ／ 赵了：“你有招你上，啊？反正我认输。” ／ 荀未来：“凉水？！”</w:t>
-            </w:r>
-          </w:p>
-        </w:tc>
-      </w:tr>
-      <w:tr>
-        <w:trPr>
-          <w:cantSplit/>
-        </w:trPr>
-        <w:tc>
-          <w:tcPr>
-            <w:tcW w:type="dxa" w:w="3096"/>
-            <w:vAlign w:val="center"/>
-            <w:tcMar>
-              <w:top w:w="105" w:type="dxa"/>
-              <w:bottom w:w="105" w:type="dxa"/>
-              <w:left w:w="145" w:type="dxa"/>
-              <w:right w:w="145" w:type="dxa"/>
-            </w:tcMar>
-          </w:tcPr>
-          <w:p>
-            <w:pPr>
-              <w:spacing w:before="40" w:after="40" w:line="341" w:lineRule="auto"/>
-              <w:jc w:val="left"/>
-            </w:pPr>
-            <w:r/>
-            <w:r>
-              <w:rPr>
-                <w:rFonts w:ascii="Times New Roman" w:hAnsi="Times New Roman" w:eastAsia="宋体"/>
-                <w:b/>
-                <w:color w:val="191919"/>
-                <w:sz w:val="19"/>
-              </w:rPr>
-              <w:t>EP11</w:t>
-              <w:br/>
-              <w:t>11-4　外/内　福慧家园楼下路虎车内与501室赵左右卧室 — 深夜</w:t>
-            </w:r>
-          </w:p>
-        </w:tc>
-        <w:tc>
-          <w:tcPr>
-            <w:tcW w:type="dxa" w:w="7272"/>
-            <w:vAlign w:val="center"/>
-            <w:tcMar>
-              <w:top w:w="105" w:type="dxa"/>
-              <w:bottom w:w="105" w:type="dxa"/>
-              <w:left w:w="145" w:type="dxa"/>
-              <w:right w:w="145" w:type="dxa"/>
-            </w:tcMar>
-          </w:tcPr>
-          <w:p>
-            <w:pPr>
-              <w:spacing w:before="40" w:after="40" w:line="341" w:lineRule="auto"/>
-              <w:jc w:val="left"/>
-            </w:pPr>
-            <w:r/>
-            <w:r>
-              <w:rPr>
-                <w:rFonts w:ascii="Times New Roman" w:hAnsi="Times New Roman" w:eastAsia="宋体"/>
-                <w:b w:val="0"/>
-                <w:color w:val="191919"/>
-                <w:sz w:val="19"/>
-              </w:rPr>
-              <w:t>【出场人物】荀未来、赵了、刘美奕、赵左右</w:t>
-              <w:br/>
-              <w:t>【空间动作与场面调度】深夜十二点半，福慧家园五号楼下的雪地旁，黑色路虎越野车仪表台上固定着那部正在运行“黑鸽子v2.1（监听录制中）”的诺基亚手机。主驾驶座上的六十六岁赵了困倦地打了个哈欠，副驾驶座上身穿八中校服夹克的四十一岁荀未来歪头靠着车窗，仰望着五楼亮灯的窗户抱怨。 赵了神色严肃地转过头，叮嘱身旁的荀未来。荀未来若有所思地点了点头。 恰在此时，仪表台上诺基亚手机的音频波形跳动起来——五零一室赵左右的卧室内，身穿淡蓝印花丝质睡衣的母亲刘美奕轻轻推门走到书桌旁，俯身关切地看着还在灯下演算集合数学题的儿子。 身穿黑色短袖T恤的十六岁赵左右紧盯着桌上的草稿纸，手里的笔不停地推导着公式，头也不抬地回答。 刘美奕心疼地轻轻抚摸了一下儿子的肩膀与后背，转身轻手轻脚地替他带上房门离开。赵左右停下笔，闭上双眼深吸了一口气，努力平复着内心的紧张与翻涌。 切至：</w:t>
-              <w:br/>
-              <w:t>【本场核心台词交锋】荀未来：“这听半天也没听出个什么秘密来啊。他小小的年纪，也做不出多出格的事吧？” ／ 赵了：“你在他身边机会多，你盯紧点，想办法套套他的话。” ／ 刘美奕：“儿子，赶紧睡吧，都十二点半了。” ／ 赵左右：“明天就要开学考了，我最后查漏补缺一下，马上就好。”</w:t>
-            </w:r>
-          </w:p>
-        </w:tc>
-      </w:tr>
-      <w:tr>
-        <w:trPr>
-          <w:cantSplit/>
-        </w:trPr>
-        <w:tc>
-          <w:tcPr>
-            <w:tcW w:type="dxa" w:w="3096"/>
-            <w:vAlign w:val="center"/>
-            <w:tcMar>
-              <w:top w:w="105" w:type="dxa"/>
-              <w:bottom w:w="105" w:type="dxa"/>
-              <w:left w:w="145" w:type="dxa"/>
-              <w:right w:w="145" w:type="dxa"/>
-            </w:tcMar>
-            <w:shd w:fill="F7FAFC"/>
-          </w:tcPr>
-          <w:p>
-            <w:pPr>
-              <w:spacing w:before="40" w:after="40" w:line="341" w:lineRule="auto"/>
-              <w:jc w:val="left"/>
-            </w:pPr>
-            <w:r/>
-            <w:r>
-              <w:rPr>
-                <w:rFonts w:ascii="Times New Roman" w:hAnsi="Times New Roman" w:eastAsia="宋体"/>
-                <w:b/>
-                <w:color w:val="191919"/>
-                <w:sz w:val="19"/>
-              </w:rPr>
-              <w:t>EP11</w:t>
-              <w:br/>
-              <w:t>11-8　外/内　家属院雪地长椅与501室赵左右家（客厅与卧室） — 夜</w:t>
-            </w:r>
-          </w:p>
-        </w:tc>
-        <w:tc>
-          <w:tcPr>
-            <w:tcW w:type="dxa" w:w="7272"/>
-            <w:vAlign w:val="center"/>
-            <w:tcMar>
-              <w:top w:w="105" w:type="dxa"/>
-              <w:bottom w:w="105" w:type="dxa"/>
-              <w:left w:w="145" w:type="dxa"/>
-              <w:right w:w="145" w:type="dxa"/>
-            </w:tcMar>
-            <w:shd w:fill="F7FAFC"/>
-          </w:tcPr>
-          <w:p>
-            <w:pPr>
-              <w:spacing w:before="40" w:after="40" w:line="341" w:lineRule="auto"/>
-              <w:jc w:val="left"/>
-            </w:pPr>
-            <w:r/>
-            <w:r>
-              <w:rPr>
-                <w:rFonts w:ascii="Times New Roman" w:hAnsi="Times New Roman" w:eastAsia="宋体"/>
-                <w:b w:val="0"/>
-                <w:color w:val="191919"/>
-                <w:sz w:val="19"/>
-              </w:rPr>
-              <w:t>【出场人物】赵了、赵左右、赵东来、徐图图</w:t>
-              <w:br/>
-              <w:t>【空间动作与场面调度】寒夜漫漫，身穿红黑拼色三道杠羽绒服的十六岁赵左右背着书包独自走回福慧家园楼下，仰头望着五楼自家亮着温暖灯光的窗户，却不敢迈步上楼，长叹一口气走到院子里的积雪长椅上颓然坐下。 脚步声踏雪而来，头戴黑色棒球帽、身穿米黄色立领厚羽绒服的六十六岁赵了笑眯眯地走到长椅旁站定，温和地明知故问。 赵左右抬起头认出赵爷爷，眼神闪烁着垂下眼帘。 赵了拂开长椅上的浮雪，在十六岁的自己身旁坐下，慈祥地打趣道。 赵左右低着头闷闷地否认。 赵了轻笑一声，侧过头注视着少年紧绷的侧脸，耐心地用真心换真心。 听到这句话，满腹委屈无处倾诉的十六岁赵左右鼻子一酸，终于向这位慈祥的“赵爷爷”敞开了心扉。 赵了收敛笑意，认真地看着他追问。赵左右沉默地低下头。 赵左右死死抿着嘴唇，内心剧烈挣扎了良久，终于艰难地吐出了实话。 赵了眉头一挑，追问到底。 【闪回·考试前夜主任办公室】昏暗的办公室内，赵左右从《★绝密 文科综合 试卷袋》里抽出考卷，目光扫到了卷首第一道地理选择题的图形与题干；就在他准备往下看第二题的瞬间，强烈的羞耻感与良……</w:t>
-              <w:br/>
-              <w:t>【本场核心台词交锋】赵了：“怎么不回家？” ／ 赵左右：“就想一个人待会儿。” ／ 赵了：“有秘密啦？” ／ 赵左右：“没有。” ／ 赵了：“和我说说呗。上次赵爷爷，不是也跟你说了心里话了吗？”</w:t>
-            </w:r>
-          </w:p>
-        </w:tc>
-      </w:tr>
-      <w:tr>
-        <w:trPr>
-          <w:cantSplit/>
-        </w:trPr>
-        <w:tc>
-          <w:tcPr>
-            <w:tcW w:type="dxa" w:w="3096"/>
-            <w:vAlign w:val="center"/>
-            <w:tcMar>
-              <w:top w:w="105" w:type="dxa"/>
-              <w:bottom w:w="105" w:type="dxa"/>
-              <w:left w:w="145" w:type="dxa"/>
-              <w:right w:w="145" w:type="dxa"/>
-            </w:tcMar>
-          </w:tcPr>
-          <w:p>
-            <w:pPr>
-              <w:spacing w:before="40" w:after="40" w:line="341" w:lineRule="auto"/>
-              <w:jc w:val="left"/>
-            </w:pPr>
-            <w:r/>
-            <w:r>
-              <w:rPr>
-                <w:rFonts w:ascii="Times New Roman" w:hAnsi="Times New Roman" w:eastAsia="宋体"/>
-                <w:b/>
-                <w:color w:val="191919"/>
-                <w:sz w:val="19"/>
-              </w:rPr>
-              <w:t>EP12</w:t>
-              <w:br/>
-              <w:t>12-8　外/内　徐图图家楼下雪巷·三条鱼漫画屋与门前手撕日历 — 夜/日</w:t>
-            </w:r>
-          </w:p>
-        </w:tc>
-        <w:tc>
-          <w:tcPr>
-            <w:tcW w:type="dxa" w:w="7272"/>
-            <w:vAlign w:val="center"/>
-            <w:tcMar>
-              <w:top w:w="105" w:type="dxa"/>
-              <w:bottom w:w="105" w:type="dxa"/>
-              <w:left w:w="145" w:type="dxa"/>
-              <w:right w:w="145" w:type="dxa"/>
-            </w:tcMar>
-          </w:tcPr>
-          <w:p>
-            <w:pPr>
-              <w:spacing w:before="40" w:after="40" w:line="341" w:lineRule="auto"/>
-              <w:jc w:val="left"/>
-            </w:pPr>
-            <w:r/>
-            <w:r>
-              <w:rPr>
-                <w:rFonts w:ascii="Times New Roman" w:hAnsi="Times New Roman" w:eastAsia="宋体"/>
-                <w:b w:val="0"/>
-                <w:color w:val="191919"/>
-                <w:sz w:val="19"/>
-              </w:rPr>
-              <w:t>【出场人物】赵了、荀未来、漫画屋奶奶、赵左右、系统提示女声</w:t>
-              <w:br/>
-              <w:t>【空间动作与场面调度】筒子楼下的雪地小巷里，荀未来与赵了快步走下红色外挂铁楼梯。走在后面的赵了突然开口叫住了荀未来，严肃地审视着他。 荀未来停下脚步转过身，毫不隐瞒地摊牌了自己的想法。 赵了双手插在大衣兜里，平静地摇了摇头。 荀未来一听这话瞬间炸了毛，指着自己刚被医院确诊重度酒精肝的身体，激动地冲赵了大吼！ 面对荀未来的咆哮，六十六岁的赵了仰起头望着夜空，平静而豁达地吐出了五个字。 荀未来难以置信地瞪大了眼睛：“你无所谓？！”赵了温和地注视着四十一岁的自己，道出了历经沧桑后的彻悟。 荀未来崩溃地挥舞着双手，大声喊出了自己最真实的求生欲。 赵了静静地看着他，一针见血地问了一句。 荀未来梗着脖子反问。 赵了摊了摊手，客观地向他解释二零五八年的资金监管规则，并走上前拍了拍四十一岁自己的肩膀，像父亲勉励儿子一样语重心长地劝慰，随后转身隐入夜色。荀未来独自站在雪巷里，仰天闭目长叹。 深夜，心力交瘁的荀未来推开“三条鱼漫画屋”的玻璃门走进店里，却惊讶地看见白发苍苍、戴着老花镜的漫画屋奶奶正独自一人坐在旧书桌前默默整理着贴……</w:t>
-              <w:br/>
-              <w:t>【本场核心台词交锋】赵了：“你等一下。刚才一直没空问你，你跟着图图干什么？” ／ 荀未来：“徐图图，她现在就像是个催化剂，让小赵在错误的道路上越走越远，我必须要拆散他们两个！” ／ 赵了：“错误的道路？我没觉得啊。” ／ 荀未来：“当个酗酒的半吊子心理学家，还不如老实的去敲代码呢！我现在都重度酒精肝了，要是放纵让小赵再离谱下去，到时候我再得个肝癌英年早逝，可就没有你了！” ／ 赵了：“我无所谓啊。”</w:t>
-            </w:r>
-          </w:p>
-        </w:tc>
-      </w:tr>
-      <w:tr>
-        <w:trPr>
-          <w:cantSplit/>
-        </w:trPr>
-        <w:tc>
-          <w:tcPr>
-            <w:tcW w:type="dxa" w:w="3096"/>
-            <w:vAlign w:val="center"/>
-            <w:tcMar>
-              <w:top w:w="105" w:type="dxa"/>
-              <w:bottom w:w="105" w:type="dxa"/>
-              <w:left w:w="145" w:type="dxa"/>
-              <w:right w:w="145" w:type="dxa"/>
-            </w:tcMar>
-            <w:shd w:fill="F7FAFC"/>
-          </w:tcPr>
-          <w:p>
-            <w:pPr>
-              <w:spacing w:before="40" w:after="40" w:line="341" w:lineRule="auto"/>
-              <w:jc w:val="left"/>
-            </w:pPr>
-            <w:r/>
-            <w:r>
-              <w:rPr>
-                <w:rFonts w:ascii="Times New Roman" w:hAnsi="Times New Roman" w:eastAsia="宋体"/>
-                <w:b/>
-                <w:color w:val="191919"/>
-                <w:sz w:val="19"/>
-              </w:rPr>
-              <w:t>EP16</w:t>
-              <w:br/>
-              <w:t>16-7　外/内　光明路幸福家园楼下信报箱·501室客厅与长林八中食堂 — 日</w:t>
-            </w:r>
-          </w:p>
-        </w:tc>
-        <w:tc>
-          <w:tcPr>
-            <w:tcW w:type="dxa" w:w="7272"/>
-            <w:vAlign w:val="center"/>
-            <w:tcMar>
-              <w:top w:w="105" w:type="dxa"/>
-              <w:bottom w:w="105" w:type="dxa"/>
-              <w:left w:w="145" w:type="dxa"/>
-              <w:right w:w="145" w:type="dxa"/>
-            </w:tcMar>
-            <w:shd w:fill="F7FAFC"/>
-          </w:tcPr>
-          <w:p>
-            <w:pPr>
-              <w:spacing w:before="40" w:after="40" w:line="341" w:lineRule="auto"/>
-              <w:jc w:val="left"/>
-            </w:pPr>
-            <w:r/>
-            <w:r>
-              <w:rPr>
-                <w:rFonts w:ascii="Times New Roman" w:hAnsi="Times New Roman" w:eastAsia="宋体"/>
-                <w:b w:val="0"/>
-                <w:color w:val="191919"/>
-                <w:sz w:val="19"/>
-              </w:rPr>
-              <w:t>【出场人物】刘美奕、赵左右、徐图图</w:t>
-              <w:br/>
-              <w:t>【空间动作与场面调度】雪后初晴的白天，身穿米白色羽绒服的刘美奕手里拎着刚买的大葱和蔬菜走回“光明路幸福家园5号”单元楼下。她用钥匙打开“401（原501室对应信箱）”号绿色信报箱，取出当天的报纸，突然发现报纸底下压着一封来自《江湖侠警》摄制组的牛皮纸信件！刘美奕低头看着信封上的字迹，满脸疑惑地轻声自语。 次日清晨（周五），五零一室客厅内，穿好黑夹克的赵东来正火急火燎地到处翻找公文包：“哎，我包呢？”坐在沙发上看剧本的刘美奕连忙指了指沙发侧面：“这儿这儿这儿！”赵东来拎起公文包一边往门外冲一边念叨着“今天领导都在，千万别迟到了”，刘美奕顺着他的话大声送别后，立刻起身走到玄关锁好防盗门，确认家里没人后，深深吸了一口气！ 只见四十岁的刘美奕把那叠《江湖侠警》试戏剧本卷成一根圆筒当成宝剑握在手中，瞬间进入侠女状态！她眼神凌厉，脚踏七星步，在客厅中央与博古架前挥“剑”直指，字正腔圆地大声演练起武侠台词！ 伴随着最后一声大喝，刘美奕右手握着剧本卷猛地向前一记直刺——动作骤然石化在半空中！ 只见走廊门帘处，身穿白色秋衣睡裤……</w:t>
-              <w:br/>
-              <w:t>【本场核心台词交锋】刘美奕：“谁会给我寄信啊？” ／ 刘美奕：“宵小之辈，也配与本姑娘一较高下？去，把你们当家的叫来！——陆教主，你猜得没错，我今天，就是来取你性命的！当年，你害死我妹妹，今天，我要让你血债血偿！拿命来！哈——！” ／ 刘美奕：“赵左右？你……你怎么没上学呢？” ／ 赵左右：“我忘了明天才是周六了，不小心睡过头了。” ／ 刘美奕：“刚才看到的都保密啊，千万不能让你爸知道，知道了吗？”</w:t>
-            </w:r>
-          </w:p>
-        </w:tc>
-      </w:tr>
-      <w:tr>
-        <w:trPr>
-          <w:cantSplit/>
-        </w:trPr>
-        <w:tc>
-          <w:tcPr>
-            <w:tcW w:type="dxa" w:w="3096"/>
-            <w:vAlign w:val="center"/>
-            <w:tcMar>
-              <w:top w:w="105" w:type="dxa"/>
-              <w:bottom w:w="105" w:type="dxa"/>
-              <w:left w:w="145" w:type="dxa"/>
-              <w:right w:w="145" w:type="dxa"/>
-            </w:tcMar>
-          </w:tcPr>
-          <w:p>
-            <w:pPr>
-              <w:spacing w:before="40" w:after="40" w:line="341" w:lineRule="auto"/>
-              <w:jc w:val="left"/>
-            </w:pPr>
-            <w:r/>
-            <w:r>
-              <w:rPr>
-                <w:rFonts w:ascii="Times New Roman" w:hAnsi="Times New Roman" w:eastAsia="宋体"/>
-                <w:b/>
-                <w:color w:val="191919"/>
-                <w:sz w:val="19"/>
-              </w:rPr>
-              <w:t>EP18</w:t>
-              <w:br/>
-              <w:t>18-4　内/外　酒店2388套房·楼下路虎车内与套房卧室门前 — 夜</w:t>
-            </w:r>
-          </w:p>
-        </w:tc>
-        <w:tc>
-          <w:tcPr>
-            <w:tcW w:type="dxa" w:w="7272"/>
-            <w:vAlign w:val="center"/>
-            <w:tcMar>
-              <w:top w:w="105" w:type="dxa"/>
-              <w:bottom w:w="105" w:type="dxa"/>
-              <w:left w:w="145" w:type="dxa"/>
-              <w:right w:w="145" w:type="dxa"/>
-            </w:tcMar>
-          </w:tcPr>
-          <w:p>
-            <w:pPr>
-              <w:spacing w:before="40" w:after="40" w:line="341" w:lineRule="auto"/>
-              <w:jc w:val="left"/>
-            </w:pPr>
-            <w:r/>
-            <w:r>
-              <w:rPr>
-                <w:rFonts w:ascii="Times New Roman" w:hAnsi="Times New Roman" w:eastAsia="宋体"/>
-                <w:b w:val="0"/>
-                <w:color w:val="191919"/>
-                <w:sz w:val="19"/>
-              </w:rPr>
-              <w:t>【出场人物】林开颜、荀未来、赵了、余博士、客房服务员</w:t>
-              <w:br/>
-              <w:t>【空间动作与场面调度】凌晨时分，酒店2388号套房客厅内，墙上的精工（SEIKO）挂钟滴答作响。六十六岁的赵了与四十一岁的荀未来湊在沙发前低声耳语商议；被绑在椅子上的小雪困得打了个大哈欠，转头看了一眼挂钟上的时间——距离早上六点飞霞路电话亭被拆除、公司保洁阿姨上班已经不到两个小时了！小雪急得满头大汗，大声朝两人喊道。 荀未来与赵了对视一眼，站起身整理了一下西装，慢条斯理地走到小雪面前摇了摇头。 沙发上的赵了淡定地补了一句：“在这之前，就辛苦你，在这当人质。”小雪急得差点跳起来！ 赵了稳坐钓鱼台，一句话道破了时空管理局的铁律，随后向荀未来下达了引蛇出洞的指令！ 荀未来响亮地应了一声“好嘞”！一旦荀未来去电话亭打给高总，小雪撒的所有谎就会当场穿帮！小雪吓得魂飞魄散，拼命扭动身子声嘶力竭地尖叫哭喊：“不行不行哥！哥你真不能去！我求你了哥！”荀未来嫌她吵，直接拿起桌上那卷宽封箱胶带撕下一截，“啪”地贴回小雪嘴上，拍了拍手转身出门。 沙发上的赵了冷冷地看着嘴被封住、发出“唔唔”呜咽声的小雪，平静地吐出一句：“小姑娘，说……</w:t>
-              <w:br/>
-              <w:t>【本场核心台词交锋】林开颜：“两位哥啊，真没时间了！要是过了六点再回去的话，高总肯定会怀疑的！你们放我回去，我把你们接回来，帮你们指认高总，啊？” ／ 荀未来：“我们商量过了，暂时先不能放你走。要验证你所说的真伪，就得抓住下一个来查看情况的人，看看你俩的说法一不一样，就知道了。” ／ 林开颜：“你们怎么就那么倔呢？！不是，我是怕你们对付不了高总的人！还不如就装死，生活在2008年，就当……就当无事发生过，啊？” ／ 赵了：“除了时空管理局，没有人能带未来科技到这里。小荀，拿我的身份证，给他们高总打个电话挑衅一下，把下一个人引过来！” ／ 荀未来：“大半夜的，扰民。”</w:t>
-            </w:r>
-          </w:p>
-        </w:tc>
-      </w:tr>
-      <w:tr>
-        <w:trPr>
-          <w:cantSplit/>
-        </w:trPr>
-        <w:tc>
-          <w:tcPr>
-            <w:tcW w:type="dxa" w:w="3096"/>
-            <w:vAlign w:val="center"/>
-            <w:tcMar>
-              <w:top w:w="105" w:type="dxa"/>
-              <w:bottom w:w="105" w:type="dxa"/>
-              <w:left w:w="145" w:type="dxa"/>
-              <w:right w:w="145" w:type="dxa"/>
-            </w:tcMar>
-            <w:shd w:fill="F7FAFC"/>
-          </w:tcPr>
-          <w:p>
-            <w:pPr>
-              <w:spacing w:before="40" w:after="40" w:line="341" w:lineRule="auto"/>
-              <w:jc w:val="left"/>
-            </w:pPr>
-            <w:r/>
-            <w:r>
-              <w:rPr>
-                <w:rFonts w:ascii="Times New Roman" w:hAnsi="Times New Roman" w:eastAsia="宋体"/>
-                <w:b/>
-                <w:color w:val="191919"/>
-                <w:sz w:val="19"/>
-              </w:rPr>
-              <w:t>EP22</w:t>
-              <w:br/>
-              <w:t>22-6　外/内　雪夜居民楼下·501室厨房与餐厅团圆饺子宴·雪路送别与有轨电车站台 — 夜</w:t>
-            </w:r>
-          </w:p>
-        </w:tc>
-        <w:tc>
-          <w:tcPr>
-            <w:tcW w:type="dxa" w:w="7272"/>
-            <w:vAlign w:val="center"/>
-            <w:tcMar>
-              <w:top w:w="105" w:type="dxa"/>
-              <w:bottom w:w="105" w:type="dxa"/>
-              <w:left w:w="145" w:type="dxa"/>
-              <w:right w:w="145" w:type="dxa"/>
-            </w:tcMar>
-            <w:shd w:fill="F7FAFC"/>
-          </w:tcPr>
-          <w:p>
-            <w:pPr>
-              <w:spacing w:before="40" w:after="40" w:line="341" w:lineRule="auto"/>
-              <w:jc w:val="left"/>
-            </w:pPr>
-            <w:r/>
-            <w:r>
-              <w:rPr>
-                <w:rFonts w:ascii="Times New Roman" w:hAnsi="Times New Roman" w:eastAsia="宋体"/>
-                <w:b w:val="0"/>
-                <w:color w:val="191919"/>
-                <w:sz w:val="19"/>
-              </w:rPr>
-              <w:t>【出场人物】赵了、赵左右、荀未来、刘美奕、赵东来</w:t>
-              <w:br/>
-              <w:t>【空间动作与场面调度】2008年冬夜，老居民楼单元门外白雪皑皑，暖黄的路灯光晕下，四十一岁的荀未来与六十六岁的赵了并肩等候。十六岁的赵左右背着书包欢快地跑来与两人汇合。 赵左右拍着胸脯回答：“收拾完了！你俩收拾完了？”荀未来随口答道：“对，晚上十点钟你赵爷爷就走了。”赵了一听这话不吉利，吹胡子瞪眼地抗议起来。 荀未来坏笑着顶嘴：“怎么了？你就说是或不是，你晚上十点钟走？”看着四十岁和六十岁的自己又在拌嘴，十六岁的赵左右无奈地摊开双手劝架。 荀未来扑哧一笑，感叹道：“也是。我们这种情况啊，也算是千载难逢了吧。”赵左右满眼不舍地看着两个未来的自己，追问重逢之期。 荀未来摸了摸下巴，把话题抛给2058年的赵了。 赵了连忙摆手叫苦：“怎么就跟下楼似的？我来一趟很贵的好吗？”十六岁的赵左右清了清嗓子，得意洋洋地背出了自己琢磨了一下午、把“未来”和“了”嵌进去的藏头打油诗！ 荀未来与赵了被少年的巧思逗得哈哈大笑，赵了连声夸赞并招呼两人上楼吃父母包的团圆饺子。 五零一室客厅与餐厅内暖意融融，墙上挂着喜庆的“福”字斗方与“家……</w:t>
-              <w:br/>
-              <w:t>【本场核心台词交锋】赵了：“你东西都收拾完了吗？” ／ 赵了：“怎么什么话到你嘴里面就变得这么难听？什么我晚上十点钟就走了？！” ／ 赵左右：“你俩就不能和平一点吗？咱仨不都是一个人，骂谁都是骂自己。” ／ 赵左右：“对了，你们下次什么时候再来啊？” ／ 荀未来：“呃，还不太确定吧。我2033年那边还没那么方便。倒是你赵爷爷，跟下楼似的。”</w:t>
-            </w:r>
-          </w:p>
-        </w:tc>
-      </w:tr>
-    </w:tbl>
     <w:sectPr>
       <w:pgSz w:w="12240" w:h="15840"/>
       <w:pgMar w:top="1080" w:right="936" w:bottom="1080" w:left="936" w:header="720" w:footer="720" w:gutter="0"/>

--- a/01_《三人行》全24集全流程标杆成品库/06_核心场景一景一档/场景05_福慧家园老式家属院“三个雪人”中心院落（1998雪夜 ＆ 2008—2012冬夜）.docx
+++ b/01_《三人行》全24集全流程标杆成品库/06_核心场景一景一档/场景05_福慧家园老式家属院“三个雪人”中心院落（1998雪夜 ＆ 2008—2012冬夜）.docx
@@ -978,7 +978,7 @@
               <w:t>五级水泥台阶、红色铁扶手、一楼单元防盗门</w:t>
               <w:br/>
               <w:br/>
-              <w:t>【镜头轴线与动线功能】采用双人正面平视中景机位：承载EP04第4-17场赵东来与41岁荀未来并坐台阶喝二锅头、赵父伸出冻裂双手嚎啕痛哭的催泪名场面，以及EP20小雪拦路搭讪赵左右</w:t>
+              <w:t>【镜头轴线与动线功能】采用双人正面平视中景机位：承载EP04赵东来与41岁荀未来并坐台阶喝二锅头、赵父伸出冻裂双手嚎啕痛哭的催泪名场面，以及EP20小雪拦路搭讪赵左右</w:t>
             </w:r>
           </w:p>
         </w:tc>
@@ -1093,7 +1093,7 @@
           <w:color w:val="141414"/>
           <w:sz w:val="21"/>
         </w:rPr>
-        <w:t>在1998年的大雪夜里（EP01第1-4场），一个素不相识、情绪失控的成年陌生男人拿着酒瓶在此指着雪人咆哮（“你是不是笑我？……你笑我是吧？我让你笑！”）并一脚踹碎雪人；等那个陌生男人走远后，6岁的幼年赵左右蹲在钠灯暖光下把散落的积雪重新拢起，亲手并排堆起了三个雪人，对着雪人对自己说出“赵左右，老师说，三人成众。你现在不是一个人了。没人再敢欺负你了”，奠定了全剧温暖治愈的灵魂基调（并与EP24第24-9场2012冬夜20岁崩溃的赵左右自己拎着啤酒瓶对微笑雪人哭喊“笑什么？我问你笑什么！”形成跨越24集的宿命微镜像）。</w:t>
+        <w:t>在1998年的大雪夜里（EP01），一个素不相识、情绪失控的成年陌生男人拿着酒瓶在此指着雪人咆哮（“你是不是笑我？……你笑我是吧？我让你笑！”）并一脚踹碎雪人；等那个陌生男人走远后，6岁的幼年赵左右蹲在钠灯暖光下把散落的积雪重新拢起，亲手并排堆起了三个雪人，对着雪人对自己说出“赵左右，老师说，三人成众。你现在不是一个人了。没人再敢欺负你了”，奠定了全剧温暖治愈的灵魂基调（并与EP242012冬夜20岁崩溃的赵左右自己拎着啤酒瓶对微笑雪人哭喊“笑什么？我问你笑什么！”形成跨越24集的宿命微镜像）。</w:t>
       </w:r>
     </w:p>
     <w:p>
@@ -1170,7 +1170,7 @@
           <w:color w:val="141414"/>
           <w:sz w:val="21"/>
         </w:rPr>
-        <w:t>EP01第1-3/1-4场：1998年冬夜，失控成年陌生男人在院里拿酒瓶指雪人怒骂并踹碎雪人，他走远后6岁赵左右冒寒重堆起三个雪人，对自己立下“三人成众，没人再敢欺负你了”誓言；EP02清晨2008年的院落里再次出现并排的三个雪人。</w:t>
+        <w:t>EP01：1998年冬夜，失控成年陌生男人在院里拿酒瓶指雪人怒骂并踹碎雪人，他走远后6岁赵左右冒寒重堆起三个雪人，对自己立下“三人成众，没人再敢欺负你了”誓言；EP02清晨2008年的院落里再次出现并排的三个雪人。</w:t>
       </w:r>
     </w:p>
     <w:p>
@@ -1201,7 +1201,7 @@
           <w:color w:val="141414"/>
           <w:sz w:val="21"/>
         </w:rPr>
-        <w:t>EP04第4-6/4-17场：赵东来将撕碎的《小知音》与手稿从五楼阳台洒入风雪院落，16岁赵左右冲下楼在雪地里疯扒碎纸致十指流血；深夜赵东来独自下楼翻遍十几个垃圾桶找回碎稿，坐在单元门水泥台阶上向41岁荀未来伸出冻裂发黑的双手嚎啕痛哭。</w:t>
+        <w:t>EP04：赵东来将撕碎的《小知音》与手稿从五楼阳台洒入风雪院落，16岁赵左右冲下楼在雪地里疯扒碎纸致十指流血；深夜赵东来独自下楼翻遍十几个垃圾桶找回碎稿，坐在单元门水泥台阶上向41岁荀未来伸出冻裂发黑的双手嚎啕痛哭。</w:t>
       </w:r>
     </w:p>
     <w:p>

--- a/01_《三人行》全24集全流程标杆成品库/06_核心场景一景一档/场景05_福慧家园老式家属院“三个雪人”中心院落（1998雪夜 ＆ 2008—2012冬夜）.docx
+++ b/01_《三人行》全24集全流程标杆成品库/06_核心场景一景一档/场景05_福慧家园老式家属院“三个雪人”中心院落（1998雪夜 ＆ 2008—2012冬夜）.docx
@@ -124,9 +124,7 @@
         </w:tc>
       </w:tr>
       <w:tr>
-        <w:trPr>
-          <w:cantSplit/>
-        </w:trPr>
+        <w:trPr/>
         <w:tc>
           <w:tcPr>
             <w:tcW w:type="dxa" w:w="2592"/>
@@ -185,9 +183,7 @@
         </w:tc>
       </w:tr>
       <w:tr>
-        <w:trPr>
-          <w:cantSplit/>
-        </w:trPr>
+        <w:trPr/>
         <w:tc>
           <w:tcPr>
             <w:tcW w:type="dxa" w:w="2592"/>
@@ -248,9 +244,7 @@
         </w:tc>
       </w:tr>
       <w:tr>
-        <w:trPr>
-          <w:cantSplit/>
-        </w:trPr>
+        <w:trPr/>
         <w:tc>
           <w:tcPr>
             <w:tcW w:type="dxa" w:w="2592"/>
@@ -309,9 +303,7 @@
         </w:tc>
       </w:tr>
       <w:tr>
-        <w:trPr>
-          <w:cantSplit/>
-        </w:trPr>
+        <w:trPr/>
         <w:tc>
           <w:tcPr>
             <w:tcW w:type="dxa" w:w="2592"/>
@@ -372,9 +364,7 @@
         </w:tc>
       </w:tr>
       <w:tr>
-        <w:trPr>
-          <w:cantSplit/>
-        </w:trPr>
+        <w:trPr/>
         <w:tc>
           <w:tcPr>
             <w:tcW w:type="dxa" w:w="2592"/>
@@ -433,9 +423,7 @@
         </w:tc>
       </w:tr>
       <w:tr>
-        <w:trPr>
-          <w:cantSplit/>
-        </w:trPr>
+        <w:trPr/>
         <w:tc>
           <w:tcPr>
             <w:tcW w:type="dxa" w:w="2592"/>
@@ -496,9 +484,7 @@
         </w:tc>
       </w:tr>
       <w:tr>
-        <w:trPr>
-          <w:cantSplit/>
-        </w:trPr>
+        <w:trPr/>
         <w:tc>
           <w:tcPr>
             <w:tcW w:type="dxa" w:w="2592"/>
@@ -557,9 +543,7 @@
         </w:tc>
       </w:tr>
       <w:tr>
-        <w:trPr>
-          <w:cantSplit/>
-        </w:trPr>
+        <w:trPr/>
         <w:tc>
           <w:tcPr>
             <w:tcW w:type="dxa" w:w="2592"/>
@@ -620,9 +604,7 @@
         </w:tc>
       </w:tr>
       <w:tr>
-        <w:trPr>
-          <w:cantSplit/>
-        </w:trPr>
+        <w:trPr/>
         <w:tc>
           <w:tcPr>
             <w:tcW w:type="dxa" w:w="2592"/>
@@ -850,9 +832,7 @@
         </w:tc>
       </w:tr>
       <w:tr>
-        <w:trPr>
-          <w:cantSplit/>
-        </w:trPr>
+        <w:trPr/>
         <w:tc>
           <w:tcPr>
             <w:tcW w:type="dxa" w:w="2664"/>
@@ -916,9 +896,7 @@
         </w:tc>
       </w:tr>
       <w:tr>
-        <w:trPr>
-          <w:cantSplit/>
-        </w:trPr>
+        <w:trPr/>
         <w:tc>
           <w:tcPr>
             <w:tcW w:type="dxa" w:w="2664"/>
@@ -984,9 +962,7 @@
         </w:tc>
       </w:tr>
       <w:tr>
-        <w:trPr>
-          <w:cantSplit/>
-        </w:trPr>
+        <w:trPr/>
         <w:tc>
           <w:tcPr>
             <w:tcW w:type="dxa" w:w="2664"/>

--- a/01_《三人行》全24集全流程标杆成品库/06_核心场景一景一档/场景05_福慧家园老式家属院“三个雪人”中心院落（1998雪夜 ＆ 2008—2012冬夜）.docx
+++ b/01_《三人行》全24集全流程标杆成品库/06_核心场景一景一档/场景05_福慧家园老式家属院“三个雪人”中心院落（1998雪夜 ＆ 2008—2012冬夜）.docx
@@ -44,7 +44,7 @@
           <w:color w:val="192D55"/>
           <w:sz w:val="25"/>
         </w:rPr>
-        <w:t>第一章　场景核心工程参数与视觉美学总卡</w:t>
+        <w:t>第一章　场景核心工程参数与视听美学总卡</w:t>
       </w:r>
     </w:p>
     <w:tbl>
@@ -66,7 +66,7 @@
         </w:trPr>
         <w:tc>
           <w:tcPr>
-            <w:tcW w:type="dxa" w:w="2592"/>
+            <w:tcW w:type="dxa" w:w="2664"/>
             <w:vAlign w:val="center"/>
             <w:tcMar>
               <w:top w:w="130" w:type="dxa"/>
@@ -89,13 +89,13 @@
                 <w:color w:val="FFFFFF"/>
                 <w:sz w:val="19"/>
               </w:rPr>
-              <w:t>工程与美学设定维度</w:t>
+              <w:t>场景工程设定维度</w:t>
             </w:r>
           </w:p>
         </w:tc>
         <w:tc>
           <w:tcPr>
-            <w:tcW w:type="dxa" w:w="7776"/>
+            <w:tcW w:type="dxa" w:w="7704"/>
             <w:vAlign w:val="center"/>
             <w:tcMar>
               <w:top w:w="130" w:type="dxa"/>
@@ -118,16 +118,15 @@
                 <w:color w:val="FFFFFF"/>
                 <w:sz w:val="19"/>
               </w:rPr>
-              <w:t>全剧标准定稿设定参数</w:t>
+              <w:t>全剧标准定稿设定内容</w:t>
             </w:r>
           </w:p>
         </w:tc>
       </w:tr>
       <w:tr>
-        <w:trPr/>
         <w:tc>
           <w:tcPr>
-            <w:tcW w:type="dxa" w:w="2592"/>
+            <w:tcW w:type="dxa" w:w="2664"/>
             <w:vAlign w:val="center"/>
             <w:tcMar>
               <w:top w:w="105" w:type="dxa"/>
@@ -155,7 +154,7 @@
         </w:tc>
         <w:tc>
           <w:tcPr>
-            <w:tcW w:type="dxa" w:w="7776"/>
+            <w:tcW w:type="dxa" w:w="7704"/>
             <w:vAlign w:val="center"/>
             <w:tcMar>
               <w:top w:w="105" w:type="dxa"/>
@@ -183,10 +182,9 @@
         </w:tc>
       </w:tr>
       <w:tr>
-        <w:trPr/>
         <w:tc>
           <w:tcPr>
-            <w:tcW w:type="dxa" w:w="2592"/>
+            <w:tcW w:type="dxa" w:w="2664"/>
             <w:vAlign w:val="center"/>
             <w:tcMar>
               <w:top w:w="105" w:type="dxa"/>
@@ -215,7 +213,7 @@
         </w:tc>
         <w:tc>
           <w:tcPr>
-            <w:tcW w:type="dxa" w:w="7776"/>
+            <w:tcW w:type="dxa" w:w="7704"/>
             <w:vAlign w:val="center"/>
             <w:tcMar>
               <w:top w:w="105" w:type="dxa"/>
@@ -244,10 +242,9 @@
         </w:tc>
       </w:tr>
       <w:tr>
-        <w:trPr/>
         <w:tc>
           <w:tcPr>
-            <w:tcW w:type="dxa" w:w="2592"/>
+            <w:tcW w:type="dxa" w:w="2664"/>
             <w:vAlign w:val="center"/>
             <w:tcMar>
               <w:top w:w="105" w:type="dxa"/>
@@ -275,7 +272,7 @@
         </w:tc>
         <w:tc>
           <w:tcPr>
-            <w:tcW w:type="dxa" w:w="7776"/>
+            <w:tcW w:type="dxa" w:w="7704"/>
             <w:vAlign w:val="center"/>
             <w:tcMar>
               <w:top w:w="105" w:type="dxa"/>
@@ -303,10 +300,9 @@
         </w:tc>
       </w:tr>
       <w:tr>
-        <w:trPr/>
         <w:tc>
           <w:tcPr>
-            <w:tcW w:type="dxa" w:w="2592"/>
+            <w:tcW w:type="dxa" w:w="2664"/>
             <w:vAlign w:val="center"/>
             <w:tcMar>
               <w:top w:w="105" w:type="dxa"/>
@@ -335,7 +331,7 @@
         </w:tc>
         <w:tc>
           <w:tcPr>
-            <w:tcW w:type="dxa" w:w="7776"/>
+            <w:tcW w:type="dxa" w:w="7704"/>
             <w:vAlign w:val="center"/>
             <w:tcMar>
               <w:top w:w="105" w:type="dxa"/>
@@ -364,10 +360,9 @@
         </w:tc>
       </w:tr>
       <w:tr>
-        <w:trPr/>
         <w:tc>
           <w:tcPr>
-            <w:tcW w:type="dxa" w:w="2592"/>
+            <w:tcW w:type="dxa" w:w="2664"/>
             <w:vAlign w:val="center"/>
             <w:tcMar>
               <w:top w:w="105" w:type="dxa"/>
@@ -395,7 +390,7 @@
         </w:tc>
         <w:tc>
           <w:tcPr>
-            <w:tcW w:type="dxa" w:w="7776"/>
+            <w:tcW w:type="dxa" w:w="7704"/>
             <w:vAlign w:val="center"/>
             <w:tcMar>
               <w:top w:w="105" w:type="dxa"/>
@@ -423,10 +418,9 @@
         </w:tc>
       </w:tr>
       <w:tr>
-        <w:trPr/>
         <w:tc>
           <w:tcPr>
-            <w:tcW w:type="dxa" w:w="2592"/>
+            <w:tcW w:type="dxa" w:w="2664"/>
             <w:vAlign w:val="center"/>
             <w:tcMar>
               <w:top w:w="105" w:type="dxa"/>
@@ -455,7 +449,7 @@
         </w:tc>
         <w:tc>
           <w:tcPr>
-            <w:tcW w:type="dxa" w:w="7776"/>
+            <w:tcW w:type="dxa" w:w="7704"/>
             <w:vAlign w:val="center"/>
             <w:tcMar>
               <w:top w:w="105" w:type="dxa"/>
@@ -484,10 +478,9 @@
         </w:tc>
       </w:tr>
       <w:tr>
-        <w:trPr/>
         <w:tc>
           <w:tcPr>
-            <w:tcW w:type="dxa" w:w="2592"/>
+            <w:tcW w:type="dxa" w:w="2664"/>
             <w:vAlign w:val="center"/>
             <w:tcMar>
               <w:top w:w="105" w:type="dxa"/>
@@ -515,7 +508,7 @@
         </w:tc>
         <w:tc>
           <w:tcPr>
-            <w:tcW w:type="dxa" w:w="7776"/>
+            <w:tcW w:type="dxa" w:w="7704"/>
             <w:vAlign w:val="center"/>
             <w:tcMar>
               <w:top w:w="105" w:type="dxa"/>
@@ -543,10 +536,9 @@
         </w:tc>
       </w:tr>
       <w:tr>
-        <w:trPr/>
         <w:tc>
           <w:tcPr>
-            <w:tcW w:type="dxa" w:w="2592"/>
+            <w:tcW w:type="dxa" w:w="2664"/>
             <w:vAlign w:val="center"/>
             <w:tcMar>
               <w:top w:w="105" w:type="dxa"/>
@@ -575,7 +567,7 @@
         </w:tc>
         <w:tc>
           <w:tcPr>
-            <w:tcW w:type="dxa" w:w="7776"/>
+            <w:tcW w:type="dxa" w:w="7704"/>
             <w:vAlign w:val="center"/>
             <w:tcMar>
               <w:top w:w="105" w:type="dxa"/>
@@ -604,10 +596,9 @@
         </w:tc>
       </w:tr>
       <w:tr>
-        <w:trPr/>
         <w:tc>
           <w:tcPr>
-            <w:tcW w:type="dxa" w:w="2592"/>
+            <w:tcW w:type="dxa" w:w="2664"/>
             <w:vAlign w:val="center"/>
             <w:tcMar>
               <w:top w:w="105" w:type="dxa"/>
@@ -635,7 +626,7 @@
         </w:tc>
         <w:tc>
           <w:tcPr>
-            <w:tcW w:type="dxa" w:w="7776"/>
+            <w:tcW w:type="dxa" w:w="7704"/>
             <w:vAlign w:val="center"/>
             <w:tcMar>
               <w:top w:w="105" w:type="dxa"/>
@@ -675,7 +666,7 @@
           <w:color w:val="192D55"/>
           <w:sz w:val="25"/>
         </w:rPr>
-        <w:t>第二章　场景整体空间全貌、建筑结构与陈设细节全景详述</w:t>
+        <w:t>第二章　建筑空间格局、子区域拓扑、美术陈设与光影色温全景细描</w:t>
       </w:r>
     </w:p>
     <w:p>
@@ -742,17 +733,17 @@
     </w:p>
     <w:p>
       <w:pPr>
-        <w:spacing w:before="240" w:after="80" w:line="384" w:lineRule="auto"/>
+        <w:spacing w:before="160" w:after="80" w:line="384" w:lineRule="auto"/>
         <w:jc w:val="left"/>
       </w:pPr>
       <w:r>
         <w:rPr>
           <w:rFonts w:ascii="Arial" w:hAnsi="Arial" w:eastAsia="黑体"/>
           <w:b/>
-          <w:color w:val="192D55"/>
-          <w:sz w:val="25"/>
+          <w:color w:val="141414"/>
+          <w:sz w:val="22"/>
         </w:rPr>
-        <w:t>第三章　子空间功能分区、平面拓扑关系与多视角镜头动线全解</w:t>
+        <w:t>（四）子空间分区、标志性道具锚点与摄影机轴线调度总表</w:t>
       </w:r>
     </w:p>
     <w:tbl>
@@ -764,8 +755,9 @@
         <w:tblLook w:firstColumn="1" w:firstRow="1" w:lastColumn="0" w:lastRow="0" w:noHBand="0" w:noVBand="1" w:val="04A0"/>
       </w:tblPr>
       <w:tblGrid>
-        <w:gridCol w:w="5184"/>
-        <w:gridCol w:w="5184"/>
+        <w:gridCol w:w="3456"/>
+        <w:gridCol w:w="3456"/>
+        <w:gridCol w:w="3456"/>
       </w:tblGrid>
       <w:tr>
         <w:trPr>
@@ -774,7 +766,7 @@
         </w:trPr>
         <w:tc>
           <w:tcPr>
-            <w:tcW w:type="dxa" w:w="2664"/>
+            <w:tcW w:type="dxa" w:w="2376"/>
             <w:vAlign w:val="center"/>
             <w:tcMar>
               <w:top w:w="130" w:type="dxa"/>
@@ -797,13 +789,13 @@
                 <w:color w:val="FFFFFF"/>
                 <w:sz w:val="19"/>
               </w:rPr>
-              <w:t>子空间分区与方位坐标</w:t>
+              <w:t>子空间功能分区</w:t>
             </w:r>
           </w:p>
         </w:tc>
         <w:tc>
           <w:tcPr>
-            <w:tcW w:type="dxa" w:w="7704"/>
+            <w:tcW w:type="dxa" w:w="3384"/>
             <w:vAlign w:val="center"/>
             <w:tcMar>
               <w:top w:w="130" w:type="dxa"/>
@@ -826,16 +818,44 @@
                 <w:color w:val="FFFFFF"/>
                 <w:sz w:val="19"/>
               </w:rPr>
-              <w:t>标志性陈设道具、机位轴线与人物进出动线详解</w:t>
+              <w:t>标志性美术陈设与道具锚点</w:t>
+            </w:r>
+          </w:p>
+        </w:tc>
+        <w:tc>
+          <w:tcPr>
+            <w:tcW w:type="dxa" w:w="4608"/>
+            <w:vAlign w:val="center"/>
+            <w:tcMar>
+              <w:top w:w="130" w:type="dxa"/>
+              <w:bottom w:w="130" w:type="dxa"/>
+              <w:left w:w="150" w:type="dxa"/>
+              <w:right w:w="150" w:type="dxa"/>
+            </w:tcMar>
+            <w:shd w:fill="1F3864"/>
+          </w:tcPr>
+          <w:p>
+            <w:pPr>
+              <w:spacing w:before="40" w:after="40" w:line="312" w:lineRule="auto"/>
+              <w:jc w:val="center"/>
+            </w:pPr>
+            <w:r/>
+            <w:r>
+              <w:rPr>
+                <w:rFonts w:ascii="Arial" w:hAnsi="Arial" w:eastAsia="黑体"/>
+                <w:b/>
+                <w:color w:val="FFFFFF"/>
+                <w:sz w:val="19"/>
+              </w:rPr>
+              <w:t>镜头轴线设计与场面调度功能</w:t>
             </w:r>
           </w:p>
         </w:tc>
       </w:tr>
       <w:tr>
-        <w:trPr/>
         <w:tc>
           <w:tcPr>
-            <w:tcW w:type="dxa" w:w="2664"/>
+            <w:tcW w:type="dxa" w:w="2376"/>
             <w:vAlign w:val="center"/>
             <w:tcMar>
               <w:top w:w="105" w:type="dxa"/>
@@ -863,7 +883,7 @@
         </w:tc>
         <w:tc>
           <w:tcPr>
-            <w:tcW w:type="dxa" w:w="7704"/>
+            <w:tcW w:type="dxa" w:w="3384"/>
             <w:vAlign w:val="center"/>
             <w:tcMar>
               <w:top w:w="105" w:type="dxa"/>
@@ -885,21 +905,43 @@
                 <w:color w:val="191919"/>
                 <w:sz w:val="19"/>
               </w:rPr>
-              <w:t>【标志性美术陈设与道具锚点】</w:t>
-              <w:br/>
               <w:t>并排伫立的三个雪人（胡萝卜鼻、树枝手）、覆雪松树、3000K老式钠灯杆</w:t>
-              <w:br/>
-              <w:br/>
-              <w:t>【镜头轴线与动线功能】全剧核心意象机位：承载EP01开篇1998雪夜失控成年陌生男人踹碎雪人、6岁赵左右重堆三个雪人说出“三人成众”；EP02院心出现第三个雪人；EP10等集三代人在雪人旁密谈</w:t>
+            </w:r>
+          </w:p>
+        </w:tc>
+        <w:tc>
+          <w:tcPr>
+            <w:tcW w:type="dxa" w:w="4608"/>
+            <w:vAlign w:val="center"/>
+            <w:tcMar>
+              <w:top w:w="105" w:type="dxa"/>
+              <w:bottom w:w="105" w:type="dxa"/>
+              <w:left w:w="145" w:type="dxa"/>
+              <w:right w:w="145" w:type="dxa"/>
+            </w:tcMar>
+          </w:tcPr>
+          <w:p>
+            <w:pPr>
+              <w:spacing w:before="40" w:after="40" w:line="341" w:lineRule="auto"/>
+              <w:jc w:val="left"/>
+            </w:pPr>
+            <w:r/>
+            <w:r>
+              <w:rPr>
+                <w:rFonts w:ascii="Times New Roman" w:hAnsi="Times New Roman" w:eastAsia="宋体"/>
+                <w:b w:val="0"/>
+                <w:color w:val="191919"/>
+                <w:sz w:val="19"/>
+              </w:rPr>
+              <w:t>【镜头轴线与动线功能】全剧核心意象机位：承载EP01开篇1998雪夜荀未来踹碎雪人、6岁赵左右重堆三个雪人说出“三人成众”；EP02院心出现第三个雪人；EP10等集三代人在雪人旁密谈</w:t>
             </w:r>
           </w:p>
         </w:tc>
       </w:tr>
       <w:tr>
-        <w:trPr/>
         <w:tc>
           <w:tcPr>
-            <w:tcW w:type="dxa" w:w="2664"/>
+            <w:tcW w:type="dxa" w:w="2376"/>
             <w:vAlign w:val="center"/>
             <w:tcMar>
               <w:top w:w="105" w:type="dxa"/>
@@ -928,7 +970,7 @@
         </w:tc>
         <w:tc>
           <w:tcPr>
-            <w:tcW w:type="dxa" w:w="7704"/>
+            <w:tcW w:type="dxa" w:w="3384"/>
             <w:vAlign w:val="center"/>
             <w:tcMar>
               <w:top w:w="105" w:type="dxa"/>
@@ -951,21 +993,44 @@
                 <w:color w:val="191919"/>
                 <w:sz w:val="19"/>
               </w:rPr>
-              <w:t>【标志性美术陈设与道具锚点】</w:t>
-              <w:br/>
               <w:t>五级水泥台阶、红色铁扶手、一楼单元防盗门</w:t>
-              <w:br/>
-              <w:br/>
+            </w:r>
+          </w:p>
+        </w:tc>
+        <w:tc>
+          <w:tcPr>
+            <w:tcW w:type="dxa" w:w="4608"/>
+            <w:vAlign w:val="center"/>
+            <w:tcMar>
+              <w:top w:w="105" w:type="dxa"/>
+              <w:bottom w:w="105" w:type="dxa"/>
+              <w:left w:w="145" w:type="dxa"/>
+              <w:right w:w="145" w:type="dxa"/>
+            </w:tcMar>
+            <w:shd w:fill="F7FAFC"/>
+          </w:tcPr>
+          <w:p>
+            <w:pPr>
+              <w:spacing w:before="40" w:after="40" w:line="341" w:lineRule="auto"/>
+              <w:jc w:val="left"/>
+            </w:pPr>
+            <w:r/>
+            <w:r>
+              <w:rPr>
+                <w:rFonts w:ascii="Times New Roman" w:hAnsi="Times New Roman" w:eastAsia="宋体"/>
+                <w:b w:val="0"/>
+                <w:color w:val="191919"/>
+                <w:sz w:val="19"/>
+              </w:rPr>
               <w:t>【镜头轴线与动线功能】采用双人正面平视中景机位：承载EP04赵东来与41岁荀未来并坐台阶喝二锅头、赵父伸出冻裂双手嚎啕痛哭的催泪名场面，以及EP20小雪拦路搭讪赵左右</w:t>
             </w:r>
           </w:p>
         </w:tc>
       </w:tr>
       <w:tr>
-        <w:trPr/>
         <w:tc>
           <w:tcPr>
-            <w:tcW w:type="dxa" w:w="2664"/>
+            <w:tcW w:type="dxa" w:w="2376"/>
             <w:vAlign w:val="center"/>
             <w:tcMar>
               <w:top w:w="105" w:type="dxa"/>
@@ -993,7 +1058,7 @@
         </w:tc>
         <w:tc>
           <w:tcPr>
-            <w:tcW w:type="dxa" w:w="7704"/>
+            <w:tcW w:type="dxa" w:w="3384"/>
             <w:vAlign w:val="center"/>
             <w:tcMar>
               <w:top w:w="105" w:type="dxa"/>
@@ -1015,11 +1080,34 @@
                 <w:color w:val="191919"/>
                 <w:sz w:val="19"/>
               </w:rPr>
-              <w:t>【标志性美术陈设与道具锚点】</w:t>
-              <w:br/>
               <w:t>墨绿色大号塑料垃圾桶群、散落雪地的碎纸片、五楼501阳台与卧室窗</w:t>
-              <w:br/>
-              <w:br/>
+            </w:r>
+          </w:p>
+        </w:tc>
+        <w:tc>
+          <w:tcPr>
+            <w:tcW w:type="dxa" w:w="4608"/>
+            <w:vAlign w:val="center"/>
+            <w:tcMar>
+              <w:top w:w="105" w:type="dxa"/>
+              <w:bottom w:w="105" w:type="dxa"/>
+              <w:left w:w="145" w:type="dxa"/>
+              <w:right w:w="145" w:type="dxa"/>
+            </w:tcMar>
+          </w:tcPr>
+          <w:p>
+            <w:pPr>
+              <w:spacing w:before="40" w:after="40" w:line="341" w:lineRule="auto"/>
+              <w:jc w:val="left"/>
+            </w:pPr>
+            <w:r/>
+            <w:r>
+              <w:rPr>
+                <w:rFonts w:ascii="Times New Roman" w:hAnsi="Times New Roman" w:eastAsia="宋体"/>
+                <w:b w:val="0"/>
+                <w:color w:val="191919"/>
+                <w:sz w:val="19"/>
+              </w:rPr>
               <w:t>【镜头轴线与动线功能】构成垂直升降镜头与高低俯仰正反打：承载EP04五楼阳台撒碎纸与楼下赵左右扒雪捡纸十指流血、赵父半夜翻十几个垃圾桶；EP12与EP21楼上卧室推窗与楼下对话；EP22雪路父母含泪送别三个儿子背影</w:t>
             </w:r>
           </w:p>
@@ -1038,7 +1126,7 @@
           <w:color w:val="192D55"/>
           <w:sz w:val="25"/>
         </w:rPr>
-        <w:t>第四章　跨时期/三篇章视觉演变、光影色温体系与视听调度深度解析</w:t>
+        <w:t>第三章　空间心理隐喻与三篇章（白昼·黄昏·黑夜）光影叙事演进</w:t>
       </w:r>
     </w:p>
     <w:p>
@@ -1069,7 +1157,7 @@
           <w:color w:val="141414"/>
           <w:sz w:val="21"/>
         </w:rPr>
-        <w:t>在1998年的大雪夜里（EP01），一个素不相识、情绪失控的成年陌生男人拿着酒瓶在此指着雪人咆哮（“你是不是笑我？……你笑我是吧？我让你笑！”）并一脚踹碎雪人；等那个陌生男人走远后，6岁的幼年赵左右蹲在钠灯暖光下把散落的积雪重新拢起，亲手并排堆起了三个雪人，对着雪人对自己说出“赵左右，老师说，三人成众。你现在不是一个人了。没人再敢欺负你了”，奠定了全剧温暖治愈的灵魂基调（并与EP242012冬夜20岁崩溃的赵左右自己拎着啤酒瓶对微笑雪人哭喊“笑什么？我问你笑什么！”形成跨越24集的宿命微镜像）。</w:t>
+        <w:t>在1998年的大雪夜里，41岁崩溃的荀未来在此踹碎雪人，6岁的幼年赵左右蹲在钠灯暖光下亲手堆起第三个雪人，用童音说出“三个雪人，三人成众，以后就没人再敢欺负你了”，奠定了全剧温暖治愈的灵魂基调。</w:t>
       </w:r>
     </w:p>
     <w:p>
@@ -1115,7 +1203,7 @@
           <w:color w:val="192D55"/>
           <w:sz w:val="25"/>
         </w:rPr>
-        <w:t>第五章　全剧发生于本场景的核心戏剧事件与名场面完整纪实</w:t>
+        <w:t>第四章　本场景在全剧24集中的核心戏剧事件、场面调度与名场面完整纪实</w:t>
       </w:r>
     </w:p>
     <w:p>
@@ -1146,7 +1234,7 @@
           <w:color w:val="141414"/>
           <w:sz w:val="21"/>
         </w:rPr>
-        <w:t>EP01：1998年冬夜，失控成年陌生男人在院里拿酒瓶指雪人怒骂并踹碎雪人，他走远后6岁赵左右冒寒重堆起三个雪人，对自己立下“三人成众，没人再敢欺负你了”誓言；EP02清晨2008年的院落里再次出现并排的三个雪人。</w:t>
+        <w:t>EP01：1998年冬夜，初穿崩溃的41岁荀未来在院里踹碎雪人，6岁赵左右冒寒重堆起三个雪人，立下“三人成众”誓言；EP02清晨2008年的院落里再次出现并排的三个雪人。</w:t>
       </w:r>
     </w:p>
     <w:p>
@@ -1192,7 +1280,7 @@
           <w:color w:val="141414"/>
           <w:sz w:val="22"/>
         </w:rPr>
-        <w:t>3. 识破小雪“去年台风”谎言、楼上推窗喊给钱与风雪夜送别三个儿子（EP20–EP22）</w:t>
+        <w:t>3. 台阶下听见假信真相、舒图长椅骂醒少年、楼上推窗喊给钱与风雪夜送别三个儿子（EP05/EP08/EP21–EP22）</w:t>
       </w:r>
     </w:p>
     <w:p>
@@ -1208,7 +1296,7 @@
           <w:color w:val="141414"/>
           <w:sz w:val="21"/>
         </w:rPr>
-        <w:t>EP20赵左右在院落门口被小雪搭讪，凭其把“前年的台风”说成“去年”当场识破其未来人身份；EP21赵左右在五楼卧室推窗冲院里的小雪喊给门票钱；EP22五口之家饺子宴后，赵东来与刘美奕在院外风雪路上含泪目送16岁、41岁、66岁三个儿子并肩远行。</w:t>
+        <w:t>EP05深夜16岁赵左右在家属院台阶下亲耳听见雪地长椅上的荀未来向赵东来炫耀花半个月工资伪造《刘慈欣回信》真相后含泪狂奔向冰湖；EP08大年初二41岁舒图在院落雪地长椅请小赵喝八王寺甜汽水并将其痛骂激醒；EP21赵左右在五楼卧室推窗冲院里的小雪喊给门票钱；EP22五口之家饺子宴后，赵东来与刘美奕在院外风雪路上含泪目送16岁、41岁、66岁三个儿子并肩远行。</w:t>
       </w:r>
     </w:p>
     <w:sectPr>
